--- a/downloads/student/ai-7-week-15.docx
+++ b/downloads/student/ai-7-week-15.docx
@@ -838,6 +838,16 @@
     <w:p>
       <w:r>
         <w:t>No effect size or real data is supplied. Bonferroni can be conservative and cannot repair invalid p-values or undisclosed outcome-driven test selection.</w:t>
+      </w:r>
+    </w:p>
+    <w:p>
+      <w:r>
+        <w:t>Read the labelled picture: Calculate the six-test cutoff and identify which supplied p-values reject. Why must the team count every planned comparison rather than report only its smallest p-value?</w:t>
+      </w:r>
+    </w:p>
+    <w:p>
+      <w:r>
+        <w:t>Change one thing: The declared family has ten tests instead of six; keep the listed values unchanged. Predict the result before checking the explanation. What remains the same?</w:t>
       </w:r>
     </w:p>
     <w:p>
@@ -1956,6 +1966,187 @@
         <w:t>Attempt the independent case before hints. Record whether you worked alone, used a hint or followed a model. After feedback, fix the first unsupported step and explain why it changed. A later check uses a changed case, not a copied answer.</w:t>
       </w:r>
     </w:p>
+    <w:p>
+      <w:pPr>
+        <w:pStyle w:val="Heading1"/>
+      </w:pPr>
+      <w:r>
+        <w:t>15. Your lesson route</w:t>
+      </w:r>
+    </w:p>
+    <w:p>
+      <w:r>
+        <w:t>Start with this question: Six declared prompt comparisons. A team performs six valid hypothesis tests and applies a predeclared Bonferroni familywise threshold.</w:t>
+      </w:r>
+    </w:p>
+    <w:tbl>
+      <w:tblPr>
+        <w:tblStyle w:val="LightShading-Accent1"/>
+        <w:tblW w:type="auto" w:w="0"/>
+        <w:tblLook w:firstColumn="1" w:firstRow="1" w:lastColumn="0" w:lastRow="0" w:noHBand="0" w:noVBand="1" w:val="04A0"/>
+      </w:tblPr>
+      <w:tblGrid>
+        <w:gridCol w:w="5112"/>
+        <w:gridCol w:w="5112"/>
+      </w:tblGrid>
+      <w:tr>
+        <w:trPr>
+          <w:tblHeader/>
+        </w:trPr>
+        <w:tc>
+          <w:tcPr>
+            <w:tcW w:type="dxa" w:w="5112"/>
+          </w:tcPr>
+          <w:p>
+            <w:r>
+              <w:t>By the end, I can</w:t>
+            </w:r>
+          </w:p>
+        </w:tc>
+        <w:tc>
+          <w:tcPr>
+            <w:tcW w:type="dxa" w:w="5112"/>
+          </w:tcPr>
+          <w:p>
+            <w:r>
+              <w:t>How I will show it</w:t>
+            </w:r>
+          </w:p>
+        </w:tc>
+      </w:tr>
+      <w:tr>
+        <w:tc>
+          <w:tcPr>
+            <w:tcW w:type="dxa" w:w="5112"/>
+          </w:tcPr>
+          <w:p>
+            <w:r>
+              <w:t>Explain the mechanism and terminology of multiple comparisons</w:t>
+            </w:r>
+          </w:p>
+        </w:tc>
+        <w:tc>
+          <w:tcPr>
+            <w:tcW w:type="dxa" w:w="5112"/>
+          </w:tcPr>
+          <w:p>
+            <w:r>
+              <w:t>Explain the deciding step, show a trace or test, and state one limit.</w:t>
+            </w:r>
+          </w:p>
+        </w:tc>
+      </w:tr>
+      <w:tr>
+        <w:tc>
+          <w:tcPr>
+            <w:tcW w:type="dxa" w:w="5112"/>
+          </w:tcPr>
+          <w:p>
+            <w:r>
+              <w:t>Apply the stated procedure to a new case with a traceable result</w:t>
+            </w:r>
+          </w:p>
+        </w:tc>
+        <w:tc>
+          <w:tcPr>
+            <w:tcW w:type="dxa" w:w="5112"/>
+          </w:tcPr>
+          <w:p>
+            <w:r>
+              <w:t>Explain the deciding step, show a trace or test, and state one limit.</w:t>
+            </w:r>
+          </w:p>
+        </w:tc>
+      </w:tr>
+      <w:tr>
+        <w:tc>
+          <w:tcPr>
+            <w:tcW w:type="dxa" w:w="5112"/>
+          </w:tcPr>
+          <w:p>
+            <w:r>
+              <w:t>Identify an assumption or limitation and design a revealing follow-up</w:t>
+            </w:r>
+          </w:p>
+        </w:tc>
+        <w:tc>
+          <w:tcPr>
+            <w:tcW w:type="dxa" w:w="5112"/>
+          </w:tcPr>
+          <w:p>
+            <w:r>
+              <w:t>Explain the deciding step, show a trace or test, and state one limit.</w:t>
+            </w:r>
+          </w:p>
+        </w:tc>
+      </w:tr>
+    </w:tbl>
+    <w:p>
+      <w:r>
+        <w:t>Remember → watch and explain → try with help → investigate → try independently → keep project evidence. Your teacher may spread this lesson across several classes.</w:t>
+      </w:r>
+    </w:p>
+    <w:p>
+      <w:r>
+        <w:t>Keep your first prediction. Compare it with what the evidence shows and explain any change.</w:t>
+      </w:r>
+    </w:p>
+    <w:p>
+      <w:pPr>
+        <w:pStyle w:val="Heading1"/>
+      </w:pPr>
+      <w:r>
+        <w:t>16. Finish and return</w:t>
+      </w:r>
+    </w:p>
+    <w:p>
+      <w:r>
+        <w:t>Close your notes. Explain this goal in your own words: Explain the mechanism and terminology of multiple comparisons</w:t>
+      </w:r>
+    </w:p>
+    <w:p>
+      <w:pPr>
+        <w:pStyle w:val="Heading3"/>
+      </w:pPr>
+      <w:r>
+        <w:t>My deciding step, evidence and one remaining question</w:t>
+      </w:r>
+    </w:p>
+    <w:p>
+      <w:r>
+        <w:t>________________________________________________________________</w:t>
+      </w:r>
+    </w:p>
+    <w:p>
+      <w:r>
+        <w:t>________________________________________________________________</w:t>
+      </w:r>
+    </w:p>
+    <w:p>
+      <w:r>
+        <w:t>________________________________________________________________</w:t>
+      </w:r>
+    </w:p>
+    <w:p>
+      <w:r>
+        <w:t>________________________________________________________________</w:t>
+      </w:r>
+    </w:p>
+    <w:p>
+      <w:r>
+        <w:t>________________________________________________________________</w:t>
+      </w:r>
+    </w:p>
+    <w:p>
+      <w:r>
+        <w:t>If you are unsure, return to the worked picture and explain one arrow. If you are ready, change an input or assumption and justify your prediction.</w:t>
+      </w:r>
+    </w:p>
+    <w:p>
+      <w:r>
+        <w:t>Save your workbook evidence. At the next review, try a different case before opening your old answer.</w:t>
+      </w:r>
+    </w:p>
     <w:sectPr>
       <w:pgSz w:w="12240" w:h="15840"/>
       <w:pgMar w:top="936" w:right="1008" w:bottom="936" w:left="1008" w:header="720" w:footer="720" w:gutter="0"/>

--- a/downloads/student/ai-7-week-15.docx
+++ b/downloads/student/ai-7-week-15.docx
@@ -2147,6 +2147,215 @@
         <w:t>Save your workbook evidence. At the next review, try a different case before opening your old answer.</w:t>
       </w:r>
     </w:p>
+    <w:p>
+      <w:pPr>
+        <w:pStyle w:val="Heading1"/>
+      </w:pPr>
+      <w:r>
+        <w:t>17. Supported practice, repair and portfolio</w:t>
+      </w:r>
+    </w:p>
+    <w:p>
+      <w:r>
+        <w:t>Use this supported practice once, in the browser or on paper. Keep the reserved independent assessment for a separate first attempt before teacher feedback.</w:t>
+      </w:r>
+    </w:p>
+    <w:p>
+      <w:r>
+        <w:t>Six declared prompt comparisons. A team performs six valid hypothesis tests and applies a predeclared Bonferroni familywise threshold.</w:t>
+      </w:r>
+    </w:p>
+    <w:p>
+      <w:pPr>
+        <w:pStyle w:val="Heading3"/>
+      </w:pPr>
+      <w:r>
+        <w:t>Practice 1: explain the deciding evidence</w:t>
+      </w:r>
+    </w:p>
+    <w:p>
+      <w:r>
+        <w:t>Which labelled step matches this detail? Only 0.004 is below 0.00833; the other five do not reject under this rule.</w:t>
+      </w:r>
+    </w:p>
+    <w:p>
+      <w:r>
+        <w:t>1. Apply all six decisions</w:t>
+      </w:r>
+    </w:p>
+    <w:p>
+      <w:r>
+        <w:t>2. Compute corrected threshold</w:t>
+      </w:r>
+    </w:p>
+    <w:p>
+      <w:r>
+        <w:t>3. Count the planned tests</w:t>
+      </w:r>
+    </w:p>
+    <w:p>
+      <w:pPr>
+        <w:pStyle w:val="Heading3"/>
+      </w:pPr>
+      <w:r>
+        <w:t>My selected conclusion, deciding fact and explanation</w:t>
+      </w:r>
+    </w:p>
+    <w:p>
+      <w:r>
+        <w:t>________________________________________________________________</w:t>
+      </w:r>
+    </w:p>
+    <w:p>
+      <w:r>
+        <w:t>________________________________________________________________</w:t>
+      </w:r>
+    </w:p>
+    <w:p>
+      <w:r>
+        <w:t>________________________________________________________________</w:t>
+      </w:r>
+    </w:p>
+    <w:p>
+      <w:r>
+        <w:t>________________________________________________________________</w:t>
+      </w:r>
+    </w:p>
+    <w:p>
+      <w:r>
+        <w:t>________________________________________________________________</w:t>
+      </w:r>
+    </w:p>
+    <w:p>
+      <w:r>
+        <w:t>Hint if needed: Read the steps in the pictorial case. Match the supplied detail to the stage that performs or records it.</w:t>
+      </w:r>
+    </w:p>
+    <w:p>
+      <w:r>
+        <w:t>After your attempt, compare with the supported explanation: Apply all six decisions Only 0.004 is below 0.00833; the other five do not reject under this rule. Searching many comparisons provides more chances for false positives. Bonferroni divides the error allowance across the declared family; valid individual p-values are required. A rejected null is not automatically a large or useful improvement.</w:t>
+      </w:r>
+    </w:p>
+    <w:p>
+      <w:pPr>
+        <w:pStyle w:val="Heading3"/>
+      </w:pPr>
+      <w:r>
+        <w:t>Practice 2: explain the deciding evidence</w:t>
+      </w:r>
+    </w:p>
+    <w:p>
+      <w:r>
+        <w:t>Changed-case practice: The declared family has ten tests instead of six; keep the listed values unchanged. Which conclusion is supported by the supplied facts?</w:t>
+      </w:r>
+    </w:p>
+    <w:p>
+      <w:r>
+        <w:t>1. This one example guarantees correct results for every future input.</w:t>
+      </w:r>
+    </w:p>
+    <w:p>
+      <w:r>
+        <w:t>2. We can decide the result without examining the changed input or the procedure.</w:t>
+      </w:r>
+    </w:p>
+    <w:p>
+      <w:r>
+        <w:t>3. The cutoff becomes 0.005, and only 0.004 among the listed values still rejects.</w:t>
+      </w:r>
+    </w:p>
+    <w:p>
+      <w:pPr>
+        <w:pStyle w:val="Heading3"/>
+      </w:pPr>
+      <w:r>
+        <w:t>My selected conclusion, deciding fact and explanation</w:t>
+      </w:r>
+    </w:p>
+    <w:p>
+      <w:r>
+        <w:t>________________________________________________________________</w:t>
+      </w:r>
+    </w:p>
+    <w:p>
+      <w:r>
+        <w:t>________________________________________________________________</w:t>
+      </w:r>
+    </w:p>
+    <w:p>
+      <w:r>
+        <w:t>________________________________________________________________</w:t>
+      </w:r>
+    </w:p>
+    <w:p>
+      <w:r>
+        <w:t>________________________________________________________________</w:t>
+      </w:r>
+    </w:p>
+    <w:p>
+      <w:r>
+        <w:t>________________________________________________________________</w:t>
+      </w:r>
+    </w:p>
+    <w:p>
+      <w:r>
+        <w:t>Hint if needed: Use the changed condition and the deciding step in the pictorial trace. The answer must say what follows from those facts.</w:t>
+      </w:r>
+    </w:p>
+    <w:p>
+      <w:r>
+        <w:t>After your attempt, compare with the supported explanation: The cutoff becomes 0.005, and only 0.004 among the listed values still rejects. The error allowance is divided among ten tests; all ten results must be reported, including the four not supplied here.</w:t>
+      </w:r>
+    </w:p>
+    <w:p>
+      <w:pPr>
+        <w:pStyle w:val="Heading3"/>
+      </w:pPr>
+      <w:r>
+        <w:t>Repair a missing building block</w:t>
+      </w:r>
+    </w:p>
+    <w:p>
+      <w:r>
+        <w:t>Review Statistical tests and assumptions (ai-7/14). Goal: Explain the mechanism and terminology of statistical tests and assumptions. Short practice: Calculate each paired difference and the observed sum. Count null arrangements with absolute sum at least four, compute p, and explain the decision at threshold 0.05.. Return to this week and explain what you changed.</w:t>
+      </w:r>
+    </w:p>
+    <w:p>
+      <w:r>
+        <w:t>Review Uncertainty intervals (ai-7/12). Goal: Explain the mechanism and terminology of uncertainty intervals. Short practice: Locate -0.8 and zero relative to the supplied interval [-1.4,-0.2]. Interpret the sign and confidence-method meaning, then describe what changes with interval [-1.4,0.3].. Return to this week and explain what you changed.</w:t>
+      </w:r>
+    </w:p>
+    <w:p>
+      <w:r>
+        <w:t>Review Experimental units and independence (ai-7/9). Goal: Explain the mechanism and terminology of experimental units and independence. Short practice: Count independent plants and photo views. Construct the stated group-correct split, then explain why placing a P1 view in evaluation creates leakage for the new-plant goal.. Return to this week and explain what you changed.</w:t>
+      </w:r>
+    </w:p>
+    <w:p>
+      <w:pPr>
+        <w:pStyle w:val="Heading3"/>
+      </w:pPr>
+      <w:r>
+        <w:t>Predict, run and debug</w:t>
+      </w:r>
+    </w:p>
+    <w:p>
+      <w:r>
+        <w:t>The browser lab lets you edit the supported Python examples already included in this lesson. Predict first, run, inspect the actual output or error, change one input, then run again. Keep code, predictions, actual results and a reasoned revision together. On paper, label your result as a trace rather than an execution.</w:t>
+      </w:r>
+    </w:p>
+    <w:p>
+      <w:pPr>
+        <w:pStyle w:val="Heading3"/>
+      </w:pPr>
+      <w:r>
+        <w:t>Keep your completed work</w:t>
+      </w:r>
+    </w:p>
+    <w:p>
+      <w:r>
+        <w:t>Use Download completed work in the hosted lesson to export your answers, reflections, practice feedback and code-run evidence. Open the HTML copy to read or print it. Drafts stay in this browser when storage is available; clear drafts on a shared device.</w:t>
+      </w:r>
+    </w:p>
     <w:sectPr>
       <w:pgSz w:w="12240" w:h="15840"/>
       <w:pgMar w:top="936" w:right="1008" w:bottom="936" w:left="1008" w:header="720" w:footer="720" w:gutter="0"/>

--- a/downloads/student/ai-7-week-15.docx
+++ b/downloads/student/ai-7-week-15.docx
@@ -42,6 +42,11 @@
       </w:r>
     </w:p>
     <w:p>
+      <w:r>
+        <w:t>Start with the target: Explain the mechanism and terminology of multiple comparisons. Try the recall before opening notes.</w:t>
+      </w:r>
+    </w:p>
+    <w:p>
       <w:pPr>
         <w:pStyle w:val="Heading3"/>
       </w:pPr>
@@ -50,17 +55,59 @@
       </w:r>
     </w:p>
     <w:p>
-      <w:r>
-        <w:t>I can explain the mechanism and terminology of multiple comparisons.</w:t>
-      </w:r>
-    </w:p>
-    <w:p>
-      <w:r>
+      <w:pPr>
+        <w:spacing w:line="336" w:lineRule="auto" w:after="180"/>
+      </w:pPr>
+      <w:r>
+        <w:rPr>
+          <w:b w:val="0"/>
+        </w:rPr>
+        <w:t xml:space="preserve">I can explain the </w:t>
+      </w:r>
+      <w:r>
+        <w:rPr>
+          <w:b/>
+        </w:rPr>
+        <w:t>mechanism</w:t>
+      </w:r>
+      <w:r>
+        <w:rPr>
+          <w:b w:val="0"/>
+        </w:rPr>
+        <w:t xml:space="preserve"> and terminology of </w:t>
+      </w:r>
+      <w:r>
+        <w:rPr>
+          <w:b/>
+        </w:rPr>
+        <w:t>multiple comparisons</w:t>
+      </w:r>
+      <w:r>
+        <w:rPr>
+          <w:b w:val="0"/>
+        </w:rPr>
+        <w:t>.</w:t>
+      </w:r>
+    </w:p>
+    <w:p>
+      <w:pPr>
+        <w:spacing w:line="336" w:lineRule="auto" w:after="180"/>
+      </w:pPr>
+      <w:r>
+        <w:rPr>
+          <w:b w:val="0"/>
+        </w:rPr>
         <w:t>I can apply the stated procedure to a new case with a traceable result.</w:t>
       </w:r>
     </w:p>
     <w:p>
-      <w:r>
+      <w:pPr>
+        <w:spacing w:line="336" w:lineRule="auto" w:after="180"/>
+      </w:pPr>
+      <w:r>
+        <w:rPr>
+          <w:b w:val="0"/>
+        </w:rPr>
         <w:t>I can identify an assumption or limitation and design a revealing follow-up.</w:t>
       </w:r>
     </w:p>
@@ -73,47 +120,131 @@
       </w:r>
     </w:p>
     <w:p>
-      <w:r>
+      <w:pPr>
+        <w:spacing w:line="336" w:lineRule="auto" w:after="180"/>
+      </w:pPr>
+      <w:r>
+        <w:rPr>
+          <w:b w:val="0"/>
+        </w:rPr>
         <w:t>Close your notes first. A rough first answer helps us choose the right starting point; it is not a score for your ability.</w:t>
       </w:r>
     </w:p>
     <w:p>
-      <w:r>
+      <w:pPr>
+        <w:spacing w:line="336" w:lineRule="auto" w:after="180"/>
+      </w:pPr>
+      <w:r>
+        <w:rPr>
+          <w:b w:val="0"/>
+        </w:rPr>
         <w:t>Without opening the old lesson, explain one key idea from Statistical tests and assumptions. Give an example and a mistake that the idea helps you avoid.</w:t>
       </w:r>
     </w:p>
     <w:p>
-      <w:r>
+      <w:pPr>
+        <w:spacing w:line="336" w:lineRule="auto" w:after="180"/>
+      </w:pPr>
+      <w:r>
+        <w:rPr>
+          <w:b w:val="0"/>
+        </w:rPr>
         <w:t>Without opening the old lesson, explain one key idea from Uncertainty intervals. Give an example and a mistake that the idea helps you avoid.</w:t>
       </w:r>
     </w:p>
     <w:p>
-      <w:r>
+      <w:pPr>
+        <w:spacing w:line="336" w:lineRule="auto" w:after="180"/>
+      </w:pPr>
+      <w:r>
+        <w:rPr>
+          <w:b w:val="0"/>
+        </w:rPr>
         <w:t>Without opening the old lesson, explain one key idea from Experimental units and independence. Give an example and a mistake that the idea helps you avoid.</w:t>
       </w:r>
     </w:p>
     <w:p>
-      <w:r>
-        <w:t>After trying, check the relevant lesson or ask your teacher. Change the part of your explanation that the evidence shows was wrong.</w:t>
-      </w:r>
-    </w:p>
-    <w:p>
-      <w:r>
+      <w:pPr>
+        <w:spacing w:line="336" w:lineRule="auto" w:after="180"/>
+      </w:pPr>
+      <w:r>
+        <w:rPr>
+          <w:b w:val="0"/>
+        </w:rPr>
+        <w:t xml:space="preserve">After trying, check the relevant lesson or ask your teacher. Change the part of your explanation that the </w:t>
+      </w:r>
+      <w:r>
+        <w:rPr>
+          <w:b/>
+        </w:rPr>
+        <w:t>evidence</w:t>
+      </w:r>
+      <w:r>
+        <w:rPr>
+          <w:b w:val="0"/>
+        </w:rPr>
+        <w:t xml:space="preserve"> shows was wrong.</w:t>
+      </w:r>
+    </w:p>
+    <w:p>
+      <w:pPr>
+        <w:spacing w:line="336" w:lineRule="auto" w:after="180"/>
+      </w:pPr>
+      <w:r>
+        <w:rPr>
+          <w:b w:val="0"/>
+        </w:rPr>
         <w:t>This week you will practise:</w:t>
       </w:r>
     </w:p>
     <w:p>
-      <w:r>
-        <w:t>Explain the mechanism and terminology of multiple comparisons</w:t>
-      </w:r>
-    </w:p>
-    <w:p>
-      <w:r>
+      <w:pPr>
+        <w:spacing w:line="336" w:lineRule="auto" w:after="180"/>
+      </w:pPr>
+      <w:r>
+        <w:rPr>
+          <w:b w:val="0"/>
+        </w:rPr>
+        <w:t xml:space="preserve">Explain the </w:t>
+      </w:r>
+      <w:r>
+        <w:rPr>
+          <w:b/>
+        </w:rPr>
+        <w:t>mechanism</w:t>
+      </w:r>
+      <w:r>
+        <w:rPr>
+          <w:b w:val="0"/>
+        </w:rPr>
+        <w:t xml:space="preserve"> and terminology of </w:t>
+      </w:r>
+      <w:r>
+        <w:rPr>
+          <w:b/>
+        </w:rPr>
+        <w:t>multiple comparisons</w:t>
+      </w:r>
+    </w:p>
+    <w:p>
+      <w:pPr>
+        <w:spacing w:line="336" w:lineRule="auto" w:after="180"/>
+      </w:pPr>
+      <w:r>
+        <w:rPr>
+          <w:b w:val="0"/>
+        </w:rPr>
         <w:t>Apply the stated procedure to a new case with a traceable result</w:t>
       </w:r>
     </w:p>
     <w:p>
-      <w:r>
+      <w:pPr>
+        <w:spacing w:line="336" w:lineRule="auto" w:after="180"/>
+      </w:pPr>
+      <w:r>
+        <w:rPr>
+          <w:b w:val="0"/>
+        </w:rPr>
         <w:t>Identify an assumption or limitation and design a revealing follow-up</w:t>
       </w:r>
     </w:p>
@@ -126,8 +257,38 @@
       </w:r>
     </w:p>
     <w:p>
-      <w:r>
-        <w:t>Recall Statistical tests and assumptions. Explain why a recorded result needs its input conditions and evidence source before it can support a claim.</w:t>
+      <w:pPr>
+        <w:spacing w:line="336" w:lineRule="auto" w:after="180"/>
+      </w:pPr>
+      <w:r>
+        <w:rPr>
+          <w:b w:val="0"/>
+        </w:rPr>
+        <w:t xml:space="preserve">Recall Statistical tests and assumptions. Explain why a recorded result needs its </w:t>
+      </w:r>
+      <w:r>
+        <w:rPr>
+          <w:b/>
+        </w:rPr>
+        <w:t>input</w:t>
+      </w:r>
+      <w:r>
+        <w:rPr>
+          <w:b w:val="0"/>
+        </w:rPr>
+        <w:t xml:space="preserve"> conditions and </w:t>
+      </w:r>
+      <w:r>
+        <w:rPr>
+          <w:b/>
+        </w:rPr>
+        <w:t>evidence</w:t>
+      </w:r>
+      <w:r>
+        <w:rPr>
+          <w:b w:val="0"/>
+        </w:rPr>
+        <w:t xml:space="preserve"> source before it can support a claim.</w:t>
       </w:r>
     </w:p>
     <w:p>
@@ -162,8 +323,26 @@
       </w:r>
     </w:p>
     <w:p>
-      <w:r>
-        <w:t>Explain multiple comparisons using the records and boundaries of this fictional investigation.</w:t>
+      <w:pPr>
+        <w:spacing w:line="336" w:lineRule="auto" w:after="180"/>
+      </w:pPr>
+      <w:r>
+        <w:rPr>
+          <w:b w:val="0"/>
+        </w:rPr>
+        <w:t xml:space="preserve">Explain </w:t>
+      </w:r>
+      <w:r>
+        <w:rPr>
+          <w:b/>
+        </w:rPr>
+        <w:t>multiple comparisons</w:t>
+      </w:r>
+      <w:r>
+        <w:rPr>
+          <w:b w:val="0"/>
+        </w:rPr>
+        <w:t xml:space="preserve"> using the records and boundaries of this fictional investigation.</w:t>
       </w:r>
     </w:p>
     <w:p>
@@ -176,12 +355,40 @@
     </w:p>
     <w:p>
       <w:r>
+        <w:t>Investigate the supplied Multiple comparisons case. Separate observations, given facts and assumptions before choosing an explanation.</w:t>
+      </w:r>
+    </w:p>
+    <w:p>
+      <w:pPr>
+        <w:spacing w:line="336" w:lineRule="auto" w:after="180"/>
+      </w:pPr>
+      <w:r>
+        <w:rPr>
+          <w:b w:val="0"/>
+        </w:rPr>
         <w:t>Testing many hypotheses creates more chances for false discoveries. A family rule must be specified before selecting attractive p-values.</w:t>
       </w:r>
     </w:p>
     <w:p>
-      <w:r>
-        <w:t>Begin by writing the question the procedure is intended to answer. Identify the information already supplied, the information it will produce and the information still missing. These are constructed classroom examples; they do not require live accounts, private records or an external service. Do not treat a plausible explanation as a measured outcome.</w:t>
+      <w:pPr>
+        <w:spacing w:line="336" w:lineRule="auto" w:after="180"/>
+      </w:pPr>
+      <w:r>
+        <w:rPr>
+          <w:b w:val="0"/>
+        </w:rPr>
+        <w:t>Begin by writing the question the procedure is intended to answer. Identify the information already supplied, the information it will produce and the information still missing.</w:t>
+      </w:r>
+    </w:p>
+    <w:p>
+      <w:pPr>
+        <w:spacing w:line="336" w:lineRule="auto" w:after="180"/>
+      </w:pPr>
+      <w:r>
+        <w:rPr>
+          <w:b w:val="0"/>
+        </w:rPr>
+        <w:t>These are constructed classroom examples; they do not require live accounts, private records or an external service. Do not treat a plausible explanation as a measured outcome.</w:t>
       </w:r>
     </w:p>
     <w:p>
@@ -217,7 +424,30 @@
     </w:p>
     <w:p>
       <w:r>
-        <w:t>For this exercise use Bonferroni:family alpha .05 divided by number of tests m; reject each test when its valid p-value is at most .05/m. This controls the family error by a bound without requiring independent tests.</w:t>
+        <w:t>Follow the mechanism for Multiple comparisons. Connect each labelled input, deciding step and result.</w:t>
+      </w:r>
+    </w:p>
+    <w:p>
+      <w:pPr>
+        <w:spacing w:line="336" w:lineRule="auto" w:after="180"/>
+      </w:pPr>
+      <w:r>
+        <w:rPr>
+          <w:b w:val="0"/>
+        </w:rPr>
+        <w:t xml:space="preserve">For this exercise use Bonferroni:family alpha .05 divided by number of tests m; reject each test when its valid p-value is at most .05/m. This controls the </w:t>
+      </w:r>
+      <w:r>
+        <w:rPr>
+          <w:b/>
+        </w:rPr>
+        <w:t>family error</w:t>
+      </w:r>
+      <w:r>
+        <w:rPr>
+          <w:b w:val="0"/>
+        </w:rPr>
+        <w:t xml:space="preserve"> by a bound without requiring independent tests.</w:t>
       </w:r>
     </w:p>
     <w:p>
@@ -313,8 +543,49 @@
       </w:r>
     </w:p>
     <w:p>
-      <w:r>
-        <w:t>Before applying the procedure, write its units, denominator or decision boundary where relevant. A partner should be able to repeat each step using the same inputs. If a required input is absent or violates the stated contract, record that condition explicitly instead of quietly replacing it with a convenient value.</w:t>
+      <w:pPr>
+        <w:spacing w:line="336" w:lineRule="auto" w:after="180"/>
+      </w:pPr>
+      <w:r>
+        <w:rPr>
+          <w:b w:val="0"/>
+        </w:rPr>
+        <w:t xml:space="preserve">Before applying the procedure, write its units, denominator or decision boundary where relevant. A partner should be able to repeat each step using the same </w:t>
+      </w:r>
+      <w:r>
+        <w:rPr>
+          <w:b/>
+        </w:rPr>
+        <w:t>input</w:t>
+      </w:r>
+      <w:r>
+        <w:rPr>
+          <w:b w:val="0"/>
+        </w:rPr>
+        <w:t>s.</w:t>
+      </w:r>
+    </w:p>
+    <w:p>
+      <w:pPr>
+        <w:spacing w:line="336" w:lineRule="auto" w:after="180"/>
+      </w:pPr>
+      <w:r>
+        <w:rPr>
+          <w:b w:val="0"/>
+        </w:rPr>
+        <w:t xml:space="preserve">If a required </w:t>
+      </w:r>
+      <w:r>
+        <w:rPr>
+          <w:b/>
+        </w:rPr>
+        <w:t>input</w:t>
+      </w:r>
+      <w:r>
+        <w:rPr>
+          <w:b w:val="0"/>
+        </w:rPr>
+        <w:t xml:space="preserve"> is absent or violates the stated contract, record that condition explicitly instead of quietly replacing it with a convenient value.</w:t>
       </w:r>
     </w:p>
     <w:p>
@@ -326,8 +597,26 @@
       </w:r>
     </w:p>
     <w:p>
-      <w:r>
-        <w:t>Point to the input, the deciding step and the result in this week’s visual. Explain the same step in ordinary words. A picture helps when you can say what each part represents.</w:t>
+      <w:pPr>
+        <w:spacing w:line="336" w:lineRule="auto" w:after="180"/>
+      </w:pPr>
+      <w:r>
+        <w:rPr>
+          <w:b w:val="0"/>
+        </w:rPr>
+        <w:t xml:space="preserve">Point to the </w:t>
+      </w:r>
+      <w:r>
+        <w:rPr>
+          <w:b/>
+        </w:rPr>
+        <w:t>input</w:t>
+      </w:r>
+      <w:r>
+        <w:rPr>
+          <w:b w:val="0"/>
+        </w:rPr>
+        <w:t>, the deciding step and the result in this week’s visual. Explain the same step in ordinary words. A picture helps when you can say what each part represents.</w:t>
       </w:r>
     </w:p>
     <w:p>
@@ -339,6 +628,11 @@
       </w:r>
     </w:p>
     <w:p>
+      <w:r>
+        <w:t>Compare the supplied cases for Multiple comparisons. Identify the detail that changes the conclusion.</w:t>
+      </w:r>
+    </w:p>
+    <w:p>
       <w:pPr>
         <w:pStyle w:val="Heading3"/>
       </w:pPr>
@@ -347,7 +641,13 @@
       </w:r>
     </w:p>
     <w:p>
-      <w:r>
+      <w:pPr>
+        <w:spacing w:line="336" w:lineRule="auto" w:after="180"/>
+      </w:pPr>
+      <w:r>
+        <w:rPr>
+          <w:b w:val="0"/>
+        </w:rPr>
         <w:t>Five tests have p-values .009, .012, .3, .4, .8. Show the intermediate steps and give the conclusion with its scope.</w:t>
       </w:r>
     </w:p>
@@ -393,17 +693,68 @@
       </w:r>
     </w:p>
     <w:p>
-      <w:r>
+      <w:pPr>
+        <w:pStyle w:val="Heading3"/>
+      </w:pPr>
+      <w:r>
+        <w:t>Change one thing</w:t>
+      </w:r>
+    </w:p>
+    <w:p>
+      <w:pPr>
+        <w:spacing w:line="336" w:lineRule="auto" w:after="180"/>
+        <w:shd w:fill="F5F1FB"/>
+      </w:pPr>
+      <w:r>
+        <w:rPr>
+          <w:b w:val="0"/>
+        </w:rPr>
         <w:t>Change: The declared family has ten tests instead of six; keep the listed values unchanged.</w:t>
       </w:r>
     </w:p>
     <w:p>
-      <w:r>
-        <w:t>Prediction: The cutoff becomes 0.005, and only 0.004 among the listed values still rejects.</w:t>
-      </w:r>
-    </w:p>
-    <w:p>
-      <w:r>
+      <w:pPr>
+        <w:pStyle w:val="Heading3"/>
+      </w:pPr>
+      <w:r>
+        <w:t>Predicted result</w:t>
+      </w:r>
+    </w:p>
+    <w:p>
+      <w:pPr>
+        <w:spacing w:line="336" w:lineRule="auto" w:after="180"/>
+        <w:shd w:fill="F1F6FC"/>
+      </w:pPr>
+      <w:r>
+        <w:rPr>
+          <w:b/>
+        </w:rPr>
+        <w:t>Prediction</w:t>
+      </w:r>
+      <w:r>
+        <w:rPr>
+          <w:b w:val="0"/>
+        </w:rPr>
+        <w:t>: The cutoff becomes 0.005, and only 0.004 among the listed values still rejects.</w:t>
+      </w:r>
+    </w:p>
+    <w:p>
+      <w:pPr>
+        <w:pStyle w:val="Heading3"/>
+      </w:pPr>
+      <w:r>
+        <w:t>Why the result follows</w:t>
+      </w:r>
+    </w:p>
+    <w:p>
+      <w:pPr>
+        <w:spacing w:line="336" w:lineRule="auto" w:after="180"/>
+        <w:shd w:fill="F1F6FC"/>
+      </w:pPr>
+      <w:r>
+        <w:rPr>
+          <w:b w:val="0"/>
+        </w:rPr>
         <w:t>Reason: The error allowance is divided among ten tests; all ten results must be reported, including the four not supplied here.</w:t>
       </w:r>
     </w:p>
@@ -413,6 +764,11 @@
       </w:pPr>
       <w:r>
         <w:t>05. Words that unlock the idea</w:t>
+      </w:r>
+    </w:p>
+    <w:p>
+      <w:r>
+        <w:t>Use the vocabulary of Multiple comparisons to explain a concrete decision, rather than only memorising definitions.</w:t>
       </w:r>
     </w:p>
     <w:tbl>
@@ -550,22 +906,141 @@
     </w:p>
     <w:p>
       <w:r>
+        <w:t>Follow the worked trace for Multiple comparisons, predict a step, then compare with its explanation.</w:t>
+      </w:r>
+    </w:p>
+    <w:p>
+      <w:pPr>
+        <w:spacing w:line="336" w:lineRule="auto" w:after="180"/>
+      </w:pPr>
+      <w:r>
+        <w:rPr>
+          <w:b w:val="0"/>
+        </w:rPr>
         <w:t>Five tests have p-values .009, .012, .3, .4, .8.</w:t>
       </w:r>
     </w:p>
     <w:p>
-      <w:r>
+      <w:pPr>
+        <w:spacing w:line="336" w:lineRule="auto" w:after="180"/>
+      </w:pPr>
+      <w:r>
+        <w:rPr>
+          <w:b w:val="0"/>
+        </w:rPr>
         <w:t>Threshold .01; only .009 rejected. An unadjusted .05 rule would also reject .012 and change family control.</w:t>
       </w:r>
     </w:p>
     <w:p>
-      <w:r>
-        <w:t>Compare the intermediate evidence with the final statement. Explain why each number or decision follows from the stated inputs. The conclusion belongs to this scenario and procedure; changing the inputs, evaluation population or authority can change what it establishes. Retain the raw record so a later revision can be compared honestly.</w:t>
-      </w:r>
-    </w:p>
-    <w:p>
-      <w:r>
-        <w:t>Optional local lab: predict the printed result before running this standalone Python 3 example. Change one relevant boundary input, record the outcome and state the contract or statistical assumptions. The program uses fictional values and the Python standard library; it performs no external operations.</w:t>
+      <w:pPr>
+        <w:pStyle w:val="Heading3"/>
+      </w:pPr>
+      <w:r>
+        <w:t>Worked explanation · Multiple comparisons</w:t>
+      </w:r>
+    </w:p>
+    <w:p>
+      <w:pPr>
+        <w:spacing w:line="336" w:lineRule="auto" w:after="180"/>
+        <w:shd w:fill="F1F6FC"/>
+      </w:pPr>
+      <w:r>
+        <w:rPr>
+          <w:b w:val="0"/>
+        </w:rPr>
+        <w:t xml:space="preserve">Compare the intermediate </w:t>
+      </w:r>
+      <w:r>
+        <w:rPr>
+          <w:b/>
+        </w:rPr>
+        <w:t>evidence</w:t>
+      </w:r>
+      <w:r>
+        <w:rPr>
+          <w:b w:val="0"/>
+        </w:rPr>
+        <w:t xml:space="preserve"> with the final statement. Explain why each number or decision follows from the stated </w:t>
+      </w:r>
+      <w:r>
+        <w:rPr>
+          <w:b/>
+        </w:rPr>
+        <w:t>input</w:t>
+      </w:r>
+      <w:r>
+        <w:rPr>
+          <w:b w:val="0"/>
+        </w:rPr>
+        <w:t>s.</w:t>
+      </w:r>
+    </w:p>
+    <w:p>
+      <w:pPr>
+        <w:spacing w:line="336" w:lineRule="auto" w:after="180"/>
+        <w:shd w:fill="F1F6FC"/>
+      </w:pPr>
+      <w:r>
+        <w:rPr>
+          <w:b w:val="0"/>
+        </w:rPr>
+        <w:t xml:space="preserve">The conclusion belongs to this scenario and procedure; changing the </w:t>
+      </w:r>
+      <w:r>
+        <w:rPr>
+          <w:b/>
+        </w:rPr>
+        <w:t>input</w:t>
+      </w:r>
+      <w:r>
+        <w:rPr>
+          <w:b w:val="0"/>
+        </w:rPr>
+        <w:t>s, evaluation population or authority can change what it establishes. Retain the raw record so a later revision can be compared honestly.</w:t>
+      </w:r>
+    </w:p>
+    <w:p>
+      <w:pPr>
+        <w:pStyle w:val="Heading3"/>
+      </w:pPr>
+      <w:r>
+        <w:t>Worked explanation · Multiple comparisons</w:t>
+      </w:r>
+    </w:p>
+    <w:p>
+      <w:pPr>
+        <w:spacing w:line="336" w:lineRule="auto" w:after="180"/>
+        <w:shd w:fill="F1F6FC"/>
+      </w:pPr>
+      <w:r>
+        <w:rPr>
+          <w:b w:val="0"/>
+        </w:rPr>
+        <w:t xml:space="preserve">Optional local lab: predict the printed result before running this standalone Python 3 example. Change one relevant boundary </w:t>
+      </w:r>
+      <w:r>
+        <w:rPr>
+          <w:b/>
+        </w:rPr>
+        <w:t>input</w:t>
+      </w:r>
+      <w:r>
+        <w:rPr>
+          <w:b w:val="0"/>
+        </w:rPr>
+        <w:t>, record the outcome and state the contract or statistical assumptions.</w:t>
+      </w:r>
+    </w:p>
+    <w:p>
+      <w:pPr>
+        <w:spacing w:line="336" w:lineRule="auto" w:after="180"/>
+        <w:shd w:fill="F1F6FC"/>
+      </w:pPr>
+      <w:r>
+        <w:rPr>
+          <w:b w:val="0"/>
+        </w:rPr>
+        <w:t>The program uses fictional values and the Python standard library; it performs no external operations.</w:t>
       </w:r>
     </w:p>
     <w:p>
@@ -597,7 +1072,13 @@
       </w:r>
     </w:p>
     <w:p>
-      <w:r>
+      <w:pPr>
+        <w:spacing w:line="336" w:lineRule="auto" w:after="180"/>
+      </w:pPr>
+      <w:r>
+        <w:rPr>
+          <w:b w:val="0"/>
+        </w:rPr>
         <w:t>Cover the result before checking it. Say what is given, choose the procedure, and follow one step at a time. Then uncover the result and explain your first mismatch. Ask why a step is allowed, not only what number it produces.</w:t>
       </w:r>
     </w:p>
@@ -610,7 +1091,13 @@
       </w:r>
     </w:p>
     <w:p>
-      <w:r>
+      <w:pPr>
+        <w:spacing w:line="336" w:lineRule="auto" w:after="180"/>
+      </w:pPr>
+      <w:r>
+        <w:rPr>
+          <w:b w:val="0"/>
+        </w:rPr>
         <w:t>Six declared prompt comparisons. A team performs six valid hypothesis tests and applies a predeclared Bonferroni familywise threshold.</w:t>
       </w:r>
     </w:p>
@@ -623,7 +1110,22 @@
       </w:r>
     </w:p>
     <w:p>
-      <w:r>
+      <w:pPr>
+        <w:pStyle w:val="Heading3"/>
+      </w:pPr>
+      <w:r>
+        <w:t>Supplied facts</w:t>
+      </w:r>
+    </w:p>
+    <w:p>
+      <w:pPr>
+        <w:spacing w:line="336" w:lineRule="auto" w:after="180"/>
+        <w:shd w:fill="F1F6FC"/>
+      </w:pPr>
+      <w:r>
+        <w:rPr>
+          <w:b w:val="0"/>
+        </w:rPr>
         <w:t>Familywise alpha=0.05. Supplied unadjusted p-values are 0.004,0.012,0.02,0.08,0.4,0.9. These values are stipulated, not calculated from invented data.</w:t>
       </w:r>
     </w:p>
@@ -823,30 +1325,102 @@
       </w:r>
     </w:p>
     <w:p>
-      <w:r>
-        <w:t>Searching many comparisons provides more chances for false positives. Bonferroni divides the error allowance across the declared family; valid individual p-values are required. A rejected null is not automatically a large or useful improvement.</w:t>
-      </w:r>
-    </w:p>
-    <w:p>
       <w:pPr>
         <w:pStyle w:val="Heading3"/>
       </w:pPr>
       <w:r>
+        <w:t>Why the result follows</w:t>
+      </w:r>
+    </w:p>
+    <w:p>
+      <w:pPr>
+        <w:spacing w:line="336" w:lineRule="auto" w:after="180"/>
+        <w:shd w:fill="F1F6FC"/>
+      </w:pPr>
+      <w:r>
+        <w:rPr>
+          <w:b w:val="0"/>
+        </w:rPr>
+        <w:t>Searching many comparisons provides more chances for false positives. Bonferroni divides the error allowance across the declared family; valid individual p-values are required.</w:t>
+      </w:r>
+    </w:p>
+    <w:p>
+      <w:pPr>
+        <w:spacing w:line="336" w:lineRule="auto" w:after="180"/>
+        <w:shd w:fill="F1F6FC"/>
+      </w:pPr>
+      <w:r>
+        <w:rPr>
+          <w:b w:val="0"/>
+        </w:rPr>
+        <w:t>A rejected null is not automatically a large or useful improvement.</w:t>
+      </w:r>
+    </w:p>
+    <w:p>
+      <w:pPr>
+        <w:pStyle w:val="Heading3"/>
+      </w:pPr>
+      <w:r>
         <w:t>What this example does not establish</w:t>
       </w:r>
     </w:p>
     <w:p>
-      <w:r>
+      <w:pPr>
+        <w:pStyle w:val="Heading3"/>
+      </w:pPr>
+      <w:r>
+        <w:t>Keep the stated limit</w:t>
+      </w:r>
+    </w:p>
+    <w:p>
+      <w:pPr>
+        <w:spacing w:line="336" w:lineRule="auto" w:after="180"/>
+        <w:shd w:fill="FFF5E6"/>
+      </w:pPr>
+      <w:r>
+        <w:rPr>
+          <w:b w:val="0"/>
+        </w:rPr>
         <w:t>No effect size or real data is supplied. Bonferroni can be conservative and cannot repair invalid p-values or undisclosed outcome-driven test selection.</w:t>
       </w:r>
     </w:p>
     <w:p>
-      <w:r>
+      <w:pPr>
+        <w:pStyle w:val="Heading3"/>
+      </w:pPr>
+      <w:r>
+        <w:t>Keep the stated limit</w:t>
+      </w:r>
+    </w:p>
+    <w:p>
+      <w:pPr>
+        <w:spacing w:line="336" w:lineRule="auto" w:after="180"/>
+        <w:shd w:fill="FFF5E6"/>
+      </w:pPr>
+      <w:r>
+        <w:rPr>
+          <w:b w:val="0"/>
+        </w:rPr>
         <w:t>Read the labelled picture: Calculate the six-test cutoff and identify which supplied p-values reject. Why must the team count every planned comparison rather than report only its smallest p-value?</w:t>
       </w:r>
     </w:p>
     <w:p>
-      <w:r>
+      <w:pPr>
+        <w:pStyle w:val="Heading3"/>
+      </w:pPr>
+      <w:r>
+        <w:t>Keep the stated limit</w:t>
+      </w:r>
+    </w:p>
+    <w:p>
+      <w:pPr>
+        <w:spacing w:line="336" w:lineRule="auto" w:after="180"/>
+        <w:shd w:fill="FFF5E6"/>
+      </w:pPr>
+      <w:r>
+        <w:rPr>
+          <w:b w:val="0"/>
+        </w:rPr>
         <w:t>Change one thing: The declared family has ten tests instead of six; keep the listed values unchanged. Predict the result before checking the explanation. What remains the same?</w:t>
       </w:r>
     </w:p>
@@ -860,19 +1434,69 @@
     </w:p>
     <w:p>
       <w:r>
+        <w:t>Find the unsupported step in the Multiple comparisons claim and explain a repair using the supplied evidence.</w:t>
+      </w:r>
+    </w:p>
+    <w:p>
+      <w:pPr>
+        <w:spacing w:line="336" w:lineRule="auto" w:after="180"/>
+      </w:pPr>
+      <w:r>
+        <w:rPr>
+          <w:b w:val="0"/>
+        </w:rPr>
         <w:t>Adjustment cannot repair invalid tests, post-hoc outcome selection or unreported analyses.</w:t>
       </w:r>
     </w:p>
     <w:p>
-      <w:r>
-        <w:t>A useful check asks what would make the reasoning fail. Distinguish a failure to execute the declared procedure from a weakness in the procedure itself. The first may require a correction; the second requires an explicitly revised method and new evidence. Preserve unsuccessful cases so an improved result cannot hide the original problem.</w:t>
-      </w:r>
-    </w:p>
-    <w:p>
       <w:pPr>
         <w:pStyle w:val="Heading3"/>
       </w:pPr>
       <w:r>
+        <w:t>Check the claim against the facts</w:t>
+      </w:r>
+    </w:p>
+    <w:p>
+      <w:pPr>
+        <w:spacing w:line="336" w:lineRule="auto" w:after="180"/>
+        <w:shd w:fill="FFF5E6"/>
+      </w:pPr>
+      <w:r>
+        <w:rPr>
+          <w:b w:val="0"/>
+        </w:rPr>
+        <w:t>A useful check asks what would make the reasoning fail. Distinguish a failure to execute the declared procedure from a weakness in the procedure itself.</w:t>
+      </w:r>
+    </w:p>
+    <w:p>
+      <w:pPr>
+        <w:spacing w:line="336" w:lineRule="auto" w:after="180"/>
+        <w:shd w:fill="FFF5E6"/>
+      </w:pPr>
+      <w:r>
+        <w:rPr>
+          <w:b w:val="0"/>
+        </w:rPr>
+        <w:t xml:space="preserve">The first may require a correction; the second requires an explicitly revised method and new </w:t>
+      </w:r>
+      <w:r>
+        <w:rPr>
+          <w:b/>
+        </w:rPr>
+        <w:t>evidence</w:t>
+      </w:r>
+      <w:r>
+        <w:rPr>
+          <w:b w:val="0"/>
+        </w:rPr>
+        <w:t>. Preserve unsuccessful cases so an improved result cannot hide the original problem.</w:t>
+      </w:r>
+    </w:p>
+    <w:p>
+      <w:pPr>
+        <w:pStyle w:val="Heading3"/>
+      </w:pPr>
+      <w:r>
         <w:t>Guided: restate the worked result, then name the assumption or limitation that prevents a broader conclusion.</w:t>
       </w:r>
     </w:p>
@@ -910,7 +1534,13 @@
       </w:r>
     </w:p>
     <w:p>
-      <w:r>
+      <w:pPr>
+        <w:spacing w:line="336" w:lineRule="auto" w:after="180"/>
+      </w:pPr>
+      <w:r>
+        <w:rPr>
+          <w:b w:val="0"/>
+        </w:rPr>
         <w:t>A report omits this qualification: Adjustment cannot repair invalid tests, post-hoc outcome selection or unreported analyses. Explain how omitting it could change a reader's interpretation, and write an accurate replacement.</w:t>
       </w:r>
     </w:p>
@@ -962,7 +1592,54 @@
     </w:p>
     <w:p>
       <w:r>
-        <w:t>Explain the weekly mechanism in your own words. Use the worked scenario to name its input, decision rule and output.</w:t>
+        <w:t>Practise Multiple comparisons with support, then explain the deciding step in your own words.</w:t>
+      </w:r>
+    </w:p>
+    <w:p>
+      <w:pPr>
+        <w:spacing w:line="336" w:lineRule="auto" w:after="180"/>
+      </w:pPr>
+      <w:r>
+        <w:rPr>
+          <w:b w:val="0"/>
+        </w:rPr>
+        <w:t xml:space="preserve">Explain the weekly </w:t>
+      </w:r>
+      <w:r>
+        <w:rPr>
+          <w:b/>
+        </w:rPr>
+        <w:t>mechanism</w:t>
+      </w:r>
+      <w:r>
+        <w:rPr>
+          <w:b w:val="0"/>
+        </w:rPr>
+        <w:t xml:space="preserve"> in your own words. Use the worked scenario to name its </w:t>
+      </w:r>
+      <w:r>
+        <w:rPr>
+          <w:b/>
+        </w:rPr>
+        <w:t>input</w:t>
+      </w:r>
+      <w:r>
+        <w:rPr>
+          <w:b w:val="0"/>
+        </w:rPr>
+        <w:t xml:space="preserve">, decision rule and </w:t>
+      </w:r>
+      <w:r>
+        <w:rPr>
+          <w:b/>
+        </w:rPr>
+        <w:t>output</w:t>
+      </w:r>
+      <w:r>
+        <w:rPr>
+          <w:b w:val="0"/>
+        </w:rPr>
+        <w:t>.</w:t>
       </w:r>
     </w:p>
     <w:p>
@@ -1035,8 +1712,38 @@
       </w:r>
     </w:p>
     <w:p>
-      <w:r>
-        <w:t>Use workbook W2 for the connected example “Multiple comparisons”. First fill the input and rule boxes. Try the middle steps before asking for a hint. After a hint, try the next step yourself.</w:t>
+      <w:pPr>
+        <w:spacing w:line="336" w:lineRule="auto" w:after="180"/>
+      </w:pPr>
+      <w:r>
+        <w:rPr>
+          <w:b w:val="0"/>
+        </w:rPr>
+        <w:t>Use workbook W2 for the connected example “</w:t>
+      </w:r>
+      <w:r>
+        <w:rPr>
+          <w:b/>
+        </w:rPr>
+        <w:t>Multiple comparisons</w:t>
+      </w:r>
+      <w:r>
+        <w:rPr>
+          <w:b w:val="0"/>
+        </w:rPr>
+        <w:t xml:space="preserve">”. First fill the </w:t>
+      </w:r>
+      <w:r>
+        <w:rPr>
+          <w:b/>
+        </w:rPr>
+        <w:t>input</w:t>
+      </w:r>
+      <w:r>
+        <w:rPr>
+          <w:b w:val="0"/>
+        </w:rPr>
+        <w:t xml:space="preserve"> and rule boxes. Try the middle steps before asking for a hint. After a hint, try the next step yourself.</w:t>
       </w:r>
     </w:p>
     <w:tbl>
@@ -1119,7 +1826,13 @@
       </w:tr>
     </w:tbl>
     <w:p>
-      <w:r>
+      <w:pPr>
+        <w:spacing w:line="336" w:lineRule="auto" w:after="180"/>
+      </w:pPr>
+      <w:r>
+        <w:rPr>
+          <w:b w:val="0"/>
+        </w:rPr>
         <w:t>Explain your trace to a partner. Your partner points to one step to check. Swap roles on the next case. Each person writes their own explanation.</w:t>
       </w:r>
     </w:p>
@@ -1132,12 +1845,47 @@
       </w:r>
     </w:p>
     <w:p>
-      <w:r>
-        <w:t>Use the worked case for Multiple comparisons. Proposed explanation: “The worked result establishes every future case”. Decide whether this explanation is supported. Point to the step or supplied fact that decides; explain your repair if needed.</w:t>
-      </w:r>
-    </w:p>
-    <w:p>
-      <w:r>
+      <w:pPr>
+        <w:spacing w:line="336" w:lineRule="auto" w:after="180"/>
+      </w:pPr>
+      <w:r>
+        <w:rPr>
+          <w:b w:val="0"/>
+        </w:rPr>
+        <w:t xml:space="preserve">Use the worked case for </w:t>
+      </w:r>
+      <w:r>
+        <w:rPr>
+          <w:b/>
+        </w:rPr>
+        <w:t>Multiple comparisons</w:t>
+      </w:r>
+      <w:r>
+        <w:rPr>
+          <w:b w:val="0"/>
+        </w:rPr>
+        <w:t>. Proposed explanation: “The worked result establishes every future case”. Decide whether this explanation is supported.</w:t>
+      </w:r>
+    </w:p>
+    <w:p>
+      <w:pPr>
+        <w:spacing w:line="336" w:lineRule="auto" w:after="180"/>
+      </w:pPr>
+      <w:r>
+        <w:rPr>
+          <w:b w:val="0"/>
+        </w:rPr>
+        <w:t>Point to the step or supplied fact that decides; explain your repair if needed.</w:t>
+      </w:r>
+    </w:p>
+    <w:p>
+      <w:pPr>
+        <w:spacing w:line="336" w:lineRule="auto" w:after="180"/>
+      </w:pPr>
+      <w:r>
+        <w:rPr>
+          <w:b w:val="0"/>
+        </w:rPr>
         <w:t>Answer on your own before discussion. If you are unsure, say which step you need help with.</w:t>
       </w:r>
     </w:p>
@@ -1150,7 +1898,14 @@
       </w:r>
     </w:p>
     <w:p>
-      <w:r>
+      <w:pPr>
+        <w:spacing w:line="336" w:lineRule="auto" w:after="180"/>
+        <w:shd w:fill="F5F1FB"/>
+      </w:pPr>
+      <w:r>
+        <w:rPr>
+          <w:b w:val="0"/>
+        </w:rPr>
         <w:t>Calculate the six-test cutoff and identify which supplied p-values reject. Why must the team count every planned comparison rather than report only its smallest p-value?</w:t>
       </w:r>
     </w:p>
@@ -1183,7 +1938,13 @@
       </w:r>
     </w:p>
     <w:p>
-      <w:r>
+      <w:pPr>
+        <w:spacing w:line="336" w:lineRule="auto" w:after="180"/>
+      </w:pPr>
+      <w:r>
+        <w:rPr>
+          <w:b w:val="0"/>
+        </w:rPr>
         <w:t>This is supported practice. Keep the separately named independent case for an attempt before feedback.</w:t>
       </w:r>
     </w:p>
@@ -1196,6 +1957,11 @@
       </w:r>
     </w:p>
     <w:p>
+      <w:r>
+        <w:t>Investigate Multiple comparisons. Record the prediction, actual observation or labelled paper trace, explanation and next test separately.</w:t>
+      </w:r>
+    </w:p>
+    <w:p>
       <w:pPr>
         <w:pStyle w:val="Heading3"/>
       </w:pPr>
@@ -1204,7 +1970,13 @@
       </w:r>
     </w:p>
     <w:p>
-      <w:r>
+      <w:pPr>
+        <w:spacing w:line="336" w:lineRule="auto" w:after="180"/>
+      </w:pPr>
+      <w:r>
+        <w:rPr>
+          <w:b w:val="0"/>
+        </w:rPr>
         <w:t>Five tests have p-values .009, .012, .3, .4, .8. Show the intermediate steps and give the conclusion with its scope.</w:t>
       </w:r>
     </w:p>
@@ -1365,7 +2137,13 @@
       </w:tr>
     </w:tbl>
     <w:p>
-      <w:r>
+      <w:pPr>
+        <w:spacing w:line="336" w:lineRule="auto" w:after="180"/>
+      </w:pPr>
+      <w:r>
+        <w:rPr>
+          <w:b w:val="0"/>
+        </w:rPr>
         <w:t>On paper, trace the supplied procedure. If code is provided, predict before running it in a local practice file. Never write an expected answer as though it were an observed run.</w:t>
       </w:r>
     </w:p>
@@ -1378,7 +2156,13 @@
       </w:r>
     </w:p>
     <w:p>
-      <w:r>
+      <w:pPr>
+        <w:spacing w:line="336" w:lineRule="auto" w:after="180"/>
+      </w:pPr>
+      <w:r>
+        <w:rPr>
+          <w:b w:val="0"/>
+        </w:rPr>
         <w:t>Before trying: what do I expect, and why? While trying: which step could first go wrong? Afterwards: what did I actually observe, and what should change? Keep “not run” if you only traced the procedure.</w:t>
       </w:r>
     </w:p>
@@ -1391,6 +2175,11 @@
       </w:r>
     </w:p>
     <w:p>
+      <w:r>
+        <w:t>Move from recall to tracing, diagnosis and transfer in Multiple comparisons. Explain why each step is justified.</w:t>
+      </w:r>
+    </w:p>
+    <w:p>
       <w:pPr>
         <w:pStyle w:val="Heading3"/>
       </w:pPr>
@@ -1399,18 +2188,83 @@
       </w:r>
     </w:p>
     <w:p>
-      <w:r>
-        <w:t>Explain the weekly mechanism in your own words. Use the worked scenario to name its input, decision rule and output.</w:t>
-      </w:r>
-    </w:p>
-    <w:p>
-      <w:r>
+      <w:pPr>
+        <w:spacing w:line="336" w:lineRule="auto" w:after="180"/>
+      </w:pPr>
+      <w:r>
+        <w:rPr>
+          <w:b w:val="0"/>
+        </w:rPr>
+        <w:t xml:space="preserve">Explain the weekly </w:t>
+      </w:r>
+      <w:r>
+        <w:rPr>
+          <w:b/>
+        </w:rPr>
+        <w:t>mechanism</w:t>
+      </w:r>
+      <w:r>
+        <w:rPr>
+          <w:b w:val="0"/>
+        </w:rPr>
+        <w:t xml:space="preserve"> in your own words. Use the worked scenario to name its </w:t>
+      </w:r>
+      <w:r>
+        <w:rPr>
+          <w:b/>
+        </w:rPr>
+        <w:t>input</w:t>
+      </w:r>
+      <w:r>
+        <w:rPr>
+          <w:b w:val="0"/>
+        </w:rPr>
+        <w:t xml:space="preserve">, decision rule and </w:t>
+      </w:r>
+      <w:r>
+        <w:rPr>
+          <w:b/>
+        </w:rPr>
+        <w:t>output</w:t>
+      </w:r>
+      <w:r>
+        <w:rPr>
+          <w:b w:val="0"/>
+        </w:rPr>
+        <w:t>.</w:t>
+      </w:r>
+    </w:p>
+    <w:p>
+      <w:pPr>
+        <w:spacing w:line="336" w:lineRule="auto" w:after="180"/>
+      </w:pPr>
+      <w:r>
+        <w:rPr>
+          <w:b w:val="0"/>
+        </w:rPr>
         <w:t>A report omits this qualification: Adjustment cannot repair invalid tests, post-hoc outcome selection or unreported analyses. Explain how omitting it could change a reader's interpretation, and write an accurate replacement.</w:t>
       </w:r>
     </w:p>
     <w:p>
-      <w:r>
-        <w:t>For the worked scenario, propose one additional case that could reveal a failure, describe its expected outcome before running it, and explain what would need to remain fixed for a fair comparison. Do not reuse W4 as a new final test after receiving feedback.</w:t>
+      <w:pPr>
+        <w:spacing w:line="336" w:lineRule="auto" w:after="180"/>
+      </w:pPr>
+      <w:r>
+        <w:rPr>
+          <w:b w:val="0"/>
+        </w:rPr>
+        <w:t>For the worked scenario, propose one additional case that could reveal a failure, describe its expected outcome before running it, and explain what would need to remain fixed for a fair comparison.</w:t>
+      </w:r>
+    </w:p>
+    <w:p>
+      <w:pPr>
+        <w:spacing w:line="336" w:lineRule="auto" w:after="180"/>
+      </w:pPr>
+      <w:r>
+        <w:rPr>
+          <w:b w:val="0"/>
+        </w:rPr>
+        <w:t>Do not reuse W4 as a new final test after receiving feedback.</w:t>
       </w:r>
     </w:p>
     <w:p>
@@ -1456,7 +2310,101 @@
     </w:p>
     <w:p>
       <w:r>
-        <w:t>Add a labelled multiple comparisons evidence sheet to Reproducible AI Research Study. Show how you can explain the mechanism and terminology of multiple comparisons. Use the supplied fictional case and keep its inputs, intermediate steps, calculation or prediction, and limitation. Connect this record to last week’s record; a matching answer without a trace is insufficient.</w:t>
+        <w:t>Apply this week’s idea to Reproducible AI Research Study. Keep an annotated decision and the evidence supporting it.</w:t>
+      </w:r>
+    </w:p>
+    <w:p>
+      <w:pPr>
+        <w:spacing w:line="336" w:lineRule="auto" w:after="180"/>
+      </w:pPr>
+      <w:r>
+        <w:rPr>
+          <w:b w:val="0"/>
+        </w:rPr>
+        <w:t xml:space="preserve">Add a labelled </w:t>
+      </w:r>
+      <w:r>
+        <w:rPr>
+          <w:b/>
+        </w:rPr>
+        <w:t>multiple comparisons</w:t>
+      </w:r>
+      <w:r>
+        <w:rPr>
+          <w:b w:val="0"/>
+        </w:rPr>
+        <w:t xml:space="preserve"> </w:t>
+      </w:r>
+      <w:r>
+        <w:rPr>
+          <w:b/>
+        </w:rPr>
+        <w:t>evidence</w:t>
+      </w:r>
+      <w:r>
+        <w:rPr>
+          <w:b w:val="0"/>
+        </w:rPr>
+        <w:t xml:space="preserve"> sheet to Reproducible AI Research Study. Show how you can explain the </w:t>
+      </w:r>
+      <w:r>
+        <w:rPr>
+          <w:b/>
+        </w:rPr>
+        <w:t>mechanism</w:t>
+      </w:r>
+      <w:r>
+        <w:rPr>
+          <w:b w:val="0"/>
+        </w:rPr>
+        <w:t xml:space="preserve"> and terminology of </w:t>
+      </w:r>
+      <w:r>
+        <w:rPr>
+          <w:b/>
+        </w:rPr>
+        <w:t>multiple comparisons</w:t>
+      </w:r>
+      <w:r>
+        <w:rPr>
+          <w:b w:val="0"/>
+        </w:rPr>
+        <w:t>.</w:t>
+      </w:r>
+    </w:p>
+    <w:p>
+      <w:pPr>
+        <w:spacing w:line="336" w:lineRule="auto" w:after="180"/>
+      </w:pPr>
+      <w:r>
+        <w:rPr>
+          <w:b w:val="0"/>
+        </w:rPr>
+        <w:t xml:space="preserve">Use the supplied fictional case and keep its </w:t>
+      </w:r>
+      <w:r>
+        <w:rPr>
+          <w:b/>
+        </w:rPr>
+        <w:t>input</w:t>
+      </w:r>
+      <w:r>
+        <w:rPr>
+          <w:b w:val="0"/>
+        </w:rPr>
+        <w:t xml:space="preserve">s, intermediate steps, calculation or </w:t>
+      </w:r>
+      <w:r>
+        <w:rPr>
+          <w:b/>
+        </w:rPr>
+        <w:t>prediction</w:t>
+      </w:r>
+      <w:r>
+        <w:rPr>
+          <w:b w:val="0"/>
+        </w:rPr>
+        <w:t>, and limitation. Connect this record to last week’s record; a matching answer without a trace is insufficient.</w:t>
       </w:r>
     </w:p>
     <w:tbl>
@@ -1584,7 +2532,13 @@
       </w:r>
     </w:p>
     <w:p>
-      <w:r>
+      <w:pPr>
+        <w:spacing w:line="336" w:lineRule="auto" w:after="180"/>
+      </w:pPr>
+      <w:r>
+        <w:rPr>
+          <w:b w:val="0"/>
+        </w:rPr>
         <w:t>For the Reproducible AI Research Study, retain an annotated worked trace and the changed-case reasoning. Connect the claim to its records, units and assumptions so another investigator can challenge or reproduce it.</w:t>
       </w:r>
     </w:p>
@@ -1598,7 +2552,29 @@
     </w:p>
     <w:p>
       <w:r>
-        <w:t>Complete the supported workbook tasks before attempting W4 independently. Record any hints or help used. After feedback, use the teacher's fresh retry rather than copying the earlier answer. For a project, select a relevant new case, predict the outcome from the declared rule and preserve the result alongside any revision.</w:t>
+        <w:t>Use a genuinely new case for independent evidence. Previously discussed examples remain practice; use the separately named independent case before feedback.</w:t>
+      </w:r>
+    </w:p>
+    <w:p>
+      <w:pPr>
+        <w:spacing w:line="336" w:lineRule="auto" w:after="180"/>
+      </w:pPr>
+      <w:r>
+        <w:rPr>
+          <w:b w:val="0"/>
+        </w:rPr>
+        <w:t>Complete the supported workbook tasks before attempting W4 independently. Record any hints or help used. After feedback, use the teacher's fresh retry rather than copying the earlier answer.</w:t>
+      </w:r>
+    </w:p>
+    <w:p>
+      <w:pPr>
+        <w:spacing w:line="336" w:lineRule="auto" w:after="180"/>
+      </w:pPr>
+      <w:r>
+        <w:rPr>
+          <w:b w:val="0"/>
+        </w:rPr>
+        <w:t>For a project, select a relevant new case, predict the outcome from the declared rule and preserve the result alongside any revision.</w:t>
       </w:r>
     </w:p>
     <w:p>
@@ -1635,8 +2611,25 @@
       </w:r>
     </w:p>
     <w:p>
-      <w:r>
-        <w:t>For the worked scenario, propose one additional case that could reveal a failure, describe its expected outcome before running it, and explain what would need to remain fixed for a fair comparison. Do not reuse W4 as a new final test after receiving feedback.</w:t>
+      <w:pPr>
+        <w:spacing w:line="336" w:lineRule="auto" w:after="180"/>
+      </w:pPr>
+      <w:r>
+        <w:rPr>
+          <w:b w:val="0"/>
+        </w:rPr>
+        <w:t>For the worked scenario, propose one additional case that could reveal a failure, describe its expected outcome before running it, and explain what would need to remain fixed for a fair comparison.</w:t>
+      </w:r>
+    </w:p>
+    <w:p>
+      <w:pPr>
+        <w:spacing w:line="336" w:lineRule="auto" w:after="180"/>
+      </w:pPr>
+      <w:r>
+        <w:rPr>
+          <w:b w:val="0"/>
+        </w:rPr>
+        <w:t>Do not reuse W4 as a new final test after receiving feedback.</w:t>
       </w:r>
     </w:p>
     <w:p>
@@ -1673,6 +2666,11 @@
       </w:pPr>
       <w:r>
         <w:t>13. Study a complete case</w:t>
+      </w:r>
+    </w:p>
+    <w:p>
+      <w:r>
+        <w:t>Revisit the complete Multiple comparisons case for supported practice. Repeated examples do not become fresh assessments.</w:t>
       </w:r>
     </w:p>
     <w:p>
@@ -1776,8 +2774,26 @@
       </w:r>
     </w:p>
     <w:p>
-      <w:r>
-        <w:t>Follow the input through the stated procedure to its result. Cover the result first, predict it, then explain every intermediate step. The text/table accompanies the figure so the example can be read without colour.</w:t>
+      <w:pPr>
+        <w:spacing w:line="336" w:lineRule="auto" w:after="180"/>
+      </w:pPr>
+      <w:r>
+        <w:rPr>
+          <w:b w:val="0"/>
+        </w:rPr>
+        <w:t xml:space="preserve">Follow the </w:t>
+      </w:r>
+      <w:r>
+        <w:rPr>
+          <w:b/>
+        </w:rPr>
+        <w:t>input</w:t>
+      </w:r>
+      <w:r>
+        <w:rPr>
+          <w:b w:val="0"/>
+        </w:rPr>
+        <w:t xml:space="preserve"> through the stated procedure to its result. Cover the result first, predict it, then explain every intermediate step. The text/table accompanies the figure so the example can be read without colour.</w:t>
       </w:r>
     </w:p>
     <w:p>
@@ -1827,6 +2843,11 @@
       </w:r>
     </w:p>
     <w:p>
+      <w:r>
+        <w:t>Attempt the reserved new case before feedback. Record support; the earlier examples below remain additional practice.</w:t>
+      </w:r>
+    </w:p>
+    <w:p>
       <w:pPr>
         <w:pStyle w:val="Heading3"/>
       </w:pPr>
@@ -1835,7 +2856,13 @@
       </w:r>
     </w:p>
     <w:p>
-      <w:r>
+      <w:pPr>
+        <w:spacing w:line="336" w:lineRule="auto" w:after="180"/>
+      </w:pPr>
+      <w:r>
+        <w:rPr>
+          <w:b w:val="0"/>
+        </w:rPr>
         <w:t>Four tests have p-values .01, .02, .2, .9. Compute threshold and decisions.</w:t>
       </w:r>
     </w:p>
@@ -1883,7 +2910,13 @@
       </w:r>
     </w:p>
     <w:p>
-      <w:r>
+      <w:pPr>
+        <w:spacing w:line="336" w:lineRule="auto" w:after="180"/>
+      </w:pPr>
+      <w:r>
+        <w:rPr>
+          <w:b w:val="0"/>
+        </w:rPr>
         <w:t>Attempt this case before feedback. Record any help. Earlier examples below are further practice; a case already practised with feedback cannot establish fresh transfer.</w:t>
       </w:r>
     </w:p>
@@ -1896,7 +2929,13 @@
       </w:r>
     </w:p>
     <w:p>
-      <w:r>
+      <w:pPr>
+        <w:spacing w:line="336" w:lineRule="auto" w:after="180"/>
+      </w:pPr>
+      <w:r>
+        <w:rPr>
+          <w:b w:val="0"/>
+        </w:rPr>
         <w:t>Four tests have p-values .01, .02, .2, .9. Compute threshold and decisions.</w:t>
       </w:r>
     </w:p>
@@ -1949,7 +2988,13 @@
       </w:r>
     </w:p>
     <w:p>
-      <w:r>
+      <w:pPr>
+        <w:spacing w:line="336" w:lineRule="auto" w:after="180"/>
+      </w:pPr>
+      <w:r>
+        <w:rPr>
+          <w:b w:val="0"/>
+        </w:rPr>
         <w:t>Record support used: none, hint or teacher explanation. After feedback, a different case is needed to demonstrate independence.</w:t>
       </w:r>
     </w:p>
@@ -1962,8 +3007,25 @@
       </w:r>
     </w:p>
     <w:p>
-      <w:r>
-        <w:t>Attempt the independent case before hints. Record whether you worked alone, used a hint or followed a model. After feedback, fix the first unsupported step and explain why it changed. A later check uses a changed case, not a copied answer.</w:t>
+      <w:pPr>
+        <w:spacing w:line="336" w:lineRule="auto" w:after="180"/>
+      </w:pPr>
+      <w:r>
+        <w:rPr>
+          <w:b w:val="0"/>
+        </w:rPr>
+        <w:t>Attempt the independent case before hints. Record whether you worked alone, used a hint or followed a model. After feedback, fix the first unsupported step and explain why it changed.</w:t>
+      </w:r>
+    </w:p>
+    <w:p>
+      <w:pPr>
+        <w:spacing w:line="336" w:lineRule="auto" w:after="180"/>
+      </w:pPr>
+      <w:r>
+        <w:rPr>
+          <w:b w:val="0"/>
+        </w:rPr>
+        <w:t>A later check uses a changed case, not a copied answer.</w:t>
       </w:r>
     </w:p>
     <w:p>
@@ -1976,6 +3038,17 @@
     </w:p>
     <w:p>
       <w:r>
+        <w:t>Use this map to navigate Multiple comparisons, connect the goals to tasks and keep one evidence record for each attempt.</w:t>
+      </w:r>
+    </w:p>
+    <w:p>
+      <w:pPr>
+        <w:spacing w:line="336" w:lineRule="auto" w:after="180"/>
+      </w:pPr>
+      <w:r>
+        <w:rPr>
+          <w:b w:val="0"/>
+        </w:rPr>
         <w:t>Start with this question: Six declared prompt comparisons. A team performs six valid hypothesis tests and applies a predeclared Bonferroni familywise threshold.</w:t>
       </w:r>
     </w:p>
@@ -2082,13 +3155,61 @@
       </w:tr>
     </w:tbl>
     <w:p>
-      <w:r>
-        <w:t>Remember → watch and explain → try with help → investigate → try independently → keep project evidence. Your teacher may spread this lesson across several classes.</w:t>
-      </w:r>
-    </w:p>
-    <w:p>
-      <w:r>
-        <w:t>Keep your first prediction. Compare it with what the evidence shows and explain any change.</w:t>
+      <w:pPr>
+        <w:spacing w:line="336" w:lineRule="auto" w:after="180"/>
+      </w:pPr>
+      <w:r>
+        <w:rPr>
+          <w:b w:val="0"/>
+        </w:rPr>
+        <w:t xml:space="preserve">Remember → watch and explain → try with help → investigate → try independently → keep project </w:t>
+      </w:r>
+      <w:r>
+        <w:rPr>
+          <w:b/>
+        </w:rPr>
+        <w:t>evidence</w:t>
+      </w:r>
+      <w:r>
+        <w:rPr>
+          <w:b w:val="0"/>
+        </w:rPr>
+        <w:t>. Your teacher may spread this lesson across several classes.</w:t>
+      </w:r>
+    </w:p>
+    <w:p>
+      <w:pPr>
+        <w:spacing w:line="336" w:lineRule="auto" w:after="180"/>
+      </w:pPr>
+      <w:r>
+        <w:rPr>
+          <w:b w:val="0"/>
+        </w:rPr>
+        <w:t xml:space="preserve">Keep your first </w:t>
+      </w:r>
+      <w:r>
+        <w:rPr>
+          <w:b/>
+        </w:rPr>
+        <w:t>prediction</w:t>
+      </w:r>
+      <w:r>
+        <w:rPr>
+          <w:b w:val="0"/>
+        </w:rPr>
+        <w:t xml:space="preserve">. Compare it with what the </w:t>
+      </w:r>
+      <w:r>
+        <w:rPr>
+          <w:b/>
+        </w:rPr>
+        <w:t>evidence</w:t>
+      </w:r>
+      <w:r>
+        <w:rPr>
+          <w:b w:val="0"/>
+        </w:rPr>
+        <w:t xml:space="preserve"> shows and explain any change.</w:t>
       </w:r>
     </w:p>
     <w:p>
@@ -2101,7 +3222,36 @@
     </w:p>
     <w:p>
       <w:r>
-        <w:t>Close your notes. Explain this goal in your own words: Explain the mechanism and terminology of multiple comparisons</w:t>
+        <w:t>Explain Multiple comparisons without notes, identify a remaining question and plan a later check with a changed case.</w:t>
+      </w:r>
+    </w:p>
+    <w:p>
+      <w:pPr>
+        <w:spacing w:line="336" w:lineRule="auto" w:after="180"/>
+      </w:pPr>
+      <w:r>
+        <w:rPr>
+          <w:b w:val="0"/>
+        </w:rPr>
+        <w:t xml:space="preserve">Close your notes. Explain this goal in your own words: Explain the </w:t>
+      </w:r>
+      <w:r>
+        <w:rPr>
+          <w:b/>
+        </w:rPr>
+        <w:t>mechanism</w:t>
+      </w:r>
+      <w:r>
+        <w:rPr>
+          <w:b w:val="0"/>
+        </w:rPr>
+        <w:t xml:space="preserve"> and terminology of </w:t>
+      </w:r>
+      <w:r>
+        <w:rPr>
+          <w:b/>
+        </w:rPr>
+        <w:t>multiple comparisons</w:t>
       </w:r>
     </w:p>
     <w:p>
@@ -2138,13 +3288,61 @@
       </w:r>
     </w:p>
     <w:p>
-      <w:r>
-        <w:t>If you are unsure, return to the worked picture and explain one arrow. If you are ready, change an input or assumption and justify your prediction.</w:t>
-      </w:r>
-    </w:p>
-    <w:p>
-      <w:r>
-        <w:t>Save your workbook evidence. At the next review, try a different case before opening your old answer.</w:t>
+      <w:pPr>
+        <w:spacing w:line="336" w:lineRule="auto" w:after="180"/>
+      </w:pPr>
+      <w:r>
+        <w:rPr>
+          <w:b w:val="0"/>
+        </w:rPr>
+        <w:t xml:space="preserve">If you are unsure, return to the worked picture and explain one arrow. If you are ready, change an </w:t>
+      </w:r>
+      <w:r>
+        <w:rPr>
+          <w:b/>
+        </w:rPr>
+        <w:t>input</w:t>
+      </w:r>
+      <w:r>
+        <w:rPr>
+          <w:b w:val="0"/>
+        </w:rPr>
+        <w:t xml:space="preserve"> or assumption and justify your </w:t>
+      </w:r>
+      <w:r>
+        <w:rPr>
+          <w:b/>
+        </w:rPr>
+        <w:t>prediction</w:t>
+      </w:r>
+      <w:r>
+        <w:rPr>
+          <w:b w:val="0"/>
+        </w:rPr>
+        <w:t>.</w:t>
+      </w:r>
+    </w:p>
+    <w:p>
+      <w:pPr>
+        <w:spacing w:line="336" w:lineRule="auto" w:after="180"/>
+      </w:pPr>
+      <w:r>
+        <w:rPr>
+          <w:b w:val="0"/>
+        </w:rPr>
+        <w:t xml:space="preserve">Save your workbook </w:t>
+      </w:r>
+      <w:r>
+        <w:rPr>
+          <w:b/>
+        </w:rPr>
+        <w:t>evidence</w:t>
+      </w:r>
+      <w:r>
+        <w:rPr>
+          <w:b w:val="0"/>
+        </w:rPr>
+        <w:t>. At the next review, try a different case before opening your old answer.</w:t>
       </w:r>
     </w:p>
     <w:p>
@@ -2157,11 +3355,28 @@
     </w:p>
     <w:p>
       <w:r>
+        <w:t>Attempt supported questions before using hints or feedback. Review a missing building block, then keep the completed work.</w:t>
+      </w:r>
+    </w:p>
+    <w:p>
+      <w:pPr>
+        <w:spacing w:line="336" w:lineRule="auto" w:after="180"/>
+      </w:pPr>
+      <w:r>
+        <w:rPr>
+          <w:b w:val="0"/>
+        </w:rPr>
         <w:t>Use this supported practice once, in the browser or on paper. Keep the reserved independent assessment for a separate first attempt before teacher feedback.</w:t>
       </w:r>
     </w:p>
     <w:p>
-      <w:r>
+      <w:pPr>
+        <w:spacing w:line="336" w:lineRule="auto" w:after="180"/>
+      </w:pPr>
+      <w:r>
+        <w:rPr>
+          <w:b w:val="0"/>
+        </w:rPr>
         <w:t>Six declared prompt comparisons. A team performs six valid hypothesis tests and applies a predeclared Bonferroni familywise threshold.</w:t>
       </w:r>
     </w:p>
@@ -2174,22 +3389,49 @@
       </w:r>
     </w:p>
     <w:p>
-      <w:r>
+      <w:pPr>
+        <w:spacing w:line="336" w:lineRule="auto" w:after="180"/>
+      </w:pPr>
+      <w:r>
+        <w:rPr>
+          <w:b w:val="0"/>
+        </w:rPr>
         <w:t>Which labelled step matches this detail? Only 0.004 is below 0.00833; the other five do not reject under this rule.</w:t>
       </w:r>
     </w:p>
     <w:p>
-      <w:r>
+      <w:pPr>
+        <w:spacing w:line="336" w:lineRule="auto" w:after="180"/>
+        <w:shd w:fill="F4F9FC"/>
+      </w:pPr>
+      <w:r>
+        <w:rPr>
+          <w:b w:val="0"/>
+        </w:rPr>
         <w:t>1. Apply all six decisions</w:t>
       </w:r>
     </w:p>
     <w:p>
-      <w:r>
+      <w:pPr>
+        <w:spacing w:line="336" w:lineRule="auto" w:after="180"/>
+        <w:shd w:fill="F4F9FC"/>
+      </w:pPr>
+      <w:r>
+        <w:rPr>
+          <w:b w:val="0"/>
+        </w:rPr>
         <w:t>2. Compute corrected threshold</w:t>
       </w:r>
     </w:p>
     <w:p>
-      <w:r>
+      <w:pPr>
+        <w:spacing w:line="336" w:lineRule="auto" w:after="180"/>
+        <w:shd w:fill="F4F9FC"/>
+      </w:pPr>
+      <w:r>
+        <w:rPr>
+          <w:b w:val="0"/>
+        </w:rPr>
         <w:t>3. Count the planned tests</w:t>
       </w:r>
     </w:p>
@@ -2227,40 +3469,154 @@
       </w:r>
     </w:p>
     <w:p>
-      <w:r>
+      <w:pPr>
+        <w:pStyle w:val="Heading3"/>
+      </w:pPr>
+      <w:r>
+        <w:t>Hint · try first</w:t>
+      </w:r>
+    </w:p>
+    <w:p>
+      <w:pPr>
+        <w:spacing w:line="336" w:lineRule="auto" w:after="180"/>
+        <w:shd w:fill="F1F6F8"/>
+      </w:pPr>
+      <w:r>
+        <w:rPr>
+          <w:b w:val="0"/>
+        </w:rPr>
         <w:t>Hint if needed: Read the steps in the pictorial case. Match the supplied detail to the stage that performs or records it.</w:t>
       </w:r>
     </w:p>
     <w:p>
-      <w:r>
-        <w:t>After your attempt, compare with the supported explanation: Apply all six decisions Only 0.004 is below 0.00833; the other five do not reject under this rule. Searching many comparisons provides more chances for false positives. Bonferroni divides the error allowance across the declared family; valid individual p-values are required. A rejected null is not automatically a large or useful improvement.</w:t>
-      </w:r>
-    </w:p>
-    <w:p>
       <w:pPr>
         <w:pStyle w:val="Heading3"/>
       </w:pPr>
       <w:r>
+        <w:t>Feedback · compare after trying</w:t>
+      </w:r>
+    </w:p>
+    <w:p>
+      <w:pPr>
+        <w:spacing w:line="336" w:lineRule="auto" w:after="180"/>
+        <w:shd w:fill="F1F6FC"/>
+      </w:pPr>
+      <w:r>
+        <w:rPr>
+          <w:b w:val="0"/>
+        </w:rPr>
+        <w:t>After your attempt, compare with the supported explanation: Apply all six decisions Only 0.004 is below 0.00833; the other five do not reject under this rule.</w:t>
+      </w:r>
+    </w:p>
+    <w:p>
+      <w:pPr>
+        <w:spacing w:line="336" w:lineRule="auto" w:after="180"/>
+        <w:shd w:fill="F1F6FC"/>
+      </w:pPr>
+      <w:r>
+        <w:rPr>
+          <w:b w:val="0"/>
+        </w:rPr>
+        <w:t>Searching many comparisons provides more chances for false positives. Bonferroni divides the error allowance across the declared family; valid individual p-values are required.</w:t>
+      </w:r>
+    </w:p>
+    <w:p>
+      <w:pPr>
+        <w:spacing w:line="336" w:lineRule="auto" w:after="180"/>
+        <w:shd w:fill="F1F6FC"/>
+      </w:pPr>
+      <w:r>
+        <w:rPr>
+          <w:b w:val="0"/>
+        </w:rPr>
+        <w:t>A rejected null is not automatically a large or useful improvement.</w:t>
+      </w:r>
+    </w:p>
+    <w:p>
+      <w:pPr>
+        <w:pStyle w:val="Heading3"/>
+      </w:pPr>
+      <w:r>
         <w:t>Practice 2: explain the deciding evidence</w:t>
       </w:r>
     </w:p>
     <w:p>
-      <w:r>
+      <w:pPr>
+        <w:pStyle w:val="Heading3"/>
+      </w:pPr>
+      <w:r>
+        <w:t>Changed case · predict first</w:t>
+      </w:r>
+    </w:p>
+    <w:p>
+      <w:pPr>
+        <w:spacing w:line="336" w:lineRule="auto" w:after="180"/>
+        <w:shd w:fill="F5F1FB"/>
+      </w:pPr>
+      <w:r>
+        <w:rPr>
+          <w:b w:val="0"/>
+        </w:rPr>
         <w:t>Changed-case practice: The declared family has ten tests instead of six; keep the listed values unchanged. Which conclusion is supported by the supplied facts?</w:t>
       </w:r>
     </w:p>
     <w:p>
-      <w:r>
-        <w:t>1. This one example guarantees correct results for every future input.</w:t>
-      </w:r>
-    </w:p>
-    <w:p>
-      <w:r>
-        <w:t>2. We can decide the result without examining the changed input or the procedure.</w:t>
-      </w:r>
-    </w:p>
-    <w:p>
-      <w:r>
+      <w:pPr>
+        <w:spacing w:line="336" w:lineRule="auto" w:after="180"/>
+        <w:shd w:fill="F4F9FC"/>
+      </w:pPr>
+      <w:r>
+        <w:rPr>
+          <w:b w:val="0"/>
+        </w:rPr>
+        <w:t xml:space="preserve">1. This one example guarantees correct results for every future </w:t>
+      </w:r>
+      <w:r>
+        <w:rPr>
+          <w:b/>
+        </w:rPr>
+        <w:t>input</w:t>
+      </w:r>
+      <w:r>
+        <w:rPr>
+          <w:b w:val="0"/>
+        </w:rPr>
+        <w:t>.</w:t>
+      </w:r>
+    </w:p>
+    <w:p>
+      <w:pPr>
+        <w:spacing w:line="336" w:lineRule="auto" w:after="180"/>
+        <w:shd w:fill="F4F9FC"/>
+      </w:pPr>
+      <w:r>
+        <w:rPr>
+          <w:b w:val="0"/>
+        </w:rPr>
+        <w:t xml:space="preserve">2. We can decide the result without examining the changed </w:t>
+      </w:r>
+      <w:r>
+        <w:rPr>
+          <w:b/>
+        </w:rPr>
+        <w:t>input</w:t>
+      </w:r>
+      <w:r>
+        <w:rPr>
+          <w:b w:val="0"/>
+        </w:rPr>
+        <w:t xml:space="preserve"> or the procedure.</w:t>
+      </w:r>
+    </w:p>
+    <w:p>
+      <w:pPr>
+        <w:spacing w:line="336" w:lineRule="auto" w:after="180"/>
+        <w:shd w:fill="F4F9FC"/>
+      </w:pPr>
+      <w:r>
+        <w:rPr>
+          <w:b w:val="0"/>
+        </w:rPr>
         <w:t>3. The cutoff becomes 0.005, and only 0.004 among the listed values still rejects.</w:t>
       </w:r>
     </w:p>
@@ -2298,36 +3654,165 @@
       </w:r>
     </w:p>
     <w:p>
-      <w:r>
+      <w:pPr>
+        <w:pStyle w:val="Heading3"/>
+      </w:pPr>
+      <w:r>
+        <w:t>Hint · try first</w:t>
+      </w:r>
+    </w:p>
+    <w:p>
+      <w:pPr>
+        <w:spacing w:line="336" w:lineRule="auto" w:after="180"/>
+        <w:shd w:fill="F1F6F8"/>
+      </w:pPr>
+      <w:r>
+        <w:rPr>
+          <w:b w:val="0"/>
+        </w:rPr>
         <w:t>Hint if needed: Use the changed condition and the deciding step in the pictorial trace. The answer must say what follows from those facts.</w:t>
       </w:r>
     </w:p>
     <w:p>
-      <w:r>
-        <w:t>After your attempt, compare with the supported explanation: The cutoff becomes 0.005, and only 0.004 among the listed values still rejects. The error allowance is divided among ten tests; all ten results must be reported, including the four not supplied here.</w:t>
-      </w:r>
-    </w:p>
-    <w:p>
       <w:pPr>
         <w:pStyle w:val="Heading3"/>
       </w:pPr>
       <w:r>
+        <w:t>Feedback · compare after trying</w:t>
+      </w:r>
+    </w:p>
+    <w:p>
+      <w:pPr>
+        <w:spacing w:line="336" w:lineRule="auto" w:after="180"/>
+        <w:shd w:fill="F1F6FC"/>
+      </w:pPr>
+      <w:r>
+        <w:rPr>
+          <w:b w:val="0"/>
+        </w:rPr>
+        <w:t>After your attempt, compare with the supported explanation: The cutoff becomes 0.005, and only 0.004 among the listed values still rejects.</w:t>
+      </w:r>
+    </w:p>
+    <w:p>
+      <w:pPr>
+        <w:spacing w:line="336" w:lineRule="auto" w:after="180"/>
+        <w:shd w:fill="F1F6FC"/>
+      </w:pPr>
+      <w:r>
+        <w:rPr>
+          <w:b w:val="0"/>
+        </w:rPr>
+        <w:t>The error allowance is divided among ten tests; all ten results must be reported, including the four not supplied here.</w:t>
+      </w:r>
+    </w:p>
+    <w:p>
+      <w:pPr>
+        <w:pStyle w:val="Heading3"/>
+      </w:pPr>
+      <w:r>
         <w:t>Repair a missing building block</w:t>
       </w:r>
     </w:p>
     <w:p>
-      <w:r>
-        <w:t>Review Statistical tests and assumptions (ai-7/14). Goal: Explain the mechanism and terminology of statistical tests and assumptions. Short practice: Calculate each paired difference and the observed sum. Count null arrangements with absolute sum at least four, compute p, and explain the decision at threshold 0.05.. Return to this week and explain what you changed.</w:t>
-      </w:r>
-    </w:p>
-    <w:p>
-      <w:r>
-        <w:t>Review Uncertainty intervals (ai-7/12). Goal: Explain the mechanism and terminology of uncertainty intervals. Short practice: Locate -0.8 and zero relative to the supplied interval [-1.4,-0.2]. Interpret the sign and confidence-method meaning, then describe what changes with interval [-1.4,0.3].. Return to this week and explain what you changed.</w:t>
-      </w:r>
-    </w:p>
-    <w:p>
-      <w:r>
-        <w:t>Review Experimental units and independence (ai-7/9). Goal: Explain the mechanism and terminology of experimental units and independence. Short practice: Count independent plants and photo views. Construct the stated group-correct split, then explain why placing a P1 view in evaluation creates leakage for the new-plant goal.. Return to this week and explain what you changed.</w:t>
+      <w:pPr>
+        <w:spacing w:line="336" w:lineRule="auto" w:after="180"/>
+      </w:pPr>
+      <w:r>
+        <w:rPr>
+          <w:b w:val="0"/>
+        </w:rPr>
+        <w:t xml:space="preserve">Review Statistical tests and assumptions (ai-7/14). Goal: Explain the </w:t>
+      </w:r>
+      <w:r>
+        <w:rPr>
+          <w:b/>
+        </w:rPr>
+        <w:t>mechanism</w:t>
+      </w:r>
+      <w:r>
+        <w:rPr>
+          <w:b w:val="0"/>
+        </w:rPr>
+        <w:t xml:space="preserve"> and terminology of statistical tests and assumptions. Short practice: Calculate each paired difference and the observed sum.</w:t>
+      </w:r>
+    </w:p>
+    <w:p>
+      <w:pPr>
+        <w:spacing w:line="336" w:lineRule="auto" w:after="180"/>
+      </w:pPr>
+      <w:r>
+        <w:rPr>
+          <w:b w:val="0"/>
+        </w:rPr>
+        <w:t>Count null arrangements with absolute sum at least four, compute p, and explain the decision at threshold 0.05.. Return to this week and explain what you changed.</w:t>
+      </w:r>
+    </w:p>
+    <w:p>
+      <w:pPr>
+        <w:spacing w:line="336" w:lineRule="auto" w:after="180"/>
+      </w:pPr>
+      <w:r>
+        <w:rPr>
+          <w:b w:val="0"/>
+        </w:rPr>
+        <w:t xml:space="preserve">Review Uncertainty intervals (ai-7/12). Goal: Explain the </w:t>
+      </w:r>
+      <w:r>
+        <w:rPr>
+          <w:b/>
+        </w:rPr>
+        <w:t>mechanism</w:t>
+      </w:r>
+      <w:r>
+        <w:rPr>
+          <w:b w:val="0"/>
+        </w:rPr>
+        <w:t xml:space="preserve"> and terminology of uncertainty intervals. Short practice: Locate -0.8 and zero relative to the supplied interval [-1.4,-0.2].</w:t>
+      </w:r>
+    </w:p>
+    <w:p>
+      <w:pPr>
+        <w:spacing w:line="336" w:lineRule="auto" w:after="180"/>
+      </w:pPr>
+      <w:r>
+        <w:rPr>
+          <w:b w:val="0"/>
+        </w:rPr>
+        <w:t>Interpret the sign and confidence-method meaning, then describe what changes with interval [-1.4,0.3].. Return to this week and explain what you changed.</w:t>
+      </w:r>
+    </w:p>
+    <w:p>
+      <w:pPr>
+        <w:spacing w:line="336" w:lineRule="auto" w:after="180"/>
+      </w:pPr>
+      <w:r>
+        <w:rPr>
+          <w:b w:val="0"/>
+        </w:rPr>
+        <w:t xml:space="preserve">Review Experimental units and independence (ai-7/9). Goal: Explain the </w:t>
+      </w:r>
+      <w:r>
+        <w:rPr>
+          <w:b/>
+        </w:rPr>
+        <w:t>mechanism</w:t>
+      </w:r>
+      <w:r>
+        <w:rPr>
+          <w:b w:val="0"/>
+        </w:rPr>
+        <w:t xml:space="preserve"> and terminology of experimental units and independence. Short practice: Count independent plants and photo views.</w:t>
+      </w:r>
+    </w:p>
+    <w:p>
+      <w:pPr>
+        <w:spacing w:line="336" w:lineRule="auto" w:after="180"/>
+      </w:pPr>
+      <w:r>
+        <w:rPr>
+          <w:b w:val="0"/>
+        </w:rPr>
+        <w:t>Construct the stated group-correct split, then explain why placing a P1 view in evaluation creates leakage for the new-plant goal.. Return to this week and explain what you changed.</w:t>
       </w:r>
     </w:p>
     <w:p>
@@ -2339,8 +3824,61 @@
       </w:r>
     </w:p>
     <w:p>
-      <w:r>
-        <w:t>The browser lab lets you edit the supported Python examples already included in this lesson. Predict first, run, inspect the actual output or error, change one input, then run again. Keep code, predictions, actual results and a reasoned revision together. On paper, label your result as a trace rather than an execution.</w:t>
+      <w:pPr>
+        <w:spacing w:line="336" w:lineRule="auto" w:after="180"/>
+      </w:pPr>
+      <w:r>
+        <w:rPr>
+          <w:b w:val="0"/>
+        </w:rPr>
+        <w:t xml:space="preserve">The browser lab lets you edit the supported Python examples already included in this lesson. Predict first, run, inspect the actual </w:t>
+      </w:r>
+      <w:r>
+        <w:rPr>
+          <w:b/>
+        </w:rPr>
+        <w:t>output</w:t>
+      </w:r>
+      <w:r>
+        <w:rPr>
+          <w:b w:val="0"/>
+        </w:rPr>
+        <w:t xml:space="preserve"> or error, change one </w:t>
+      </w:r>
+      <w:r>
+        <w:rPr>
+          <w:b/>
+        </w:rPr>
+        <w:t>input</w:t>
+      </w:r>
+      <w:r>
+        <w:rPr>
+          <w:b w:val="0"/>
+        </w:rPr>
+        <w:t>, then run again.</w:t>
+      </w:r>
+    </w:p>
+    <w:p>
+      <w:pPr>
+        <w:spacing w:line="336" w:lineRule="auto" w:after="180"/>
+      </w:pPr>
+      <w:r>
+        <w:rPr>
+          <w:b w:val="0"/>
+        </w:rPr>
+        <w:t xml:space="preserve">Keep code, </w:t>
+      </w:r>
+      <w:r>
+        <w:rPr>
+          <w:b/>
+        </w:rPr>
+        <w:t>prediction</w:t>
+      </w:r>
+      <w:r>
+        <w:rPr>
+          <w:b w:val="0"/>
+        </w:rPr>
+        <w:t>s, actual results and a reasoned revision together. On paper, label your result as a trace rather than an execution.</w:t>
       </w:r>
     </w:p>
     <w:p>
@@ -2352,8 +3890,565 @@
       </w:r>
     </w:p>
     <w:p>
-      <w:r>
-        <w:t>Use Download completed work in the hosted lesson to export your answers, reflections, practice feedback and code-run evidence. Open the HTML copy to read or print it. Drafts stay in this browser when storage is available; clear drafts on a shared device.</w:t>
+      <w:pPr>
+        <w:spacing w:line="336" w:lineRule="auto" w:after="180"/>
+      </w:pPr>
+      <w:r>
+        <w:rPr>
+          <w:b w:val="0"/>
+        </w:rPr>
+        <w:t xml:space="preserve">Use Download completed work in the hosted lesson to export your answers, reflections, practice feedback and code-run </w:t>
+      </w:r>
+      <w:r>
+        <w:rPr>
+          <w:b/>
+        </w:rPr>
+        <w:t>evidence</w:t>
+      </w:r>
+      <w:r>
+        <w:rPr>
+          <w:b w:val="0"/>
+        </w:rPr>
+        <w:t>. Open the HTML copy to read or print it.</w:t>
+      </w:r>
+    </w:p>
+    <w:p>
+      <w:pPr>
+        <w:spacing w:line="336" w:lineRule="auto" w:after="180"/>
+      </w:pPr>
+      <w:r>
+        <w:rPr>
+          <w:b w:val="0"/>
+        </w:rPr>
+        <w:t>Drafts stay in this browser when storage is available; clear drafts on a shared device.</w:t>
+      </w:r>
+    </w:p>
+    <w:p>
+      <w:pPr>
+        <w:pStyle w:val="Heading1"/>
+      </w:pPr>
+      <w:r>
+        <w:t>18. Visual concept journey</w:t>
+      </w:r>
+    </w:p>
+    <w:p>
+      <w:r>
+        <w:t>Explain each Multiple comparisons graphic using its labels, deciding evidence and relevant limitation.</w:t>
+      </w:r>
+    </w:p>
+    <w:p>
+      <w:pPr>
+        <w:pStyle w:val="Heading3"/>
+      </w:pPr>
+      <w:r>
+        <w:t>01. Multiple comparisons: the case</w:t>
+      </w:r>
+    </w:p>
+    <w:p>
+      <w:r>
+        <w:drawing>
+          <wp:inline xmlns:a="http://schemas.openxmlformats.org/drawingml/2006/main" xmlns:pic="http://schemas.openxmlformats.org/drawingml/2006/picture">
+            <wp:extent cx="5486400" cy="2834640"/>
+            <wp:docPr id="3" name="Picture 3" descr="Six declared prompt comparisons. A team performs six valid hypothesis tests and applies a predeclared Bonferroni familywise threshold. Supplied facts: Familywise alpha=0.05. Supplied unadjusted p-values are 0.004,0.012,0.02,0.08,0.4,0.9. These values are stipulated, not calculated from invented data."/>
+            <wp:cNvGraphicFramePr>
+              <a:graphicFrameLocks noChangeAspect="1"/>
+            </wp:cNvGraphicFramePr>
+            <a:graphic>
+              <a:graphicData uri="http://schemas.openxmlformats.org/drawingml/2006/picture">
+                <pic:pic>
+                  <pic:nvPicPr>
+                    <pic:cNvPr id="0" name="academy-story-ai-7-15-01.png"/>
+                    <pic:cNvPicPr/>
+                  </pic:nvPicPr>
+                  <pic:blipFill>
+                    <a:blip r:embed="rId11"/>
+                    <a:stretch>
+                      <a:fillRect/>
+                    </a:stretch>
+                  </pic:blipFill>
+                  <pic:spPr>
+                    <a:xfrm>
+                      <a:off x="0" y="0"/>
+                      <a:ext cx="5486400" cy="2834640"/>
+                    </a:xfrm>
+                    <a:prstGeom prst="rect"/>
+                  </pic:spPr>
+                </pic:pic>
+              </a:graphicData>
+            </a:graphic>
+          </wp:inline>
+        </w:drawing>
+      </w:r>
+    </w:p>
+    <w:p>
+      <w:pPr>
+        <w:spacing w:line="336" w:lineRule="auto" w:after="180"/>
+      </w:pPr>
+      <w:r>
+        <w:rPr>
+          <w:b w:val="0"/>
+        </w:rPr>
+        <w:t>Six declared prompt comparisons. A team performs six valid hypothesis tests and applies a predeclared Bonferroni familywise threshold. Supplied facts: Familywise alpha=0.05.</w:t>
+      </w:r>
+    </w:p>
+    <w:p>
+      <w:pPr>
+        <w:spacing w:line="336" w:lineRule="auto" w:after="180"/>
+      </w:pPr>
+      <w:r>
+        <w:rPr>
+          <w:b w:val="0"/>
+        </w:rPr>
+        <w:t>Supplied unadjusted p-values are 0.004,0.012,0.02,0.08,0.4,0.9. These values are stipulated, not calculated from invented data.</w:t>
+      </w:r>
+    </w:p>
+    <w:p>
+      <w:pPr>
+        <w:spacing w:line="336" w:lineRule="auto" w:after="180"/>
+        <w:shd w:fill="F5F1FB"/>
+      </w:pPr>
+      <w:r>
+        <w:rPr>
+          <w:b w:val="0"/>
+        </w:rPr>
+        <w:t>Point to the given fact that matters most. Explain why it matters.</w:t>
+      </w:r>
+    </w:p>
+    <w:p>
+      <w:pPr>
+        <w:pStyle w:val="Heading3"/>
+      </w:pPr>
+      <w:r>
+        <w:t>02. Follow the deciding steps</w:t>
+      </w:r>
+    </w:p>
+    <w:p>
+      <w:r>
+        <w:drawing>
+          <wp:inline xmlns:a="http://schemas.openxmlformats.org/drawingml/2006/main" xmlns:pic="http://schemas.openxmlformats.org/drawingml/2006/picture">
+            <wp:extent cx="5486400" cy="3182112"/>
+            <wp:docPr id="4" name="Picture 4" descr="Count the planned tests: There are six tests in the declared family. → Compute corrected threshold: 0.05/6 is about 0.00833 for each test. → Apply all six decisions: Only 0.004 is below 0.00833; the other five do not reject under this rule."/>
+            <wp:cNvGraphicFramePr>
+              <a:graphicFrameLocks noChangeAspect="1"/>
+            </wp:cNvGraphicFramePr>
+            <a:graphic>
+              <a:graphicData uri="http://schemas.openxmlformats.org/drawingml/2006/picture">
+                <pic:pic>
+                  <pic:nvPicPr>
+                    <pic:cNvPr id="0" name="academy-story-ai-7-15-02.png"/>
+                    <pic:cNvPicPr/>
+                  </pic:nvPicPr>
+                  <pic:blipFill>
+                    <a:blip r:embed="rId12"/>
+                    <a:stretch>
+                      <a:fillRect/>
+                    </a:stretch>
+                  </pic:blipFill>
+                  <pic:spPr>
+                    <a:xfrm>
+                      <a:off x="0" y="0"/>
+                      <a:ext cx="5486400" cy="3182112"/>
+                    </a:xfrm>
+                    <a:prstGeom prst="rect"/>
+                  </pic:spPr>
+                </pic:pic>
+              </a:graphicData>
+            </a:graphic>
+          </wp:inline>
+        </w:drawing>
+      </w:r>
+    </w:p>
+    <w:p>
+      <w:pPr>
+        <w:spacing w:line="336" w:lineRule="auto" w:after="180"/>
+      </w:pPr>
+      <w:r>
+        <w:rPr>
+          <w:b w:val="0"/>
+        </w:rPr>
+        <w:t>Count the planned tests: There are six tests in the declared family. → Compute corrected threshold: 0.05/6 is about 0.00833 for each test. → Apply all six decisions: Only 0.004 is below 0.00833; the other five do not reject under this rule.</w:t>
+      </w:r>
+    </w:p>
+    <w:p>
+      <w:pPr>
+        <w:spacing w:line="336" w:lineRule="auto" w:after="180"/>
+        <w:shd w:fill="F5F1FB"/>
+      </w:pPr>
+      <w:r>
+        <w:rPr>
+          <w:b w:val="0"/>
+        </w:rPr>
+        <w:t xml:space="preserve">Point to each numbered stage and explain which recorded </w:t>
+      </w:r>
+      <w:r>
+        <w:rPr>
+          <w:b/>
+        </w:rPr>
+        <w:t>input</w:t>
+      </w:r>
+      <w:r>
+        <w:rPr>
+          <w:b w:val="0"/>
+        </w:rPr>
+        <w:t xml:space="preserve"> it uses.</w:t>
+      </w:r>
+    </w:p>
+    <w:p>
+      <w:pPr>
+        <w:pStyle w:val="Heading3"/>
+      </w:pPr>
+      <w:r>
+        <w:t>03. Supplied p-values and six-test decisions</w:t>
+      </w:r>
+    </w:p>
+    <w:p>
+      <w:r>
+        <w:drawing>
+          <wp:inline xmlns:a="http://schemas.openxmlformats.org/drawingml/2006/main" xmlns:pic="http://schemas.openxmlformats.org/drawingml/2006/picture">
+            <wp:extent cx="5486400" cy="3938016"/>
+            <wp:docPr id="5" name="Picture 5" descr="Supplied p-values and six-test decisions. Test 1: Supplied p = 0.004, At cutoff 0.00833 = Reject. Test 2: Supplied p = 0.012, At cutoff 0.00833 = Do not reject. Test 3: Supplied p = 0.02, At cutoff 0.00833 = Do not reject. Test 4: Supplied p = 0.08, At cutoff 0.00833 = Do not reject. Test 5: Supplied p = 0.4, At cutoff 0.00833 = Do not reject. Test 6: Supplied p = 0.9, At cutoff 0.00833 = Do not reject."/>
+            <wp:cNvGraphicFramePr>
+              <a:graphicFrameLocks noChangeAspect="1"/>
+            </wp:cNvGraphicFramePr>
+            <a:graphic>
+              <a:graphicData uri="http://schemas.openxmlformats.org/drawingml/2006/picture">
+                <pic:pic>
+                  <pic:nvPicPr>
+                    <pic:cNvPr id="0" name="academy-story-ai-7-15-03.png"/>
+                    <pic:cNvPicPr/>
+                  </pic:nvPicPr>
+                  <pic:blipFill>
+                    <a:blip r:embed="rId13"/>
+                    <a:stretch>
+                      <a:fillRect/>
+                    </a:stretch>
+                  </pic:blipFill>
+                  <pic:spPr>
+                    <a:xfrm>
+                      <a:off x="0" y="0"/>
+                      <a:ext cx="5486400" cy="3938016"/>
+                    </a:xfrm>
+                    <a:prstGeom prst="rect"/>
+                  </pic:spPr>
+                </pic:pic>
+              </a:graphicData>
+            </a:graphic>
+          </wp:inline>
+        </w:drawing>
+      </w:r>
+    </w:p>
+    <w:p>
+      <w:pPr>
+        <w:spacing w:line="336" w:lineRule="auto" w:after="180"/>
+      </w:pPr>
+      <w:r>
+        <w:rPr>
+          <w:b w:val="0"/>
+        </w:rPr>
+        <w:t>Supplied p-values and six-test decisions. Test 1: Supplied p = 0.004, At cutoff 0.00833 = Reject. Test 2: Supplied p = 0.012, At cutoff 0.00833 = Do not reject. Test 3: Supplied p = 0.02, At cutoff 0.00833 = Do not reject.</w:t>
+      </w:r>
+    </w:p>
+    <w:p>
+      <w:pPr>
+        <w:spacing w:line="336" w:lineRule="auto" w:after="180"/>
+      </w:pPr>
+      <w:r>
+        <w:rPr>
+          <w:b w:val="0"/>
+        </w:rPr>
+        <w:t>Test 4: Supplied p = 0.08, At cutoff 0.00833 = Do not reject. Test 5: Supplied p = 0.4, At cutoff 0.00833 = Do not reject. Test 6: Supplied p = 0.9, At cutoff 0.00833 = Do not reject.</w:t>
+      </w:r>
+    </w:p>
+    <w:p>
+      <w:pPr>
+        <w:spacing w:line="336" w:lineRule="auto" w:after="180"/>
+        <w:shd w:fill="F5F1FB"/>
+      </w:pPr>
+      <w:r>
+        <w:rPr>
+          <w:b w:val="0"/>
+        </w:rPr>
+        <w:t>Read the labels and values. Explain the relationship the model shows.</w:t>
+      </w:r>
+    </w:p>
+    <w:p>
+      <w:pPr>
+        <w:pStyle w:val="Heading3"/>
+      </w:pPr>
+      <w:r>
+        <w:t>04. Change one thing. Trace what follows.</w:t>
+      </w:r>
+    </w:p>
+    <w:p>
+      <w:r>
+        <w:drawing>
+          <wp:inline xmlns:a="http://schemas.openxmlformats.org/drawingml/2006/main" xmlns:pic="http://schemas.openxmlformats.org/drawingml/2006/picture">
+            <wp:extent cx="5486400" cy="3179064"/>
+            <wp:docPr id="6" name="Picture 6" descr="Original case: Only 0.004 is below 0.00833; the other five do not reject under this rule. Changed condition: The declared family has ten tests instead of six; keep the listed values unchanged. Expected result: The cutoff becomes 0.005, and only 0.004 among the listed values still rejects. Reason: The error allowance is divided among ten tests; all ten results must be reported, including the four not supplied here."/>
+            <wp:cNvGraphicFramePr>
+              <a:graphicFrameLocks noChangeAspect="1"/>
+            </wp:cNvGraphicFramePr>
+            <a:graphic>
+              <a:graphicData uri="http://schemas.openxmlformats.org/drawingml/2006/picture">
+                <pic:pic>
+                  <pic:nvPicPr>
+                    <pic:cNvPr id="0" name="academy-story-ai-7-15-04.png"/>
+                    <pic:cNvPicPr/>
+                  </pic:nvPicPr>
+                  <pic:blipFill>
+                    <a:blip r:embed="rId14"/>
+                    <a:stretch>
+                      <a:fillRect/>
+                    </a:stretch>
+                  </pic:blipFill>
+                  <pic:spPr>
+                    <a:xfrm>
+                      <a:off x="0" y="0"/>
+                      <a:ext cx="5486400" cy="3179064"/>
+                    </a:xfrm>
+                    <a:prstGeom prst="rect"/>
+                  </pic:spPr>
+                </pic:pic>
+              </a:graphicData>
+            </a:graphic>
+          </wp:inline>
+        </w:drawing>
+      </w:r>
+    </w:p>
+    <w:p>
+      <w:pPr>
+        <w:spacing w:line="336" w:lineRule="auto" w:after="180"/>
+      </w:pPr>
+      <w:r>
+        <w:rPr>
+          <w:b w:val="0"/>
+        </w:rPr>
+        <w:t>Original case: Only 0.004 is below 0.00833; the other five do not reject under this rule. Changed condition: The declared family has ten tests instead of six; keep the listed values unchanged.</w:t>
+      </w:r>
+    </w:p>
+    <w:p>
+      <w:pPr>
+        <w:spacing w:line="336" w:lineRule="auto" w:after="180"/>
+      </w:pPr>
+      <w:r>
+        <w:rPr>
+          <w:b w:val="0"/>
+        </w:rPr>
+        <w:t>Expected result: The cutoff becomes 0.005, and only 0.004 among the listed values still rejects. Reason: The error allowance is divided among ten tests; all ten results must be reported, including the four not supplied here.</w:t>
+      </w:r>
+    </w:p>
+    <w:p>
+      <w:pPr>
+        <w:spacing w:line="336" w:lineRule="auto" w:after="180"/>
+        <w:shd w:fill="F5F1FB"/>
+      </w:pPr>
+      <w:r>
+        <w:rPr>
+          <w:b w:val="0"/>
+        </w:rPr>
+        <w:t>Predict before checking the worked changed-case result. Name what changed and what the supplied facts allow you to conclude.</w:t>
+      </w:r>
+    </w:p>
+    <w:p>
+      <w:pPr>
+        <w:pStyle w:val="Heading3"/>
+      </w:pPr>
+      <w:r>
+        <w:t>05. Connect the explanation to its limit</w:t>
+      </w:r>
+    </w:p>
+    <w:p>
+      <w:r>
+        <w:drawing>
+          <wp:inline xmlns:a="http://schemas.openxmlformats.org/drawingml/2006/main" xmlns:pic="http://schemas.openxmlformats.org/drawingml/2006/picture">
+            <wp:extent cx="5486400" cy="2834640"/>
+            <wp:docPr id="7" name="Picture 7" descr="Searching many comparisons provides more chances for false positives. Bonferroni divides the error allowance across the declared family; valid individual p-values are required. A rejected null is not automatically a large or useful improvement. Limit: No effect size or real data is supplied. Bonferroni can be conservative and cannot repair invalid p-values or undisclosed outcome-driven test selection."/>
+            <wp:cNvGraphicFramePr>
+              <a:graphicFrameLocks noChangeAspect="1"/>
+            </wp:cNvGraphicFramePr>
+            <a:graphic>
+              <a:graphicData uri="http://schemas.openxmlformats.org/drawingml/2006/picture">
+                <pic:pic>
+                  <pic:nvPicPr>
+                    <pic:cNvPr id="0" name="academy-story-ai-7-15-05.png"/>
+                    <pic:cNvPicPr/>
+                  </pic:nvPicPr>
+                  <pic:blipFill>
+                    <a:blip r:embed="rId15"/>
+                    <a:stretch>
+                      <a:fillRect/>
+                    </a:stretch>
+                  </pic:blipFill>
+                  <pic:spPr>
+                    <a:xfrm>
+                      <a:off x="0" y="0"/>
+                      <a:ext cx="5486400" cy="2834640"/>
+                    </a:xfrm>
+                    <a:prstGeom prst="rect"/>
+                  </pic:spPr>
+                </pic:pic>
+              </a:graphicData>
+            </a:graphic>
+          </wp:inline>
+        </w:drawing>
+      </w:r>
+    </w:p>
+    <w:p>
+      <w:pPr>
+        <w:spacing w:line="336" w:lineRule="auto" w:after="180"/>
+      </w:pPr>
+      <w:r>
+        <w:rPr>
+          <w:b w:val="0"/>
+        </w:rPr>
+        <w:t>Searching many comparisons provides more chances for false positives. Bonferroni divides the error allowance across the declared family; valid individual p-values are required.</w:t>
+      </w:r>
+    </w:p>
+    <w:p>
+      <w:pPr>
+        <w:spacing w:line="336" w:lineRule="auto" w:after="180"/>
+      </w:pPr>
+      <w:r>
+        <w:rPr>
+          <w:b w:val="0"/>
+        </w:rPr>
+        <w:t>A rejected null is not automatically a large or useful improvement. Limit: No effect size or real data is supplied.</w:t>
+      </w:r>
+    </w:p>
+    <w:p>
+      <w:pPr>
+        <w:spacing w:line="336" w:lineRule="auto" w:after="180"/>
+      </w:pPr>
+      <w:r>
+        <w:rPr>
+          <w:b w:val="0"/>
+        </w:rPr>
+        <w:t>Bonferroni can be conservative and cannot repair invalid p-values or undisclosed outcome-driven test selection.</w:t>
+      </w:r>
+    </w:p>
+    <w:p>
+      <w:pPr>
+        <w:spacing w:line="336" w:lineRule="auto" w:after="180"/>
+        <w:shd w:fill="F5F1FB"/>
+      </w:pPr>
+      <w:r>
+        <w:rPr>
+          <w:b w:val="0"/>
+        </w:rPr>
+        <w:t>Explain the case, then point to a limit on the claim.</w:t>
+      </w:r>
+    </w:p>
+    <w:p>
+      <w:pPr>
+        <w:pStyle w:val="Heading3"/>
+      </w:pPr>
+      <w:r>
+        <w:t>06. Make the idea visible in your project</w:t>
+      </w:r>
+    </w:p>
+    <w:p>
+      <w:r>
+        <w:drawing>
+          <wp:inline xmlns:a="http://schemas.openxmlformats.org/drawingml/2006/main" xmlns:pic="http://schemas.openxmlformats.org/drawingml/2006/picture">
+            <wp:extent cx="5486400" cy="3681984"/>
+            <wp:docPr id="8" name="Picture 8" descr="For the Reproducible AI Research Study, retain an annotated worked trace and the changed-case reasoning. Connect the claim to its records, units and assumptions so another investigator can challenge or reproduce it. Draw your input, deciding step, result and limit. Supported question: Calculate the six-test cutoff and identify which supplied p-values reject. Why must the team count every planned comparison rather than report only its smallest p-value?"/>
+            <wp:cNvGraphicFramePr>
+              <a:graphicFrameLocks noChangeAspect="1"/>
+            </wp:cNvGraphicFramePr>
+            <a:graphic>
+              <a:graphicData uri="http://schemas.openxmlformats.org/drawingml/2006/picture">
+                <pic:pic>
+                  <pic:nvPicPr>
+                    <pic:cNvPr id="0" name="academy-story-ai-7-15-06.png"/>
+                    <pic:cNvPicPr/>
+                  </pic:nvPicPr>
+                  <pic:blipFill>
+                    <a:blip r:embed="rId16"/>
+                    <a:stretch>
+                      <a:fillRect/>
+                    </a:stretch>
+                  </pic:blipFill>
+                  <pic:spPr>
+                    <a:xfrm>
+                      <a:off x="0" y="0"/>
+                      <a:ext cx="5486400" cy="3681984"/>
+                    </a:xfrm>
+                    <a:prstGeom prst="rect"/>
+                  </pic:spPr>
+                </pic:pic>
+              </a:graphicData>
+            </a:graphic>
+          </wp:inline>
+        </w:drawing>
+      </w:r>
+    </w:p>
+    <w:p>
+      <w:pPr>
+        <w:spacing w:line="336" w:lineRule="auto" w:after="180"/>
+      </w:pPr>
+      <w:r>
+        <w:rPr>
+          <w:b w:val="0"/>
+        </w:rPr>
+        <w:t>For the Reproducible AI Research Study, retain an annotated worked trace and the changed-case reasoning. Connect the claim to its records, units and assumptions so another investigator can challenge or reproduce it.</w:t>
+      </w:r>
+    </w:p>
+    <w:p>
+      <w:pPr>
+        <w:spacing w:line="336" w:lineRule="auto" w:after="180"/>
+      </w:pPr>
+      <w:r>
+        <w:rPr>
+          <w:b w:val="0"/>
+        </w:rPr>
+        <w:t xml:space="preserve">Draw your </w:t>
+      </w:r>
+      <w:r>
+        <w:rPr>
+          <w:b/>
+        </w:rPr>
+        <w:t>input</w:t>
+      </w:r>
+      <w:r>
+        <w:rPr>
+          <w:b w:val="0"/>
+        </w:rPr>
+        <w:t>, deciding step, result and limit. Supported question: Calculate the six-test cutoff and identify which supplied p-values reject.</w:t>
+      </w:r>
+    </w:p>
+    <w:p>
+      <w:pPr>
+        <w:spacing w:line="336" w:lineRule="auto" w:after="180"/>
+      </w:pPr>
+      <w:r>
+        <w:rPr>
+          <w:b w:val="0"/>
+        </w:rPr>
+        <w:t>Why must the team count every planned comparison rather than report only its smallest p-value?</w:t>
+      </w:r>
+    </w:p>
+    <w:p>
+      <w:pPr>
+        <w:spacing w:line="336" w:lineRule="auto" w:after="180"/>
+        <w:shd w:fill="F5F1FB"/>
+      </w:pPr>
+      <w:r>
+        <w:rPr>
+          <w:b w:val="0"/>
+        </w:rPr>
+        <w:t xml:space="preserve">Draw your project trace and justify the deciding step using </w:t>
+      </w:r>
+      <w:r>
+        <w:rPr>
+          <w:b/>
+        </w:rPr>
+        <w:t>evidence</w:t>
+      </w:r>
+      <w:r>
+        <w:rPr>
+          <w:b w:val="0"/>
+        </w:rPr>
+        <w:t>.</w:t>
       </w:r>
     </w:p>
     <w:sectPr>

--- a/downloads/student/ai-7-week-15.docx
+++ b/downloads/student/ai-7-week-15.docx
@@ -511,7 +511,7 @@
           </w:tcPr>
           <w:p>
             <w:r>
-              <w:t>Five tests have p-values .009, .012, .3, .4, .8.</w:t>
+              <w:t>Five valid tests form one declared family with alpha 0.05. Their p-values are .009, .012, .3, .4, .8. Use Bonferroni: compare each p-value with 0.05/5, including equality.</w:t>
             </w:r>
           </w:p>
         </w:tc>
@@ -648,7 +648,7 @@
         <w:rPr>
           <w:b w:val="0"/>
         </w:rPr>
-        <w:t>Five tests have p-values .009, .012, .3, .4, .8. Show the intermediate steps and give the conclusion with its scope.</w:t>
+        <w:t>Five valid tests form one declared family with alpha 0.05. Their p-values are .009, .012, .3, .4, .8. Use Bonferroni: compare each p-value with 0.05/5, including equality. Show the intermediate steps and give the conclusion with its scope.</w:t>
       </w:r>
     </w:p>
     <w:p>
@@ -917,7 +917,7 @@
         <w:rPr>
           <w:b w:val="0"/>
         </w:rPr>
-        <w:t>Five tests have p-values .009, .012, .3, .4, .8.</w:t>
+        <w:t>Five valid tests form one declared family with alpha 0.05. Their p-values are .009, .012, .3, .4, .8. Use Bonferroni: compare each p-value with 0.05/5, including equality.</w:t>
       </w:r>
     </w:p>
     <w:p>
@@ -1977,7 +1977,7 @@
         <w:rPr>
           <w:b w:val="0"/>
         </w:rPr>
-        <w:t>Five tests have p-values .009, .012, .3, .4, .8. Show the intermediate steps and give the conclusion with its scope.</w:t>
+        <w:t>Five valid tests form one declared family with alpha 0.05. Their p-values are .009, .012, .3, .4, .8. Use Bonferroni: compare each p-value with 0.05/5, including equality. Show the intermediate steps and give the conclusion with its scope.</w:t>
       </w:r>
     </w:p>
     <w:p>
@@ -2742,7 +2742,7 @@
           </w:tcPr>
           <w:p>
             <w:r>
-              <w:t>Five tests have p-values .009, .012, .3, .4, .8.</w:t>
+              <w:t>Five valid tests form one declared family with alpha 0.05. Their p-values are .009, .012, .3, .4, .8. Use Bonferroni: compare each p-value with 0.05/5, including equality.</w:t>
             </w:r>
           </w:p>
         </w:tc>
@@ -2863,7 +2863,7 @@
         <w:rPr>
           <w:b w:val="0"/>
         </w:rPr>
-        <w:t>Four tests have p-values .01, .02, .2, .9. Compute threshold and decisions.</w:t>
+        <w:t>Four valid tests form one declared family with alpha 0.05. Their p-values are .01, .02, .2, .9. Use Bonferroni: divide family alpha by four and reject when p is at most that threshold. Compute the threshold and all four decisions.</w:t>
       </w:r>
     </w:p>
     <w:p>
@@ -2936,7 +2936,7 @@
         <w:rPr>
           <w:b w:val="0"/>
         </w:rPr>
-        <w:t>Four tests have p-values .01, .02, .2, .9. Compute threshold and decisions.</w:t>
+        <w:t>Four valid tests form one declared family with alpha 0.05. Their p-values are .01, .02, .2, .9. Use Bonferroni: divide family alpha by four and reject when p is at most that threshold. Compute the threshold and all four decisions.</w:t>
       </w:r>
     </w:p>
     <w:p>

--- a/downloads/student/ai-7-week-15.docx
+++ b/downloads/student/ai-7-week-15.docx
@@ -25,12 +25,17 @@
         <w:pStyle w:val="Heading1"/>
       </w:pPr>
       <w:r>
-        <w:t>Before you start</w:t>
-      </w:r>
-    </w:p>
-    <w:p>
-      <w:r>
-        <w:t>Recall Statistical tests and assumptions. Explain why a recorded result needs its input conditions and evidence source before it can support a claim.</w:t>
+        <w:t>Count the family. Divide alpha. Report every decision.</w:t>
+      </w:r>
+    </w:p>
+    <w:p>
+      <w:r>
+        <w:t>Apply Bonferroni with complete family sizes, inclusive cutoffs and honest missing-outcome limits.</w:t>
+      </w:r>
+    </w:p>
+    <w:p>
+      <w:r>
+        <w:t>Declared family → five-test ledger → native cutoff comparison → missing-result and validity probes → exact audit → independent four-test case.</w:t>
       </w:r>
     </w:p>
     <w:p>
@@ -38,20 +43,20 @@
         <w:pStyle w:val="Heading1"/>
       </w:pPr>
       <w:r>
-        <w:t>01. Your mission</w:t>
-      </w:r>
-    </w:p>
-    <w:p>
-      <w:r>
-        <w:t>Start with the target: Explain the mechanism and terminology of multiple comparisons. Try the recall before opening notes.</w:t>
-      </w:r>
-    </w:p>
-    <w:p>
-      <w:pPr>
-        <w:pStyle w:val="Heading3"/>
-      </w:pPr>
-      <w:r>
-        <w:t>Your learning target</w:t>
+        <w:t>01. Count the complete comparison family before applying a decision rule</w:t>
+      </w:r>
+    </w:p>
+    <w:p>
+      <w:r>
+        <w:t>Keep familywise error control distinct from effect magnitude and null truth.</w:t>
+      </w:r>
+    </w:p>
+    <w:p>
+      <w:pPr>
+        <w:pStyle w:val="Heading2"/>
+      </w:pPr>
+      <w:r>
+        <w:t>Learning goals</w:t>
       </w:r>
     </w:p>
     <w:p>
@@ -113,10 +118,10 @@
     </w:p>
     <w:p>
       <w:pPr>
-        <w:pStyle w:val="Heading3"/>
-      </w:pPr>
-      <w:r>
-        <w:t>Remember before reading</w:t>
+        <w:pStyle w:val="Heading2"/>
+      </w:pPr>
+      <w:r>
+        <w:t>Retrieve p-values, uncertainty and independent units</w:t>
       </w:r>
     </w:p>
     <w:p>
@@ -188,6 +193,100 @@
     </w:p>
     <w:p>
       <w:pPr>
+        <w:pStyle w:val="Heading2"/>
+      </w:pPr>
+      <w:r>
+        <w:t>Starting explanation</w:t>
+      </w:r>
+    </w:p>
+    <w:p>
+      <w:pPr>
+        <w:pStyle w:val="ListBullet"/>
+      </w:pPr>
+      <w:r>
+        <w:t>Recall Statistical tests and assumptions. Explain why a recorded result needs its input conditions and evidence source before it can support a claim.</w:t>
+      </w:r>
+    </w:p>
+    <w:p>
+      <w:pPr>
+        <w:pStyle w:val="Heading3"/>
+      </w:pPr>
+      <w:r>
+        <w:t>My starting explanation</w:t>
+      </w:r>
+    </w:p>
+    <w:p>
+      <w:r>
+        <w:t>________________________________________________________________</w:t>
+      </w:r>
+    </w:p>
+    <w:p>
+      <w:r>
+        <w:t>________________________________________________________________</w:t>
+      </w:r>
+    </w:p>
+    <w:p>
+      <w:r>
+        <w:t>________________________________________________________________</w:t>
+      </w:r>
+    </w:p>
+    <w:p>
+      <w:pPr>
+        <w:pStyle w:val="Heading2"/>
+      </w:pPr>
+      <w:r>
+        <w:t>End goal</w:t>
+      </w:r>
+    </w:p>
+    <w:p>
+      <w:pPr>
+        <w:spacing w:line="336" w:lineRule="auto" w:after="180"/>
+      </w:pPr>
+      <w:r>
+        <w:rPr>
+          <w:b w:val="0"/>
+        </w:rPr>
+        <w:t xml:space="preserve">Explain </w:t>
+      </w:r>
+      <w:r>
+        <w:rPr>
+          <w:b/>
+        </w:rPr>
+        <w:t>multiple comparisons</w:t>
+      </w:r>
+      <w:r>
+        <w:rPr>
+          <w:b w:val="0"/>
+        </w:rPr>
+        <w:t xml:space="preserve"> using the records and boundaries of this fictional investigation.</w:t>
+      </w:r>
+    </w:p>
+    <w:p>
+      <w:pPr>
+        <w:pStyle w:val="Heading2"/>
+      </w:pPr>
+      <w:r>
+        <w:t>Earlier wording, alternatives and picture transcripts · reference / check after trying</w:t>
+      </w:r>
+    </w:p>
+    <w:p>
+      <w:pPr>
+        <w:pStyle w:val="Heading3"/>
+      </w:pPr>
+      <w:r>
+        <w:t>Your learning target</w:t>
+      </w:r>
+    </w:p>
+    <w:p>
+      <w:pPr>
+        <w:pStyle w:val="Heading3"/>
+      </w:pPr>
+      <w:r>
+        <w:t>Remember before reading</w:t>
+      </w:r>
+    </w:p>
+    <w:p>
+      <w:pPr>
         <w:spacing w:line="336" w:lineRule="auto" w:after="180"/>
       </w:pPr>
       <w:r>
@@ -258,13 +357,731 @@
     </w:p>
     <w:p>
       <w:pPr>
+        <w:pStyle w:val="Heading3"/>
+      </w:pPr>
+      <w:r>
+        <w:t>This week’s end goal</w:t>
+      </w:r>
+    </w:p>
+    <w:p>
+      <w:pPr>
+        <w:pStyle w:val="Heading1"/>
+      </w:pPr>
+      <w:r>
+        <w:t>02. Ask how many chances the analysis had to make a false rejection</w:t>
+      </w:r>
+    </w:p>
+    <w:p>
+      <w:r>
+        <w:t>The comparison family belongs to the research question, not the attractive results.</w:t>
+      </w:r>
+    </w:p>
+    <w:p>
+      <w:pPr>
+        <w:pStyle w:val="Heading2"/>
+      </w:pPr>
+      <w:r>
+        <w:t>Begin with repeated opportunities</w:t>
+      </w:r>
+    </w:p>
+    <w:p>
+      <w:pPr>
         <w:spacing w:line="336" w:lineRule="auto" w:after="180"/>
       </w:pPr>
       <w:r>
         <w:rPr>
           <w:b w:val="0"/>
         </w:rPr>
-        <w:t xml:space="preserve">Recall Statistical tests and assumptions. Explain why a recorded result needs its </w:t>
+        <w:t>Imagine checking five possible improvements and reporting only the most attractive result. Even when individual tests are valid, repeated opportunities can increase the chance of a false rejection somewhere in the family. Bonferroni gives each of the declared tests a smaller allowance.</w:t>
+      </w:r>
+    </w:p>
+    <w:p>
+      <w:pPr>
+        <w:spacing w:line="336" w:lineRule="auto" w:after="180"/>
+      </w:pPr>
+      <w:r>
+        <w:rPr>
+          <w:b w:val="0"/>
+        </w:rPr>
+        <w:t>It bounds the chance of at least one false rejection by the family alpha; it does not promise that five percent of this particular family will be wrong.</w:t>
+      </w:r>
+    </w:p>
+    <w:p>
+      <w:pPr>
+        <w:pStyle w:val="Heading2"/>
+      </w:pPr>
+      <w:r>
+        <w:t>Original multiple-comparison explanation</w:t>
+      </w:r>
+    </w:p>
+    <w:p>
+      <w:pPr>
+        <w:spacing w:line="336" w:lineRule="auto" w:after="180"/>
+      </w:pPr>
+      <w:r>
+        <w:rPr>
+          <w:b w:val="0"/>
+        </w:rPr>
+        <w:t>Testing many hypotheses creates more chances for false discoveries. A family rule must be specified before selecting attractive p-values.</w:t>
+      </w:r>
+    </w:p>
+    <w:p>
+      <w:pPr>
+        <w:pStyle w:val="Heading2"/>
+      </w:pPr>
+      <w:r>
+        <w:t>Full family and decision contract</w:t>
+      </w:r>
+    </w:p>
+    <w:tbl>
+      <w:tblPr>
+        <w:tblStyle w:val="LightShading-Accent1"/>
+        <w:tblW w:type="auto" w:w="0"/>
+        <w:tblLook w:firstColumn="1" w:firstRow="1" w:lastColumn="0" w:lastRow="0" w:noHBand="0" w:noVBand="1" w:val="04A0"/>
+      </w:tblPr>
+      <w:tblGrid>
+        <w:gridCol w:w="5112"/>
+        <w:gridCol w:w="5112"/>
+      </w:tblGrid>
+      <w:tr>
+        <w:trPr>
+          <w:tblHeader/>
+        </w:trPr>
+        <w:tc>
+          <w:tcPr>
+            <w:tcW w:type="dxa" w:w="5112"/>
+          </w:tcPr>
+          <w:p>
+            <w:r>
+              <w:t>Declared item</w:t>
+            </w:r>
+          </w:p>
+        </w:tc>
+        <w:tc>
+          <w:tcPr>
+            <w:tcW w:type="dxa" w:w="5112"/>
+          </w:tcPr>
+          <w:p>
+            <w:r>
+              <w:t>Complete exercise contract</w:t>
+            </w:r>
+          </w:p>
+        </w:tc>
+      </w:tr>
+      <w:tr>
+        <w:tc>
+          <w:tcPr>
+            <w:tcW w:type="dxa" w:w="5112"/>
+          </w:tcPr>
+          <w:p>
+            <w:r>
+              <w:t>Family</w:t>
+            </w:r>
+          </w:p>
+        </w:tc>
+        <w:tc>
+          <w:tcPr>
+            <w:tcW w:type="dxa" w:w="5112"/>
+          </w:tcPr>
+          <w:p>
+            <w:r>
+              <w:t>All five stated tests; do not discard unfavorable results</w:t>
+            </w:r>
+          </w:p>
+        </w:tc>
+      </w:tr>
+      <w:tr>
+        <w:tc>
+          <w:tcPr>
+            <w:tcW w:type="dxa" w:w="5112"/>
+          </w:tcPr>
+          <w:p>
+            <w:r>
+              <w:t>Supplied p-values</w:t>
+            </w:r>
+          </w:p>
+        </w:tc>
+        <w:tc>
+          <w:tcPr>
+            <w:tcW w:type="dxa" w:w="5112"/>
+          </w:tcPr>
+          <w:p>
+            <w:r>
+              <w:t>0.009, 0.012, 0.3, 0.4, 0.8; stipulated valid tests, not fitted from invented data</w:t>
+            </w:r>
+          </w:p>
+        </w:tc>
+      </w:tr>
+      <w:tr>
+        <w:tc>
+          <w:tcPr>
+            <w:tcW w:type="dxa" w:w="5112"/>
+          </w:tcPr>
+          <w:p>
+            <w:r>
+              <w:t>Family alpha</w:t>
+            </w:r>
+          </w:p>
+        </w:tc>
+        <w:tc>
+          <w:tcPr>
+            <w:tcW w:type="dxa" w:w="5112"/>
+          </w:tcPr>
+          <w:p>
+            <w:r>
+              <w:t>0.05, fixed before inspecting results</w:t>
+            </w:r>
+          </w:p>
+        </w:tc>
+      </w:tr>
+      <w:tr>
+        <w:tc>
+          <w:tcPr>
+            <w:tcW w:type="dxa" w:w="5112"/>
+          </w:tcPr>
+          <w:p>
+            <w:r>
+              <w:t>Per-test rule</w:t>
+            </w:r>
+          </w:p>
+        </w:tc>
+        <w:tc>
+          <w:tcPr>
+            <w:tcW w:type="dxa" w:w="5112"/>
+          </w:tcPr>
+          <w:p>
+            <w:r>
+              <w:t>Reject when p ≤ 0.05 / m, including equality</w:t>
+            </w:r>
+          </w:p>
+        </w:tc>
+      </w:tr>
+      <w:tr>
+        <w:tc>
+          <w:tcPr>
+            <w:tcW w:type="dxa" w:w="5112"/>
+          </w:tcPr>
+          <w:p>
+            <w:r>
+              <w:t>What is controlled</w:t>
+            </w:r>
+          </w:p>
+        </w:tc>
+        <w:tc>
+          <w:tcPr>
+            <w:tcW w:type="dxa" w:w="5112"/>
+          </w:tcPr>
+          <w:p>
+            <w:r>
+              <w:t>Probability of at least one false rejection among true nulls is at most 0.05</w:t>
+            </w:r>
+          </w:p>
+        </w:tc>
+      </w:tr>
+      <w:tr>
+        <w:tc>
+          <w:tcPr>
+            <w:tcW w:type="dxa" w:w="5112"/>
+          </w:tcPr>
+          <w:p>
+            <w:r>
+              <w:t>Dependence</w:t>
+            </w:r>
+          </w:p>
+        </w:tc>
+        <w:tc>
+          <w:tcPr>
+            <w:tcW w:type="dxa" w:w="5112"/>
+          </w:tcPr>
+          <w:p>
+            <w:r>
+              <w:t>Bonferroni union bound does not require independent tests; individual p-values must still be valid</w:t>
+            </w:r>
+          </w:p>
+        </w:tc>
+      </w:tr>
+      <w:tr>
+        <w:tc>
+          <w:tcPr>
+            <w:tcW w:type="dxa" w:w="5112"/>
+          </w:tcPr>
+          <w:p>
+            <w:r>
+              <w:t>Not established</w:t>
+            </w:r>
+          </w:p>
+        </w:tc>
+        <w:tc>
+          <w:tcPr>
+            <w:tcW w:type="dxa" w:w="5112"/>
+          </w:tcPr>
+          <w:p>
+            <w:r>
+              <w:t>Effect magnitude, practical value, null truth and actual study quality</w:t>
+            </w:r>
+          </w:p>
+        </w:tc>
+      </w:tr>
+    </w:tbl>
+    <w:p>
+      <w:pPr>
+        <w:pStyle w:val="Heading2"/>
+      </w:pPr>
+      <w:r>
+        <w:t>Given and missing facts</w:t>
+      </w:r>
+    </w:p>
+    <w:p>
+      <w:pPr>
+        <w:pStyle w:val="Heading3"/>
+      </w:pPr>
+      <w:r>
+        <w:t>List the given facts and one fact that is not supplied.</w:t>
+      </w:r>
+    </w:p>
+    <w:p>
+      <w:r>
+        <w:t>________________________________________________________________</w:t>
+      </w:r>
+    </w:p>
+    <w:p>
+      <w:r>
+        <w:t>________________________________________________________________</w:t>
+      </w:r>
+    </w:p>
+    <w:p>
+      <w:r>
+        <w:t>________________________________________________________________</w:t>
+      </w:r>
+    </w:p>
+    <w:p>
+      <w:pPr>
+        <w:pStyle w:val="Heading2"/>
+      </w:pPr>
+      <w:r>
+        <w:t>Earlier wording, alternatives and picture transcripts · reference / check after trying</w:t>
+      </w:r>
+    </w:p>
+    <w:p>
+      <w:pPr>
+        <w:spacing w:line="336" w:lineRule="auto" w:after="180"/>
+      </w:pPr>
+      <w:r>
+        <w:rPr>
+          <w:b w:val="0"/>
+        </w:rPr>
+        <w:t>Begin by writing the question the procedure is intended to answer. Identify the information already supplied, the information it will produce and the information still missing.</w:t>
+      </w:r>
+    </w:p>
+    <w:p>
+      <w:pPr>
+        <w:spacing w:line="336" w:lineRule="auto" w:after="180"/>
+      </w:pPr>
+      <w:r>
+        <w:rPr>
+          <w:b w:val="0"/>
+        </w:rPr>
+        <w:t>These are constructed classroom examples; they do not require live accounts, private records or an external service. Do not treat a plausible explanation as a measured outcome.</w:t>
+      </w:r>
+    </w:p>
+    <w:p>
+      <w:pPr>
+        <w:pStyle w:val="Heading1"/>
+      </w:pPr>
+      <w:r>
+        <w:t>03. Divide the allowance and trace every decision</w:t>
+      </w:r>
+    </w:p>
+    <w:p>
+      <w:r>
+        <w:t>The second-smallest result changes decision under family control.</w:t>
+      </w:r>
+    </w:p>
+    <w:p>
+      <w:pPr>
+        <w:pStyle w:val="Heading2"/>
+      </w:pPr>
+      <w:r>
+        <w:t>Declared Bonferroni procedure</w:t>
+      </w:r>
+    </w:p>
+    <w:p>
+      <w:pPr>
+        <w:spacing w:line="336" w:lineRule="auto" w:after="180"/>
+      </w:pPr>
+      <w:r>
+        <w:rPr>
+          <w:b w:val="0"/>
+        </w:rPr>
+        <w:t xml:space="preserve">For this exercise use Bonferroni: family alpha .05 divided by number of tests m; reject each test when its valid p-value is at most .05/m. This controls the </w:t>
+      </w:r>
+      <w:r>
+        <w:rPr>
+          <w:b/>
+        </w:rPr>
+        <w:t>family error</w:t>
+      </w:r>
+      <w:r>
+        <w:rPr>
+          <w:b w:val="0"/>
+        </w:rPr>
+        <w:t xml:space="preserve"> by a bound without requiring independent tests.</w:t>
+      </w:r>
+    </w:p>
+    <w:p>
+      <w:pPr>
+        <w:pStyle w:val="Heading2"/>
+      </w:pPr>
+      <w:r>
+        <w:t>All five decisions</w:t>
+      </w:r>
+    </w:p>
+    <w:tbl>
+      <w:tblPr>
+        <w:tblStyle w:val="LightShading-Accent1"/>
+        <w:tblW w:type="auto" w:w="0"/>
+        <w:tblLook w:firstColumn="1" w:firstRow="1" w:lastColumn="0" w:lastRow="0" w:noHBand="0" w:noVBand="1" w:val="04A0"/>
+      </w:tblPr>
+      <w:tblGrid>
+        <w:gridCol w:w="2556"/>
+        <w:gridCol w:w="2556"/>
+        <w:gridCol w:w="2556"/>
+        <w:gridCol w:w="2556"/>
+      </w:tblGrid>
+      <w:tr>
+        <w:trPr>
+          <w:tblHeader/>
+        </w:trPr>
+        <w:tc>
+          <w:tcPr>
+            <w:tcW w:type="dxa" w:w="2556"/>
+          </w:tcPr>
+          <w:p>
+            <w:r>
+              <w:t>Main test</w:t>
+            </w:r>
+          </w:p>
+        </w:tc>
+        <w:tc>
+          <w:tcPr>
+            <w:tcW w:type="dxa" w:w="2556"/>
+          </w:tcPr>
+          <w:p>
+            <w:r>
+              <w:t>Supplied p</w:t>
+            </w:r>
+          </w:p>
+        </w:tc>
+        <w:tc>
+          <w:tcPr>
+            <w:tcW w:type="dxa" w:w="2556"/>
+          </w:tcPr>
+          <w:p>
+            <w:r>
+              <w:t>Bonferroni cutoff</w:t>
+            </w:r>
+          </w:p>
+        </w:tc>
+        <w:tc>
+          <w:tcPr>
+            <w:tcW w:type="dxa" w:w="2556"/>
+          </w:tcPr>
+          <w:p>
+            <w:r>
+              <w:t>Decision</w:t>
+            </w:r>
+          </w:p>
+        </w:tc>
+      </w:tr>
+      <w:tr>
+        <w:tc>
+          <w:tcPr>
+            <w:tcW w:type="dxa" w:w="2556"/>
+          </w:tcPr>
+          <w:p>
+            <w:r>
+              <w:t>H1</w:t>
+            </w:r>
+          </w:p>
+        </w:tc>
+        <w:tc>
+          <w:tcPr>
+            <w:tcW w:type="dxa" w:w="2556"/>
+          </w:tcPr>
+          <w:p>
+            <w:r>
+              <w:t>0.009</w:t>
+            </w:r>
+          </w:p>
+        </w:tc>
+        <w:tc>
+          <w:tcPr>
+            <w:tcW w:type="dxa" w:w="2556"/>
+          </w:tcPr>
+          <w:p>
+            <w:r>
+              <w:t>0.010</w:t>
+            </w:r>
+          </w:p>
+        </w:tc>
+        <w:tc>
+          <w:tcPr>
+            <w:tcW w:type="dxa" w:w="2556"/>
+          </w:tcPr>
+          <w:p>
+            <w:r>
+              <w:t>Reject</w:t>
+            </w:r>
+          </w:p>
+        </w:tc>
+      </w:tr>
+      <w:tr>
+        <w:tc>
+          <w:tcPr>
+            <w:tcW w:type="dxa" w:w="2556"/>
+          </w:tcPr>
+          <w:p>
+            <w:r>
+              <w:t>H2</w:t>
+            </w:r>
+          </w:p>
+        </w:tc>
+        <w:tc>
+          <w:tcPr>
+            <w:tcW w:type="dxa" w:w="2556"/>
+          </w:tcPr>
+          <w:p>
+            <w:r>
+              <w:t>0.012</w:t>
+            </w:r>
+          </w:p>
+        </w:tc>
+        <w:tc>
+          <w:tcPr>
+            <w:tcW w:type="dxa" w:w="2556"/>
+          </w:tcPr>
+          <w:p>
+            <w:r>
+              <w:t>0.010</w:t>
+            </w:r>
+          </w:p>
+        </w:tc>
+        <w:tc>
+          <w:tcPr>
+            <w:tcW w:type="dxa" w:w="2556"/>
+          </w:tcPr>
+          <w:p>
+            <w:r>
+              <w:t>Do not reject</w:t>
+            </w:r>
+          </w:p>
+        </w:tc>
+      </w:tr>
+      <w:tr>
+        <w:tc>
+          <w:tcPr>
+            <w:tcW w:type="dxa" w:w="2556"/>
+          </w:tcPr>
+          <w:p>
+            <w:r>
+              <w:t>H3</w:t>
+            </w:r>
+          </w:p>
+        </w:tc>
+        <w:tc>
+          <w:tcPr>
+            <w:tcW w:type="dxa" w:w="2556"/>
+          </w:tcPr>
+          <w:p>
+            <w:r>
+              <w:t>0.300</w:t>
+            </w:r>
+          </w:p>
+        </w:tc>
+        <w:tc>
+          <w:tcPr>
+            <w:tcW w:type="dxa" w:w="2556"/>
+          </w:tcPr>
+          <w:p>
+            <w:r>
+              <w:t>0.010</w:t>
+            </w:r>
+          </w:p>
+        </w:tc>
+        <w:tc>
+          <w:tcPr>
+            <w:tcW w:type="dxa" w:w="2556"/>
+          </w:tcPr>
+          <w:p>
+            <w:r>
+              <w:t>Do not reject</w:t>
+            </w:r>
+          </w:p>
+        </w:tc>
+      </w:tr>
+      <w:tr>
+        <w:tc>
+          <w:tcPr>
+            <w:tcW w:type="dxa" w:w="2556"/>
+          </w:tcPr>
+          <w:p>
+            <w:r>
+              <w:t>H4</w:t>
+            </w:r>
+          </w:p>
+        </w:tc>
+        <w:tc>
+          <w:tcPr>
+            <w:tcW w:type="dxa" w:w="2556"/>
+          </w:tcPr>
+          <w:p>
+            <w:r>
+              <w:t>0.400</w:t>
+            </w:r>
+          </w:p>
+        </w:tc>
+        <w:tc>
+          <w:tcPr>
+            <w:tcW w:type="dxa" w:w="2556"/>
+          </w:tcPr>
+          <w:p>
+            <w:r>
+              <w:t>0.010</w:t>
+            </w:r>
+          </w:p>
+        </w:tc>
+        <w:tc>
+          <w:tcPr>
+            <w:tcW w:type="dxa" w:w="2556"/>
+          </w:tcPr>
+          <w:p>
+            <w:r>
+              <w:t>Do not reject</w:t>
+            </w:r>
+          </w:p>
+        </w:tc>
+      </w:tr>
+      <w:tr>
+        <w:tc>
+          <w:tcPr>
+            <w:tcW w:type="dxa" w:w="2556"/>
+          </w:tcPr>
+          <w:p>
+            <w:r>
+              <w:t>H5</w:t>
+            </w:r>
+          </w:p>
+        </w:tc>
+        <w:tc>
+          <w:tcPr>
+            <w:tcW w:type="dxa" w:w="2556"/>
+          </w:tcPr>
+          <w:p>
+            <w:r>
+              <w:t>0.800</w:t>
+            </w:r>
+          </w:p>
+        </w:tc>
+        <w:tc>
+          <w:tcPr>
+            <w:tcW w:type="dxa" w:w="2556"/>
+          </w:tcPr>
+          <w:p>
+            <w:r>
+              <w:t>0.010</w:t>
+            </w:r>
+          </w:p>
+        </w:tc>
+        <w:tc>
+          <w:tcPr>
+            <w:tcW w:type="dxa" w:w="2556"/>
+          </w:tcPr>
+          <w:p>
+            <w:r>
+              <w:t>Do not reject</w:t>
+            </w:r>
+          </w:p>
+        </w:tc>
+      </w:tr>
+      <w:tr>
+        <w:tc>
+          <w:tcPr>
+            <w:tcW w:type="dxa" w:w="2556"/>
+          </w:tcPr>
+          <w:p>
+            <w:r>
+              <w:t>Unadjusted comparison</w:t>
+            </w:r>
+          </w:p>
+        </w:tc>
+        <w:tc>
+          <w:tcPr>
+            <w:tcW w:type="dxa" w:w="2556"/>
+          </w:tcPr>
+          <w:p>
+            <w:r>
+              <w:t>H1 and H2 are ≤ 0.05</w:t>
+            </w:r>
+          </w:p>
+        </w:tc>
+        <w:tc>
+          <w:tcPr>
+            <w:tcW w:type="dxa" w:w="2556"/>
+          </w:tcPr>
+          <w:p>
+            <w:r>
+              <w:t>This is a different decision rule</w:t>
+            </w:r>
+          </w:p>
+        </w:tc>
+        <w:tc>
+          <w:tcPr>
+            <w:tcW w:type="dxa" w:w="2556"/>
+          </w:tcPr>
+          <w:p>
+            <w:r>
+              <w:t>Does not provide the same familywise bound</w:t>
+            </w:r>
+          </w:p>
+        </w:tc>
+      </w:tr>
+    </w:tbl>
+    <w:p>
+      <w:pPr>
+        <w:pStyle w:val="Heading2"/>
+      </w:pPr>
+      <w:r>
+        <w:t>Understand the union-bound argument</w:t>
+      </w:r>
+    </w:p>
+    <w:p>
+      <w:pPr>
+        <w:spacing w:line="336" w:lineRule="auto" w:after="180"/>
+      </w:pPr>
+      <w:r>
+        <w:rPr>
+          <w:b w:val="0"/>
+        </w:rPr>
+        <w:t>Why the bound works: with m tests, each true null has false-rejection probability at most alpha/m when its p-value is valid. The probability of any false rejection is at most the sum of those probabilities. There are at most m true nulls, so the sum is at most m × alpha/m = alpha. This is an upper bound, not a measured error frequency, and it does not require independence across tests.</w:t>
+      </w:r>
+    </w:p>
+    <w:p>
+      <w:pPr>
+        <w:pStyle w:val="Heading2"/>
+      </w:pPr>
+      <w:r>
+        <w:t>Record assumptions and explain the visual</w:t>
+      </w:r>
+    </w:p>
+    <w:p>
+      <w:pPr>
+        <w:spacing w:line="336" w:lineRule="auto" w:after="180"/>
+      </w:pPr>
+      <w:r>
+        <w:rPr>
+          <w:b w:val="0"/>
+        </w:rPr>
+        <w:t xml:space="preserve">Before applying the procedure, write its units, denominator or decision boundary where relevant. A partner should be able to repeat each step using the same </w:t>
       </w:r>
       <w:r>
         <w:rPr>
@@ -276,50 +1093,30 @@
         <w:rPr>
           <w:b w:val="0"/>
         </w:rPr>
-        <w:t xml:space="preserve"> conditions and </w:t>
+        <w:t>s.</w:t>
+      </w:r>
+    </w:p>
+    <w:p>
+      <w:pPr>
+        <w:spacing w:line="336" w:lineRule="auto" w:after="180"/>
+      </w:pPr>
+      <w:r>
+        <w:rPr>
+          <w:b w:val="0"/>
+        </w:rPr>
+        <w:t xml:space="preserve">If a required </w:t>
       </w:r>
       <w:r>
         <w:rPr>
           <w:b/>
         </w:rPr>
-        <w:t>evidence</w:t>
+        <w:t>input</w:t>
       </w:r>
       <w:r>
         <w:rPr>
           <w:b w:val="0"/>
         </w:rPr>
-        <w:t xml:space="preserve"> source before it can support a claim.</w:t>
-      </w:r>
-    </w:p>
-    <w:p>
-      <w:pPr>
-        <w:pStyle w:val="Heading3"/>
-      </w:pPr>
-      <w:r>
-        <w:t>My starting explanation</w:t>
-      </w:r>
-    </w:p>
-    <w:p>
-      <w:r>
-        <w:t>________________________________________________________________</w:t>
-      </w:r>
-    </w:p>
-    <w:p>
-      <w:r>
-        <w:t>________________________________________________________________</w:t>
-      </w:r>
-    </w:p>
-    <w:p>
-      <w:r>
-        <w:t>________________________________________________________________</w:t>
-      </w:r>
-    </w:p>
-    <w:p>
-      <w:pPr>
-        <w:pStyle w:val="Heading3"/>
-      </w:pPr>
-      <w:r>
-        <w:t>This week’s end goal</w:t>
+        <w:t xml:space="preserve"> is absent or violates the stated contract, record that condition explicitly instead of quietly replacing it with a convenient value.</w:t>
       </w:r>
     </w:p>
     <w:p>
@@ -330,124 +1127,27 @@
         <w:rPr>
           <w:b w:val="0"/>
         </w:rPr>
-        <w:t xml:space="preserve">Explain </w:t>
+        <w:t xml:space="preserve">Point to the </w:t>
       </w:r>
       <w:r>
         <w:rPr>
           <w:b/>
         </w:rPr>
-        <w:t>multiple comparisons</w:t>
+        <w:t>input</w:t>
       </w:r>
       <w:r>
         <w:rPr>
           <w:b w:val="0"/>
         </w:rPr>
-        <w:t xml:space="preserve"> using the records and boundaries of this fictional investigation.</w:t>
-      </w:r>
-    </w:p>
-    <w:p>
-      <w:pPr>
-        <w:pStyle w:val="Heading1"/>
-      </w:pPr>
-      <w:r>
-        <w:t>02. Notice the evidence</w:t>
-      </w:r>
-    </w:p>
-    <w:p>
-      <w:r>
-        <w:t>Investigate the supplied Multiple comparisons case. Separate observations, given facts and assumptions before choosing an explanation.</w:t>
-      </w:r>
-    </w:p>
-    <w:p>
-      <w:pPr>
-        <w:spacing w:line="336" w:lineRule="auto" w:after="180"/>
-      </w:pPr>
-      <w:r>
-        <w:rPr>
-          <w:b w:val="0"/>
-        </w:rPr>
-        <w:t>Testing many hypotheses creates more chances for false discoveries. A family rule must be specified before selecting attractive p-values.</w:t>
-      </w:r>
-    </w:p>
-    <w:p>
-      <w:pPr>
-        <w:spacing w:line="336" w:lineRule="auto" w:after="180"/>
-      </w:pPr>
-      <w:r>
-        <w:rPr>
-          <w:b w:val="0"/>
-        </w:rPr>
-        <w:t>Begin by writing the question the procedure is intended to answer. Identify the information already supplied, the information it will produce and the information still missing.</w:t>
-      </w:r>
-    </w:p>
-    <w:p>
-      <w:pPr>
-        <w:spacing w:line="336" w:lineRule="auto" w:after="180"/>
-      </w:pPr>
-      <w:r>
-        <w:rPr>
-          <w:b w:val="0"/>
-        </w:rPr>
-        <w:t>These are constructed classroom examples; they do not require live accounts, private records or an external service. Do not treat a plausible explanation as a measured outcome.</w:t>
-      </w:r>
-    </w:p>
-    <w:p>
-      <w:pPr>
-        <w:pStyle w:val="Heading3"/>
-      </w:pPr>
-      <w:r>
-        <w:t>List the given facts and one fact that is not supplied.</w:t>
-      </w:r>
-    </w:p>
-    <w:p>
-      <w:r>
-        <w:t>________________________________________________________________</w:t>
-      </w:r>
-    </w:p>
-    <w:p>
-      <w:r>
-        <w:t>________________________________________________________________</w:t>
-      </w:r>
-    </w:p>
-    <w:p>
-      <w:r>
-        <w:t>________________________________________________________________</w:t>
-      </w:r>
-    </w:p>
-    <w:p>
-      <w:pPr>
-        <w:pStyle w:val="Heading1"/>
-      </w:pPr>
-      <w:r>
-        <w:t>03. See how it works</w:t>
-      </w:r>
-    </w:p>
-    <w:p>
-      <w:r>
-        <w:t>Follow the mechanism for Multiple comparisons. Connect each labelled input, deciding step and result.</w:t>
-      </w:r>
-    </w:p>
-    <w:p>
-      <w:pPr>
-        <w:spacing w:line="336" w:lineRule="auto" w:after="180"/>
-      </w:pPr>
-      <w:r>
-        <w:rPr>
-          <w:b w:val="0"/>
-        </w:rPr>
-        <w:t xml:space="preserve">For this exercise use Bonferroni:family alpha .05 divided by number of tests m; reject each test when its valid p-value is at most .05/m. This controls the </w:t>
-      </w:r>
-      <w:r>
-        <w:rPr>
-          <w:b/>
-        </w:rPr>
-        <w:t>family error</w:t>
-      </w:r>
-      <w:r>
-        <w:rPr>
-          <w:b w:val="0"/>
-        </w:rPr>
-        <w:t xml:space="preserve"> by a bound without requiring independent tests.</w:t>
+        <w:t>, the deciding step and the result in this week’s visual. Explain the same step in ordinary words. A picture helps when you can say what each part represents.</w:t>
+      </w:r>
+    </w:p>
+    <w:p>
+      <w:pPr>
+        <w:pStyle w:val="Heading2"/>
+      </w:pPr>
+      <w:r>
+        <w:t>Earlier wording, alternatives and picture transcripts · reference / check after trying</w:t>
       </w:r>
     </w:p>
     <w:p>
@@ -521,7 +1221,7 @@
           </w:tcPr>
           <w:p>
             <w:r>
-              <w:t>For this exercise use Bonferroni:family alpha .05 divided by number of tests m; reject each test when its valid p-value is at most .05/m. This controls the family error by a bound without requiring independent tests.</w:t>
+              <w:t>For this exercise use Bonferroni: family alpha .05 divided by number of tests m; reject each test when its valid p-value is at most .05/m. This controls the family error by a bound without requiring independent tests.</w:t>
             </w:r>
           </w:p>
         </w:tc>
@@ -544,13 +1244,214 @@
     </w:p>
     <w:p>
       <w:pPr>
+        <w:pStyle w:val="Heading3"/>
+      </w:pPr>
+      <w:r>
+        <w:t>Connect the picture and the explanation</w:t>
+      </w:r>
+    </w:p>
+    <w:p>
+      <w:pPr>
+        <w:pStyle w:val="Heading1"/>
+      </w:pPr>
+      <w:r>
+        <w:t>04. Predict a ten-test family with four unsupplied results</w:t>
+      </w:r>
+    </w:p>
+    <w:p>
+      <w:r>
+        <w:t>Compute the new cutoff while leaving missing test outcomes unknown.</w:t>
+      </w:r>
+    </w:p>
+    <w:p>
+      <w:pPr>
+        <w:pStyle w:val="Heading2"/>
+      </w:pPr>
+      <w:r>
+        <w:t>Main task and response</w:t>
+      </w:r>
+    </w:p>
+    <w:p>
+      <w:pPr>
+        <w:pStyle w:val="ListBullet"/>
+      </w:pPr>
+      <w:r>
+        <w:t>Five valid tests form one declared family with alpha 0.05. Their p-values are .009, .012, .3, .4, .8. Use Bonferroni: compare each p-value with 0.05/5, including equality. Show the intermediate steps and give the conclusion with its scope.</w:t>
+      </w:r>
+    </w:p>
+    <w:p>
+      <w:pPr>
+        <w:pStyle w:val="Heading3"/>
+      </w:pPr>
+      <w:r>
+        <w:t>Keep the procedure fixed. Explain what changed in the inputs and result.</w:t>
+      </w:r>
+    </w:p>
+    <w:p>
+      <w:r>
+        <w:t>________________________________________________________________</w:t>
+      </w:r>
+    </w:p>
+    <w:p>
+      <w:r>
+        <w:t>________________________________________________________________</w:t>
+      </w:r>
+    </w:p>
+    <w:p>
+      <w:r>
+        <w:t>________________________________________________________________</w:t>
+      </w:r>
+    </w:p>
+    <w:p>
+      <w:r>
+        <w:t>________________________________________________________________</w:t>
+      </w:r>
+    </w:p>
+    <w:p>
+      <w:r>
+        <w:t>________________________________________________________________</w:t>
+      </w:r>
+    </w:p>
+    <w:p>
+      <w:pPr>
+        <w:pStyle w:val="Heading2"/>
+      </w:pPr>
+      <w:r>
+        <w:t>Predict the changed picture family</w:t>
+      </w:r>
+    </w:p>
+    <w:p>
+      <w:pPr>
+        <w:pStyle w:val="ListBullet"/>
+      </w:pPr>
+      <w:r>
+        <w:t>Change: The declared family has ten tests instead of six; keep the listed values unchanged.</w:t>
+      </w:r>
+    </w:p>
+    <w:p>
+      <w:pPr>
+        <w:pStyle w:val="Heading2"/>
+      </w:pPr>
+      <w:r>
+        <w:t>Check after predicting · reference / check after trying</w:t>
+      </w:r>
+    </w:p>
+    <w:p>
+      <w:pPr>
         <w:spacing w:line="336" w:lineRule="auto" w:after="180"/>
       </w:pPr>
+      <w:r>
+        <w:rPr>
+          <w:b/>
+        </w:rPr>
+        <w:t>Prediction</w:t>
+      </w:r>
       <w:r>
         <w:rPr>
           <w:b w:val="0"/>
         </w:rPr>
-        <w:t xml:space="preserve">Before applying the procedure, write its units, denominator or decision boundary where relevant. A partner should be able to repeat each step using the same </w:t>
+        <w:t>: The cutoff becomes 0.005, and only 0.004 among the listed values still rejects.</w:t>
+      </w:r>
+    </w:p>
+    <w:p>
+      <w:pPr>
+        <w:spacing w:line="336" w:lineRule="auto" w:after="180"/>
+      </w:pPr>
+      <w:r>
+        <w:rPr>
+          <w:b w:val="0"/>
+        </w:rPr>
+        <w:t>Reason: The error allowance is divided among ten tests; all ten results must be reported, including the four not supplied here.</w:t>
+      </w:r>
+    </w:p>
+    <w:p>
+      <w:pPr>
+        <w:pStyle w:val="Heading2"/>
+      </w:pPr>
+      <w:r>
+        <w:t>Earlier wording, alternatives and picture transcripts · reference / check after trying</w:t>
+      </w:r>
+    </w:p>
+    <w:p>
+      <w:pPr>
+        <w:pStyle w:val="Heading3"/>
+      </w:pPr>
+      <w:r>
+        <w:t>Compare a familiar case with a changed case</w:t>
+      </w:r>
+    </w:p>
+    <w:p>
+      <w:pPr>
+        <w:pStyle w:val="Heading3"/>
+      </w:pPr>
+      <w:r>
+        <w:t>Change one thing in the pictured case</w:t>
+      </w:r>
+    </w:p>
+    <w:p>
+      <w:pPr>
+        <w:pStyle w:val="Heading1"/>
+      </w:pPr>
+      <w:r>
+        <w:t>06. Read family size, cutoff and complete reporting together</w:t>
+      </w:r>
+    </w:p>
+    <w:p>
+      <w:r>
+        <w:t>Count missing outcomes without inventing their p-values.</w:t>
+      </w:r>
+    </w:p>
+    <w:p>
+      <w:pPr>
+        <w:pStyle w:val="Heading2"/>
+      </w:pPr>
+      <w:r>
+        <w:t>Main five-test result</w:t>
+      </w:r>
+    </w:p>
+    <w:p>
+      <w:pPr>
+        <w:spacing w:line="336" w:lineRule="auto" w:after="180"/>
+      </w:pPr>
+      <w:r>
+        <w:rPr>
+          <w:b w:val="0"/>
+        </w:rPr>
+        <w:t>Five valid tests form one declared family with alpha 0.05. Their p-values are .009, .012, .3, .4, .8. Use Bonferroni: compare each p-value with 0.05/5, including equality.</w:t>
+      </w:r>
+    </w:p>
+    <w:p>
+      <w:pPr>
+        <w:spacing w:line="336" w:lineRule="auto" w:after="180"/>
+      </w:pPr>
+      <w:r>
+        <w:rPr>
+          <w:b w:val="0"/>
+        </w:rPr>
+        <w:t>Threshold .01; only .009 rejected. An unadjusted .05 rule would also reject .012 and change family control.</w:t>
+      </w:r>
+    </w:p>
+    <w:p>
+      <w:pPr>
+        <w:spacing w:line="336" w:lineRule="auto" w:after="180"/>
+      </w:pPr>
+      <w:r>
+        <w:rPr>
+          <w:b w:val="0"/>
+        </w:rPr>
+        <w:t xml:space="preserve">Compare the intermediate </w:t>
+      </w:r>
+      <w:r>
+        <w:rPr>
+          <w:b/>
+        </w:rPr>
+        <w:t>evidence</w:t>
+      </w:r>
+      <w:r>
+        <w:rPr>
+          <w:b w:val="0"/>
+        </w:rPr>
+        <w:t xml:space="preserve"> with the final statement. Explain why each number or decision follows from the stated </w:t>
       </w:r>
       <w:r>
         <w:rPr>
@@ -573,7 +1474,7 @@
         <w:rPr>
           <w:b w:val="0"/>
         </w:rPr>
-        <w:t xml:space="preserve">If a required </w:t>
+        <w:t xml:space="preserve">The conclusion belongs to this scenario and procedure; changing the </w:t>
       </w:r>
       <w:r>
         <w:rPr>
@@ -585,509 +1486,15 @@
         <w:rPr>
           <w:b w:val="0"/>
         </w:rPr>
-        <w:t xml:space="preserve"> is absent or violates the stated contract, record that condition explicitly instead of quietly replacing it with a convenient value.</w:t>
-      </w:r>
-    </w:p>
-    <w:p>
-      <w:pPr>
-        <w:pStyle w:val="Heading3"/>
-      </w:pPr>
-      <w:r>
-        <w:t>Connect the picture and the explanation</w:t>
-      </w:r>
-    </w:p>
-    <w:p>
-      <w:pPr>
-        <w:spacing w:line="336" w:lineRule="auto" w:after="180"/>
-      </w:pPr>
-      <w:r>
-        <w:rPr>
-          <w:b w:val="0"/>
-        </w:rPr>
-        <w:t xml:space="preserve">Point to the </w:t>
-      </w:r>
-      <w:r>
-        <w:rPr>
-          <w:b/>
-        </w:rPr>
-        <w:t>input</w:t>
-      </w:r>
-      <w:r>
-        <w:rPr>
-          <w:b w:val="0"/>
-        </w:rPr>
-        <w:t>, the deciding step and the result in this week’s visual. Explain the same step in ordinary words. A picture helps when you can say what each part represents.</w:t>
-      </w:r>
-    </w:p>
-    <w:p>
-      <w:pPr>
-        <w:pStyle w:val="Heading1"/>
-      </w:pPr>
-      <w:r>
-        <w:t>04. Compare the cases</w:t>
-      </w:r>
-    </w:p>
-    <w:p>
-      <w:r>
-        <w:t>Compare the supplied cases for Multiple comparisons. Identify the detail that changes the conclusion.</w:t>
-      </w:r>
-    </w:p>
-    <w:p>
-      <w:pPr>
-        <w:pStyle w:val="Heading3"/>
-      </w:pPr>
-      <w:r>
-        <w:t>Compare a familiar case with a changed case</w:t>
-      </w:r>
-    </w:p>
-    <w:p>
-      <w:pPr>
-        <w:spacing w:line="336" w:lineRule="auto" w:after="180"/>
-      </w:pPr>
-      <w:r>
-        <w:rPr>
-          <w:b w:val="0"/>
-        </w:rPr>
-        <w:t>Five valid tests form one declared family with alpha 0.05. Their p-values are .009, .012, .3, .4, .8. Use Bonferroni: compare each p-value with 0.05/5, including equality. Show the intermediate steps and give the conclusion with its scope.</w:t>
-      </w:r>
-    </w:p>
-    <w:p>
-      <w:pPr>
-        <w:pStyle w:val="Heading3"/>
-      </w:pPr>
-      <w:r>
-        <w:t>Keep the procedure fixed. Explain what changed in the inputs and result.</w:t>
-      </w:r>
-    </w:p>
-    <w:p>
-      <w:r>
-        <w:t>________________________________________________________________</w:t>
-      </w:r>
-    </w:p>
-    <w:p>
-      <w:r>
-        <w:t>________________________________________________________________</w:t>
-      </w:r>
-    </w:p>
-    <w:p>
-      <w:r>
-        <w:t>________________________________________________________________</w:t>
-      </w:r>
-    </w:p>
-    <w:p>
-      <w:r>
-        <w:t>________________________________________________________________</w:t>
-      </w:r>
-    </w:p>
-    <w:p>
-      <w:r>
-        <w:t>________________________________________________________________</w:t>
-      </w:r>
-    </w:p>
-    <w:p>
-      <w:pPr>
-        <w:pStyle w:val="Heading3"/>
-      </w:pPr>
-      <w:r>
-        <w:t>Change one thing in the pictured case</w:t>
-      </w:r>
-    </w:p>
-    <w:p>
-      <w:pPr>
-        <w:pStyle w:val="Heading3"/>
-      </w:pPr>
-      <w:r>
-        <w:t>Change one thing</w:t>
-      </w:r>
-    </w:p>
-    <w:p>
-      <w:pPr>
-        <w:spacing w:line="336" w:lineRule="auto" w:after="180"/>
-        <w:shd w:fill="F5F1FB"/>
-      </w:pPr>
-      <w:r>
-        <w:rPr>
-          <w:b w:val="0"/>
-        </w:rPr>
-        <w:t>Change: The declared family has ten tests instead of six; keep the listed values unchanged.</w:t>
-      </w:r>
-    </w:p>
-    <w:p>
-      <w:pPr>
-        <w:pStyle w:val="Heading3"/>
-      </w:pPr>
-      <w:r>
-        <w:t>Predicted result</w:t>
-      </w:r>
-    </w:p>
-    <w:p>
-      <w:pPr>
-        <w:spacing w:line="336" w:lineRule="auto" w:after="180"/>
-        <w:shd w:fill="F1F6FC"/>
-      </w:pPr>
-      <w:r>
-        <w:rPr>
-          <w:b/>
-        </w:rPr>
-        <w:t>Prediction</w:t>
-      </w:r>
-      <w:r>
-        <w:rPr>
-          <w:b w:val="0"/>
-        </w:rPr>
-        <w:t>: The cutoff becomes 0.005, and only 0.004 among the listed values still rejects.</w:t>
-      </w:r>
-    </w:p>
-    <w:p>
-      <w:pPr>
-        <w:pStyle w:val="Heading3"/>
-      </w:pPr>
-      <w:r>
-        <w:t>Why the result follows</w:t>
-      </w:r>
-    </w:p>
-    <w:p>
-      <w:pPr>
-        <w:spacing w:line="336" w:lineRule="auto" w:after="180"/>
-        <w:shd w:fill="F1F6FC"/>
-      </w:pPr>
-      <w:r>
-        <w:rPr>
-          <w:b w:val="0"/>
-        </w:rPr>
-        <w:t>Reason: The error allowance is divided among ten tests; all ten results must be reported, including the four not supplied here.</w:t>
-      </w:r>
-    </w:p>
-    <w:p>
-      <w:pPr>
-        <w:pStyle w:val="Heading1"/>
-      </w:pPr>
-      <w:r>
-        <w:t>05. Words that unlock the idea</w:t>
-      </w:r>
-    </w:p>
-    <w:p>
-      <w:r>
-        <w:t>Use the vocabulary of Multiple comparisons to explain a concrete decision, rather than only memorising definitions.</w:t>
-      </w:r>
-    </w:p>
-    <w:tbl>
-      <w:tblPr>
-        <w:tblStyle w:val="LightShading-Accent1"/>
-        <w:tblW w:type="auto" w:w="0"/>
-        <w:tblLook w:firstColumn="1" w:firstRow="1" w:lastColumn="0" w:lastRow="0" w:noHBand="0" w:noVBand="1" w:val="04A0"/>
-      </w:tblPr>
-      <w:tblGrid>
-        <w:gridCol w:w="5112"/>
-        <w:gridCol w:w="5112"/>
-      </w:tblGrid>
-      <w:tr>
-        <w:trPr>
-          <w:tblHeader/>
-        </w:trPr>
-        <w:tc>
-          <w:tcPr>
-            <w:tcW w:type="dxa" w:w="5112"/>
-          </w:tcPr>
-          <w:p>
-            <w:r>
-              <w:t>Word</w:t>
-            </w:r>
-          </w:p>
-        </w:tc>
-        <w:tc>
-          <w:tcPr>
-            <w:tcW w:type="dxa" w:w="5112"/>
-          </w:tcPr>
-          <w:p>
-            <w:r>
-              <w:t>Meaning</w:t>
-            </w:r>
-          </w:p>
-        </w:tc>
-      </w:tr>
-      <w:tr>
-        <w:tc>
-          <w:tcPr>
-            <w:tcW w:type="dxa" w:w="5112"/>
-          </w:tcPr>
-          <w:p>
-            <w:r>
-              <w:t>Multiple comparisons</w:t>
-            </w:r>
-          </w:p>
-        </w:tc>
-        <w:tc>
-          <w:tcPr>
-            <w:tcW w:type="dxa" w:w="5112"/>
-          </w:tcPr>
-          <w:p>
-            <w:r>
-              <w:t>Testing several hypotheses in one declared family</w:t>
-            </w:r>
-          </w:p>
-        </w:tc>
-      </w:tr>
-      <w:tr>
-        <w:tc>
-          <w:tcPr>
-            <w:tcW w:type="dxa" w:w="5112"/>
-          </w:tcPr>
-          <w:p>
-            <w:r>
-              <w:t>Family error</w:t>
-            </w:r>
-          </w:p>
-        </w:tc>
-        <w:tc>
-          <w:tcPr>
-            <w:tcW w:type="dxa" w:w="5112"/>
-          </w:tcPr>
-          <w:p>
-            <w:r>
-              <w:t>The chance of at least one false rejection under relevant nulls</w:t>
-            </w:r>
-          </w:p>
-        </w:tc>
-      </w:tr>
-      <w:tr>
-        <w:tc>
-          <w:tcPr>
-            <w:tcW w:type="dxa" w:w="5112"/>
-          </w:tcPr>
-          <w:p>
-            <w:r>
-              <w:t>Bonferroni rule</w:t>
-            </w:r>
-          </w:p>
-        </w:tc>
-        <w:tc>
-          <w:tcPr>
-            <w:tcW w:type="dxa" w:w="5112"/>
-          </w:tcPr>
-          <w:p>
-            <w:r>
-              <w:t>Dividing a family threshold by the number of tests</w:t>
-            </w:r>
-          </w:p>
-        </w:tc>
-      </w:tr>
-    </w:tbl>
-    <w:p>
-      <w:pPr>
-        <w:pStyle w:val="Heading3"/>
-      </w:pPr>
-      <w:r>
-        <w:t>Use two terms to explain a step in this week’s example.</w:t>
-      </w:r>
-    </w:p>
-    <w:p>
-      <w:r>
-        <w:t>________________________________________________________________</w:t>
-      </w:r>
-    </w:p>
-    <w:p>
-      <w:r>
-        <w:t>________________________________________________________________</w:t>
-      </w:r>
-    </w:p>
-    <w:p>
-      <w:r>
-        <w:t>________________________________________________________________</w:t>
-      </w:r>
-    </w:p>
-    <w:p>
-      <w:pPr>
-        <w:pStyle w:val="Heading1"/>
-      </w:pPr>
-      <w:r>
-        <w:t>06. Follow a worked example</w:t>
-      </w:r>
-    </w:p>
-    <w:p>
-      <w:r>
-        <w:t>Follow the worked trace for Multiple comparisons, predict a step, then compare with its explanation.</w:t>
-      </w:r>
-    </w:p>
-    <w:p>
-      <w:pPr>
-        <w:spacing w:line="336" w:lineRule="auto" w:after="180"/>
-      </w:pPr>
-      <w:r>
-        <w:rPr>
-          <w:b w:val="0"/>
-        </w:rPr>
-        <w:t>Five valid tests form one declared family with alpha 0.05. Their p-values are .009, .012, .3, .4, .8. Use Bonferroni: compare each p-value with 0.05/5, including equality.</w:t>
-      </w:r>
-    </w:p>
-    <w:p>
-      <w:pPr>
-        <w:spacing w:line="336" w:lineRule="auto" w:after="180"/>
-      </w:pPr>
-      <w:r>
-        <w:rPr>
-          <w:b w:val="0"/>
-        </w:rPr>
-        <w:t>Threshold .01; only .009 rejected. An unadjusted .05 rule would also reject .012 and change family control.</w:t>
-      </w:r>
-    </w:p>
-    <w:p>
-      <w:pPr>
-        <w:pStyle w:val="Heading3"/>
-      </w:pPr>
-      <w:r>
-        <w:t>Worked explanation · Multiple comparisons</w:t>
-      </w:r>
-    </w:p>
-    <w:p>
-      <w:pPr>
-        <w:spacing w:line="336" w:lineRule="auto" w:after="180"/>
-        <w:shd w:fill="F1F6FC"/>
-      </w:pPr>
-      <w:r>
-        <w:rPr>
-          <w:b w:val="0"/>
-        </w:rPr>
-        <w:t xml:space="preserve">Compare the intermediate </w:t>
-      </w:r>
-      <w:r>
-        <w:rPr>
-          <w:b/>
-        </w:rPr>
-        <w:t>evidence</w:t>
-      </w:r>
-      <w:r>
-        <w:rPr>
-          <w:b w:val="0"/>
-        </w:rPr>
-        <w:t xml:space="preserve"> with the final statement. Explain why each number or decision follows from the stated </w:t>
-      </w:r>
-      <w:r>
-        <w:rPr>
-          <w:b/>
-        </w:rPr>
-        <w:t>input</w:t>
-      </w:r>
-      <w:r>
-        <w:rPr>
-          <w:b w:val="0"/>
-        </w:rPr>
-        <w:t>s.</w:t>
-      </w:r>
-    </w:p>
-    <w:p>
-      <w:pPr>
-        <w:spacing w:line="336" w:lineRule="auto" w:after="180"/>
-        <w:shd w:fill="F1F6FC"/>
-      </w:pPr>
-      <w:r>
-        <w:rPr>
-          <w:b w:val="0"/>
-        </w:rPr>
-        <w:t xml:space="preserve">The conclusion belongs to this scenario and procedure; changing the </w:t>
-      </w:r>
-      <w:r>
-        <w:rPr>
-          <w:b/>
-        </w:rPr>
-        <w:t>input</w:t>
-      </w:r>
-      <w:r>
-        <w:rPr>
-          <w:b w:val="0"/>
-        </w:rPr>
         <w:t>s, evaluation population or authority can change what it establishes. Retain the raw record so a later revision can be compared honestly.</w:t>
       </w:r>
     </w:p>
     <w:p>
       <w:pPr>
-        <w:pStyle w:val="Heading3"/>
-      </w:pPr>
-      <w:r>
-        <w:t>Worked explanation · Multiple comparisons</w:t>
-      </w:r>
-    </w:p>
-    <w:p>
-      <w:pPr>
-        <w:spacing w:line="336" w:lineRule="auto" w:after="180"/>
-        <w:shd w:fill="F1F6FC"/>
-      </w:pPr>
-      <w:r>
-        <w:rPr>
-          <w:b w:val="0"/>
-        </w:rPr>
-        <w:t xml:space="preserve">Optional local lab: predict the printed result before running this standalone Python 3 example. Change one relevant boundary </w:t>
-      </w:r>
-      <w:r>
-        <w:rPr>
-          <w:b/>
-        </w:rPr>
-        <w:t>input</w:t>
-      </w:r>
-      <w:r>
-        <w:rPr>
-          <w:b w:val="0"/>
-        </w:rPr>
-        <w:t>, record the outcome and state the contract or statistical assumptions.</w:t>
-      </w:r>
-    </w:p>
-    <w:p>
-      <w:pPr>
-        <w:spacing w:line="336" w:lineRule="auto" w:after="180"/>
-        <w:shd w:fill="F1F6FC"/>
-      </w:pPr>
-      <w:r>
-        <w:rPr>
-          <w:b w:val="0"/>
-        </w:rPr>
-        <w:t>The program uses fictional values and the Python standard library; it performs no external operations.</w:t>
-      </w:r>
-    </w:p>
-    <w:p>
-      <w:r>
-        <w:rPr>
-          <w:rFonts w:ascii="Courier New" w:hAnsi="Courier New"/>
-          <w:sz w:val="18"/>
-        </w:rPr>
-        <w:t>def bonferroni(p_values, alpha=0.05):</w:t>
-        <w:br/>
-        <w:t xml:space="preserve">    if not p_values or not 0 &lt; alpha &lt; 1 or any((not 0 &lt;= p &lt;= 1 for p in p_values)):</w:t>
-        <w:br/>
-        <w:t xml:space="preserve">        raise ValueError('test settings')</w:t>
-        <w:br/>
-        <w:t xml:space="preserve">    threshold = alpha / len(p_values)</w:t>
-        <w:br/>
-        <w:t xml:space="preserve">    return (threshold, [p &lt;= threshold for p in p_values])</w:t>
-        <w:br/>
-        <w:br/>
-        <w:t>print(bonferroni([.009, .012, .3, .4, .8]))</w:t>
-      </w:r>
-    </w:p>
-    <w:p>
-      <w:pPr>
-        <w:pStyle w:val="Heading3"/>
-      </w:pPr>
-      <w:r>
-        <w:t>Learn from the worked case</w:t>
-      </w:r>
-    </w:p>
-    <w:p>
-      <w:pPr>
-        <w:spacing w:line="336" w:lineRule="auto" w:after="180"/>
-      </w:pPr>
-      <w:r>
-        <w:rPr>
-          <w:b w:val="0"/>
-        </w:rPr>
-        <w:t>Cover the result before checking it. Say what is given, choose the procedure, and follow one step at a time. Then uncover the result and explain your first mismatch. Ask why a step is allowed, not only what number it produces.</w:t>
-      </w:r>
-    </w:p>
-    <w:p>
-      <w:pPr>
-        <w:pStyle w:val="Heading3"/>
-      </w:pPr>
-      <w:r>
-        <w:t>A pictorial worked case: Multiple comparisons</w:t>
+        <w:pStyle w:val="Heading2"/>
+      </w:pPr>
+      <w:r>
+        <w:t>Separate six-test inputs and ten-test change</w:t>
       </w:r>
     </w:p>
     <w:p>
@@ -1103,24 +1510,7 @@
     </w:p>
     <w:p>
       <w:pPr>
-        <w:pStyle w:val="Heading3"/>
-      </w:pPr>
-      <w:r>
-        <w:t>The facts we will use</w:t>
-      </w:r>
-    </w:p>
-    <w:p>
-      <w:pPr>
-        <w:pStyle w:val="Heading3"/>
-      </w:pPr>
-      <w:r>
-        <w:t>Supplied facts</w:t>
-      </w:r>
-    </w:p>
-    <w:p>
-      <w:pPr>
         <w:spacing w:line="336" w:lineRule="auto" w:after="180"/>
-        <w:shd w:fill="F1F6FC"/>
       </w:pPr>
       <w:r>
         <w:rPr>
@@ -1130,11 +1520,41 @@
       </w:r>
     </w:p>
     <w:p>
+      <w:pPr>
+        <w:spacing w:line="336" w:lineRule="auto" w:after="180"/>
+      </w:pPr>
+      <w:r>
+        <w:rPr>
+          <w:b w:val="0"/>
+        </w:rPr>
+        <w:t>The separate picture has six supplied p-values: 0.004, 0.012, 0.02, 0.08, 0.4 and 0.9. Its exact cutoff is 0.05/6 = 1/120, approximately 0.00833. Only 0.004 rejects. In the changed scenario, ten tests were declared but only these six values are supplied. Use all ten in the denominator: the cutoff is 0.005. Only 0.004 among the supplied values rejects; the other four decisions remain unknown.</w:t>
+      </w:r>
+    </w:p>
+    <w:p>
+      <w:pPr>
+        <w:spacing w:line="336" w:lineRule="auto" w:after="180"/>
+      </w:pPr>
+      <w:r>
+        <w:rPr>
+          <w:b w:val="0"/>
+        </w:rPr>
+        <w:t>This is a comparison between declared scenarios, not permission to revise the family after seeing favorable results.</w:t>
+      </w:r>
+    </w:p>
+    <w:p>
+      <w:pPr>
+        <w:pStyle w:val="Heading2"/>
+      </w:pPr>
+      <w:r>
+        <w:t>Compare the three cutoffs visually</w:t>
+      </w:r>
+    </w:p>
+    <w:p>
       <w:r>
         <w:drawing>
           <wp:inline xmlns:a="http://schemas.openxmlformats.org/drawingml/2006/main" xmlns:pic="http://schemas.openxmlformats.org/drawingml/2006/picture">
-            <wp:extent cx="5486400" cy="5388429"/>
-            <wp:docPr id="1" name="Picture 1" descr="Supplied p-values and six-test decisions"/>
+            <wp:extent cx="5416061" cy="3200400"/>
+            <wp:docPr id="1" name="Picture 1" descr="Family alpha is fixed at 0.05. Five declared tests give cutoff 0.01, six give about 0.00833, and ten give 0.005. More tests mean a smaller per-test cutoff. Four results in the ten-test example are missing, so their decisions are unknown."/>
             <wp:cNvGraphicFramePr>
               <a:graphicFrameLocks noChangeAspect="1"/>
             </wp:cNvGraphicFramePr>
@@ -1142,7 +1562,7 @@
               <a:graphicData uri="http://schemas.openxmlformats.org/drawingml/2006/picture">
                 <pic:pic>
                   <pic:nvPicPr>
-                    <pic:cNvPr id="0" name="academy-detail-ai-7-15.png"/>
+                    <pic:cNvPr id="0" name="ai-7-15-family-cutoffs.png"/>
                     <pic:cNvPicPr/>
                   </pic:nvPicPr>
                   <pic:blipFill>
@@ -1154,7 +1574,7 @@
                   <pic:spPr>
                     <a:xfrm>
                       <a:off x="0" y="0"/>
-                      <a:ext cx="5486400" cy="5388429"/>
+                      <a:ext cx="5416061" cy="3200400"/>
                     </a:xfrm>
                     <a:prstGeom prst="rect"/>
                   </pic:spPr>
@@ -1169,8 +1589,8 @@
       <w:r>
         <w:drawing>
           <wp:inline xmlns:a="http://schemas.openxmlformats.org/drawingml/2006/main" xmlns:pic="http://schemas.openxmlformats.org/drawingml/2006/picture">
-            <wp:extent cx="5486400" cy="5366657"/>
-            <wp:docPr id="2" name="Picture 2" descr="Multiple comparisons. Count the planned tests: There are six tests in the declared family.. Compute corrected threshold: 0.05/6 is about 0.00833 for each test.. Apply all six decisions: Only 0.004 is below 0.00833; the other five do not reject under this rule."/>
+            <wp:extent cx="5486400" cy="3182112"/>
+            <wp:docPr id="2" name="Picture 2" descr="Count the planned tests: There are six tests in the declared family. → Compute corrected threshold: 0.05/6 is about 0.00833 for each test. → Apply all six decisions: Only 0.004 is below 0.00833; the other five do not reject under this rule."/>
             <wp:cNvGraphicFramePr>
               <a:graphicFrameLocks noChangeAspect="1"/>
             </wp:cNvGraphicFramePr>
@@ -1178,7 +1598,7 @@
               <a:graphicData uri="http://schemas.openxmlformats.org/drawingml/2006/picture">
                 <pic:pic>
                   <pic:nvPicPr>
-                    <pic:cNvPr id="0" name="academy-visual-ai-7-15.png"/>
+                    <pic:cNvPr id="0" name="academy-story-ai-7-15-02.png"/>
                     <pic:cNvPicPr/>
                   </pic:nvPicPr>
                   <pic:blipFill>
@@ -1190,7 +1610,7 @@
                   <pic:spPr>
                     <a:xfrm>
                       <a:off x="0" y="0"/>
-                      <a:ext cx="5486400" cy="5366657"/>
+                      <a:ext cx="5486400" cy="3182112"/>
                     </a:xfrm>
                     <a:prstGeom prst="rect"/>
                   </pic:spPr>
@@ -1318,24 +1738,7 @@
     </w:p>
     <w:p>
       <w:pPr>
-        <w:pStyle w:val="Heading3"/>
-      </w:pPr>
-      <w:r>
-        <w:t>Why this result follows</w:t>
-      </w:r>
-    </w:p>
-    <w:p>
-      <w:pPr>
-        <w:pStyle w:val="Heading3"/>
-      </w:pPr>
-      <w:r>
-        <w:t>Why the result follows</w:t>
-      </w:r>
-    </w:p>
-    <w:p>
-      <w:pPr>
         <w:spacing w:line="336" w:lineRule="auto" w:after="180"/>
-        <w:shd w:fill="F1F6FC"/>
       </w:pPr>
       <w:r>
         <w:rPr>
@@ -1347,7 +1750,6 @@
     <w:p>
       <w:pPr>
         <w:spacing w:line="336" w:lineRule="auto" w:after="180"/>
-        <w:shd w:fill="F1F6FC"/>
       </w:pPr>
       <w:r>
         <w:rPr>
@@ -1358,70 +1760,631 @@
     </w:p>
     <w:p>
       <w:pPr>
-        <w:pStyle w:val="Heading3"/>
-      </w:pPr>
-      <w:r>
-        <w:t>What this example does not establish</w:t>
-      </w:r>
-    </w:p>
-    <w:p>
-      <w:pPr>
-        <w:pStyle w:val="Heading3"/>
-      </w:pPr>
-      <w:r>
-        <w:t>Keep the stated limit</w:t>
+        <w:pStyle w:val="Heading2"/>
+      </w:pPr>
+      <w:r>
+        <w:t>Every supplied picture decision</w:t>
+      </w:r>
+    </w:p>
+    <w:tbl>
+      <w:tblPr>
+        <w:tblStyle w:val="LightShading-Accent1"/>
+        <w:tblW w:type="auto" w:w="0"/>
+        <w:tblLook w:firstColumn="1" w:firstRow="1" w:lastColumn="0" w:lastRow="0" w:noHBand="0" w:noVBand="1" w:val="04A0"/>
+      </w:tblPr>
+      <w:tblGrid>
+        <w:gridCol w:w="2556"/>
+        <w:gridCol w:w="2556"/>
+        <w:gridCol w:w="2556"/>
+        <w:gridCol w:w="2556"/>
+      </w:tblGrid>
+      <w:tr>
+        <w:trPr>
+          <w:tblHeader/>
+        </w:trPr>
+        <w:tc>
+          <w:tcPr>
+            <w:tcW w:type="dxa" w:w="2556"/>
+          </w:tcPr>
+          <w:p>
+            <w:r>
+              <w:t>Separate picture test</w:t>
+            </w:r>
+          </w:p>
+        </w:tc>
+        <w:tc>
+          <w:tcPr>
+            <w:tcW w:type="dxa" w:w="2556"/>
+          </w:tcPr>
+          <w:p>
+            <w:r>
+              <w:t>Supplied p</w:t>
+            </w:r>
+          </w:p>
+        </w:tc>
+        <w:tc>
+          <w:tcPr>
+            <w:tcW w:type="dxa" w:w="2556"/>
+          </w:tcPr>
+          <w:p>
+            <w:r>
+              <w:t>Six-test decision</w:t>
+            </w:r>
+          </w:p>
+        </w:tc>
+        <w:tc>
+          <w:tcPr>
+            <w:tcW w:type="dxa" w:w="2556"/>
+          </w:tcPr>
+          <w:p>
+            <w:r>
+              <w:t>Ten-test decision</w:t>
+            </w:r>
+          </w:p>
+        </w:tc>
+      </w:tr>
+      <w:tr>
+        <w:tc>
+          <w:tcPr>
+            <w:tcW w:type="dxa" w:w="2556"/>
+          </w:tcPr>
+          <w:p>
+            <w:r>
+              <w:t>P1</w:t>
+            </w:r>
+          </w:p>
+        </w:tc>
+        <w:tc>
+          <w:tcPr>
+            <w:tcW w:type="dxa" w:w="2556"/>
+          </w:tcPr>
+          <w:p>
+            <w:r>
+              <w:t>0.004</w:t>
+            </w:r>
+          </w:p>
+        </w:tc>
+        <w:tc>
+          <w:tcPr>
+            <w:tcW w:type="dxa" w:w="2556"/>
+          </w:tcPr>
+          <w:p>
+            <w:r>
+              <w:t>Reject</w:t>
+            </w:r>
+          </w:p>
+        </w:tc>
+        <w:tc>
+          <w:tcPr>
+            <w:tcW w:type="dxa" w:w="2556"/>
+          </w:tcPr>
+          <w:p>
+            <w:r>
+              <w:t>Reject</w:t>
+            </w:r>
+          </w:p>
+        </w:tc>
+      </w:tr>
+      <w:tr>
+        <w:tc>
+          <w:tcPr>
+            <w:tcW w:type="dxa" w:w="2556"/>
+          </w:tcPr>
+          <w:p>
+            <w:r>
+              <w:t>P2</w:t>
+            </w:r>
+          </w:p>
+        </w:tc>
+        <w:tc>
+          <w:tcPr>
+            <w:tcW w:type="dxa" w:w="2556"/>
+          </w:tcPr>
+          <w:p>
+            <w:r>
+              <w:t>0.012</w:t>
+            </w:r>
+          </w:p>
+        </w:tc>
+        <w:tc>
+          <w:tcPr>
+            <w:tcW w:type="dxa" w:w="2556"/>
+          </w:tcPr>
+          <w:p>
+            <w:r>
+              <w:t>Do not reject</w:t>
+            </w:r>
+          </w:p>
+        </w:tc>
+        <w:tc>
+          <w:tcPr>
+            <w:tcW w:type="dxa" w:w="2556"/>
+          </w:tcPr>
+          <w:p>
+            <w:r>
+              <w:t>Do not reject</w:t>
+            </w:r>
+          </w:p>
+        </w:tc>
+      </w:tr>
+      <w:tr>
+        <w:tc>
+          <w:tcPr>
+            <w:tcW w:type="dxa" w:w="2556"/>
+          </w:tcPr>
+          <w:p>
+            <w:r>
+              <w:t>P3</w:t>
+            </w:r>
+          </w:p>
+        </w:tc>
+        <w:tc>
+          <w:tcPr>
+            <w:tcW w:type="dxa" w:w="2556"/>
+          </w:tcPr>
+          <w:p>
+            <w:r>
+              <w:t>0.020</w:t>
+            </w:r>
+          </w:p>
+        </w:tc>
+        <w:tc>
+          <w:tcPr>
+            <w:tcW w:type="dxa" w:w="2556"/>
+          </w:tcPr>
+          <w:p>
+            <w:r>
+              <w:t>Do not reject</w:t>
+            </w:r>
+          </w:p>
+        </w:tc>
+        <w:tc>
+          <w:tcPr>
+            <w:tcW w:type="dxa" w:w="2556"/>
+          </w:tcPr>
+          <w:p>
+            <w:r>
+              <w:t>Do not reject</w:t>
+            </w:r>
+          </w:p>
+        </w:tc>
+      </w:tr>
+      <w:tr>
+        <w:tc>
+          <w:tcPr>
+            <w:tcW w:type="dxa" w:w="2556"/>
+          </w:tcPr>
+          <w:p>
+            <w:r>
+              <w:t>P4</w:t>
+            </w:r>
+          </w:p>
+        </w:tc>
+        <w:tc>
+          <w:tcPr>
+            <w:tcW w:type="dxa" w:w="2556"/>
+          </w:tcPr>
+          <w:p>
+            <w:r>
+              <w:t>0.080</w:t>
+            </w:r>
+          </w:p>
+        </w:tc>
+        <w:tc>
+          <w:tcPr>
+            <w:tcW w:type="dxa" w:w="2556"/>
+          </w:tcPr>
+          <w:p>
+            <w:r>
+              <w:t>Do not reject</w:t>
+            </w:r>
+          </w:p>
+        </w:tc>
+        <w:tc>
+          <w:tcPr>
+            <w:tcW w:type="dxa" w:w="2556"/>
+          </w:tcPr>
+          <w:p>
+            <w:r>
+              <w:t>Do not reject</w:t>
+            </w:r>
+          </w:p>
+        </w:tc>
+      </w:tr>
+      <w:tr>
+        <w:tc>
+          <w:tcPr>
+            <w:tcW w:type="dxa" w:w="2556"/>
+          </w:tcPr>
+          <w:p>
+            <w:r>
+              <w:t>P5</w:t>
+            </w:r>
+          </w:p>
+        </w:tc>
+        <w:tc>
+          <w:tcPr>
+            <w:tcW w:type="dxa" w:w="2556"/>
+          </w:tcPr>
+          <w:p>
+            <w:r>
+              <w:t>0.400</w:t>
+            </w:r>
+          </w:p>
+        </w:tc>
+        <w:tc>
+          <w:tcPr>
+            <w:tcW w:type="dxa" w:w="2556"/>
+          </w:tcPr>
+          <w:p>
+            <w:r>
+              <w:t>Do not reject</w:t>
+            </w:r>
+          </w:p>
+        </w:tc>
+        <w:tc>
+          <w:tcPr>
+            <w:tcW w:type="dxa" w:w="2556"/>
+          </w:tcPr>
+          <w:p>
+            <w:r>
+              <w:t>Do not reject</w:t>
+            </w:r>
+          </w:p>
+        </w:tc>
+      </w:tr>
+      <w:tr>
+        <w:tc>
+          <w:tcPr>
+            <w:tcW w:type="dxa" w:w="2556"/>
+          </w:tcPr>
+          <w:p>
+            <w:r>
+              <w:t>P6</w:t>
+            </w:r>
+          </w:p>
+        </w:tc>
+        <w:tc>
+          <w:tcPr>
+            <w:tcW w:type="dxa" w:w="2556"/>
+          </w:tcPr>
+          <w:p>
+            <w:r>
+              <w:t>0.900</w:t>
+            </w:r>
+          </w:p>
+        </w:tc>
+        <w:tc>
+          <w:tcPr>
+            <w:tcW w:type="dxa" w:w="2556"/>
+          </w:tcPr>
+          <w:p>
+            <w:r>
+              <w:t>Do not reject</w:t>
+            </w:r>
+          </w:p>
+        </w:tc>
+        <w:tc>
+          <w:tcPr>
+            <w:tcW w:type="dxa" w:w="2556"/>
+          </w:tcPr>
+          <w:p>
+            <w:r>
+              <w:t>Do not reject</w:t>
+            </w:r>
+          </w:p>
+        </w:tc>
+      </w:tr>
+      <w:tr>
+        <w:tc>
+          <w:tcPr>
+            <w:tcW w:type="dxa" w:w="2556"/>
+          </w:tcPr>
+          <w:p>
+            <w:r>
+              <w:t>Four additional tests</w:t>
+            </w:r>
+          </w:p>
+        </w:tc>
+        <w:tc>
+          <w:tcPr>
+            <w:tcW w:type="dxa" w:w="2556"/>
+          </w:tcPr>
+          <w:p>
+            <w:r>
+              <w:t>Not supplied</w:t>
+            </w:r>
+          </w:p>
+        </w:tc>
+        <w:tc>
+          <w:tcPr>
+            <w:tcW w:type="dxa" w:w="2556"/>
+          </w:tcPr>
+          <w:p>
+            <w:r>
+              <w:t>Outside original six-test family</w:t>
+            </w:r>
+          </w:p>
+        </w:tc>
+        <w:tc>
+          <w:tcPr>
+            <w:tcW w:type="dxa" w:w="2556"/>
+          </w:tcPr>
+          <w:p>
+            <w:r>
+              <w:t>Unknown; remain counted in m = 10</w:t>
+            </w:r>
+          </w:p>
+        </w:tc>
+      </w:tr>
+    </w:tbl>
+    <w:p>
+      <w:pPr>
+        <w:pStyle w:val="Heading2"/>
+      </w:pPr>
+      <w:r>
+        <w:t>Predict the ten-test scenario</w:t>
+      </w:r>
+    </w:p>
+    <w:p>
+      <w:pPr>
+        <w:pStyle w:val="ListBullet"/>
+      </w:pPr>
+      <w:r>
+        <w:t>Change one thing: The declared family has ten tests instead of six; keep the listed values unchanged. Predict the result before checking the explanation. What remains the same?</w:t>
+      </w:r>
+    </w:p>
+    <w:p>
+      <w:pPr>
+        <w:pStyle w:val="Heading2"/>
+      </w:pPr>
+      <w:r>
+        <w:t>Check after predicting · reference / check after trying</w:t>
+      </w:r>
+    </w:p>
+    <w:p>
+      <w:r>
+        <w:drawing>
+          <wp:inline xmlns:a="http://schemas.openxmlformats.org/drawingml/2006/main" xmlns:pic="http://schemas.openxmlformats.org/drawingml/2006/picture">
+            <wp:extent cx="5486400" cy="3179064"/>
+            <wp:docPr id="3" name="Picture 3" descr="Original case: Only 0.004 is below 0.00833; the other five do not reject under this rule. Changed condition: The declared family has ten tests instead of six; keep the listed values unchanged. Expected result: The cutoff becomes 0.005, and only 0.004 among the listed values still rejects. Reason: The error allowance is divided among ten tests; all ten results must be reported, including the four not supplied here."/>
+            <wp:cNvGraphicFramePr>
+              <a:graphicFrameLocks noChangeAspect="1"/>
+            </wp:cNvGraphicFramePr>
+            <a:graphic>
+              <a:graphicData uri="http://schemas.openxmlformats.org/drawingml/2006/picture">
+                <pic:pic>
+                  <pic:nvPicPr>
+                    <pic:cNvPr id="0" name="academy-story-ai-7-15-04.png"/>
+                    <pic:cNvPicPr/>
+                  </pic:nvPicPr>
+                  <pic:blipFill>
+                    <a:blip r:embed="rId11"/>
+                    <a:stretch>
+                      <a:fillRect/>
+                    </a:stretch>
+                  </pic:blipFill>
+                  <pic:spPr>
+                    <a:xfrm>
+                      <a:off x="0" y="0"/>
+                      <a:ext cx="5486400" cy="3179064"/>
+                    </a:xfrm>
+                    <a:prstGeom prst="rect"/>
+                  </pic:spPr>
+                </pic:pic>
+              </a:graphicData>
+            </a:graphic>
+          </wp:inline>
+        </w:drawing>
+      </w:r>
+    </w:p>
+    <w:p>
+      <w:pPr>
+        <w:pStyle w:val="Heading2"/>
+      </w:pPr>
+      <w:r>
+        <w:t>State evidence limits and reporting obligations</w:t>
+      </w:r>
+    </w:p>
+    <w:p>
+      <w:pPr>
+        <w:pStyle w:val="ListBullet"/>
+      </w:pPr>
+      <w:r>
+        <w:t>No effect size or real data is supplied. Bonferroni can be conservative and cannot repair invalid p-values or undisclosed outcome-driven test selection.</w:t>
+      </w:r>
+    </w:p>
+    <w:p>
+      <w:pPr>
+        <w:pStyle w:val="ListBullet"/>
+      </w:pPr>
+      <w:r>
+        <w:t>Read the labelled picture: Calculate the six-test cutoff and identify which supplied p-values reject. Why must the team count every planned comparison rather than report only its smallest p-value?</w:t>
+      </w:r>
+    </w:p>
+    <w:p>
+      <w:pPr>
+        <w:pStyle w:val="Heading2"/>
+      </w:pPr>
+      <w:r>
+        <w:t>Earlier wording, alternatives and picture transcripts · reference / check after trying</w:t>
       </w:r>
     </w:p>
     <w:p>
       <w:pPr>
         <w:spacing w:line="336" w:lineRule="auto" w:after="180"/>
-        <w:shd w:fill="FFF5E6"/>
       </w:pPr>
       <w:r>
         <w:rPr>
           <w:b w:val="0"/>
         </w:rPr>
-        <w:t>No effect size or real data is supplied. Bonferroni can be conservative and cannot repair invalid p-values or undisclosed outcome-driven test selection.</w:t>
-      </w:r>
-    </w:p>
-    <w:p>
-      <w:pPr>
-        <w:pStyle w:val="Heading3"/>
-      </w:pPr>
-      <w:r>
-        <w:t>Keep the stated limit</w:t>
-      </w:r>
-    </w:p>
-    <w:p>
-      <w:pPr>
-        <w:spacing w:line="336" w:lineRule="auto" w:after="180"/>
-        <w:shd w:fill="FFF5E6"/>
-      </w:pPr>
+        <w:t xml:space="preserve">Optional local lab: predict the printed result before running this standalone Python 3 example. Change one relevant boundary </w:t>
+      </w:r>
+      <w:r>
+        <w:rPr>
+          <w:b/>
+        </w:rPr>
+        <w:t>input</w:t>
+      </w:r>
       <w:r>
         <w:rPr>
           <w:b w:val="0"/>
         </w:rPr>
-        <w:t>Read the labelled picture: Calculate the six-test cutoff and identify which supplied p-values reject. Why must the team count every planned comparison rather than report only its smallest p-value?</w:t>
-      </w:r>
-    </w:p>
-    <w:p>
-      <w:pPr>
-        <w:pStyle w:val="Heading3"/>
-      </w:pPr>
-      <w:r>
-        <w:t>Keep the stated limit</w:t>
+        <w:t>, record the outcome and state the contract or statistical assumptions.</w:t>
       </w:r>
     </w:p>
     <w:p>
       <w:pPr>
         <w:spacing w:line="336" w:lineRule="auto" w:after="180"/>
-        <w:shd w:fill="FFF5E6"/>
       </w:pPr>
       <w:r>
         <w:rPr>
           <w:b w:val="0"/>
         </w:rPr>
-        <w:t>Change one thing: The declared family has ten tests instead of six; keep the listed values unchanged. Predict the result before checking the explanation. What remains the same?</w:t>
+        <w:t>The program uses fictional values and the Python standard library; it performs no external operations.</w:t>
+      </w:r>
+    </w:p>
+    <w:p>
+      <w:r>
+        <w:rPr>
+          <w:rFonts w:ascii="Courier New" w:hAnsi="Courier New"/>
+          <w:sz w:val="18"/>
+        </w:rPr>
+        <w:t>def bonferroni(p_values, alpha=0.05):</w:t>
+        <w:br/>
+        <w:t xml:space="preserve">    if not p_values or not 0 &lt; alpha &lt; 1 or any((not 0 &lt;= p &lt;= 1 for p in p_values)):</w:t>
+        <w:br/>
+        <w:t xml:space="preserve">        raise ValueError('test settings')</w:t>
+        <w:br/>
+        <w:t xml:space="preserve">    threshold = alpha / len(p_values)</w:t>
+        <w:br/>
+        <w:t xml:space="preserve">    return (threshold, [p &lt;= threshold for p in p_values])</w:t>
+        <w:br/>
+        <w:br/>
+        <w:t>print(bonferroni([.009, .012, .3, .4, .8]))</w:t>
+      </w:r>
+    </w:p>
+    <w:p>
+      <w:pPr>
+        <w:pStyle w:val="Heading3"/>
+      </w:pPr>
+      <w:r>
+        <w:t>Learn from the worked case</w:t>
+      </w:r>
+    </w:p>
+    <w:p>
+      <w:pPr>
+        <w:spacing w:line="336" w:lineRule="auto" w:after="180"/>
+      </w:pPr>
+      <w:r>
+        <w:rPr>
+          <w:b w:val="0"/>
+        </w:rPr>
+        <w:t>Cover the result before checking it. Say what is given, choose the procedure, and follow one step at a time. Then uncover the result and explain your first mismatch. Ask why a step is allowed, not only what number it produces.</w:t>
+      </w:r>
+    </w:p>
+    <w:p>
+      <w:pPr>
+        <w:pStyle w:val="Heading3"/>
+      </w:pPr>
+      <w:r>
+        <w:t>A pictorial worked case: Multiple comparisons</w:t>
+      </w:r>
+    </w:p>
+    <w:p>
+      <w:pPr>
+        <w:pStyle w:val="Heading3"/>
+      </w:pPr>
+      <w:r>
+        <w:t>The facts we will use</w:t>
+      </w:r>
+    </w:p>
+    <w:p>
+      <w:r>
+        <w:drawing>
+          <wp:inline xmlns:a="http://schemas.openxmlformats.org/drawingml/2006/main" xmlns:pic="http://schemas.openxmlformats.org/drawingml/2006/picture">
+            <wp:extent cx="5486400" cy="5388429"/>
+            <wp:docPr id="4" name="Picture 4" descr="Supplied p-values and six-test decisions"/>
+            <wp:cNvGraphicFramePr>
+              <a:graphicFrameLocks noChangeAspect="1"/>
+            </wp:cNvGraphicFramePr>
+            <a:graphic>
+              <a:graphicData uri="http://schemas.openxmlformats.org/drawingml/2006/picture">
+                <pic:pic>
+                  <pic:nvPicPr>
+                    <pic:cNvPr id="0" name="academy-detail-ai-7-15.png"/>
+                    <pic:cNvPicPr/>
+                  </pic:nvPicPr>
+                  <pic:blipFill>
+                    <a:blip r:embed="rId12"/>
+                    <a:stretch>
+                      <a:fillRect/>
+                    </a:stretch>
+                  </pic:blipFill>
+                  <pic:spPr>
+                    <a:xfrm>
+                      <a:off x="0" y="0"/>
+                      <a:ext cx="5486400" cy="5388429"/>
+                    </a:xfrm>
+                    <a:prstGeom prst="rect"/>
+                  </pic:spPr>
+                </pic:pic>
+              </a:graphicData>
+            </a:graphic>
+          </wp:inline>
+        </w:drawing>
+      </w:r>
+    </w:p>
+    <w:p>
+      <w:r>
+        <w:drawing>
+          <wp:inline xmlns:a="http://schemas.openxmlformats.org/drawingml/2006/main" xmlns:pic="http://schemas.openxmlformats.org/drawingml/2006/picture">
+            <wp:extent cx="5486400" cy="5366657"/>
+            <wp:docPr id="5" name="Picture 5" descr="Multiple comparisons. Count the planned tests: There are six tests in the declared family.. Compute corrected threshold: 0.05/6 is about 0.00833 for each test.. Apply all six decisions: Only 0.004 is below 0.00833; the other five do not reject under this rule."/>
+            <wp:cNvGraphicFramePr>
+              <a:graphicFrameLocks noChangeAspect="1"/>
+            </wp:cNvGraphicFramePr>
+            <a:graphic>
+              <a:graphicData uri="http://schemas.openxmlformats.org/drawingml/2006/picture">
+                <pic:pic>
+                  <pic:nvPicPr>
+                    <pic:cNvPr id="0" name="academy-visual-ai-7-15.png"/>
+                    <pic:cNvPicPr/>
+                  </pic:nvPicPr>
+                  <pic:blipFill>
+                    <a:blip r:embed="rId13"/>
+                    <a:stretch>
+                      <a:fillRect/>
+                    </a:stretch>
+                  </pic:blipFill>
+                  <pic:spPr>
+                    <a:xfrm>
+                      <a:off x="0" y="0"/>
+                      <a:ext cx="5486400" cy="5366657"/>
+                    </a:xfrm>
+                    <a:prstGeom prst="rect"/>
+                  </pic:spPr>
+                </pic:pic>
+              </a:graphicData>
+            </a:graphic>
+          </wp:inline>
+        </w:drawing>
+      </w:r>
+    </w:p>
+    <w:p>
+      <w:pPr>
+        <w:pStyle w:val="Heading3"/>
+      </w:pPr>
+      <w:r>
+        <w:t>Why this result follows</w:t>
+      </w:r>
+    </w:p>
+    <w:p>
+      <w:pPr>
+        <w:pStyle w:val="Heading3"/>
+      </w:pPr>
+      <w:r>
+        <w:t>What this example does not establish</w:t>
       </w:r>
     </w:p>
     <w:p>
@@ -1429,12 +2392,20 @@
         <w:pStyle w:val="Heading1"/>
       </w:pPr>
       <w:r>
-        <w:t>07. Find and repair a mistake</w:t>
-      </w:r>
-    </w:p>
-    <w:p>
-      <w:r>
-        <w:t>Find the unsupported step in the Multiple comparisons claim and explain a repair using the supplied evidence.</w:t>
+        <w:t>07. Repair hidden comparisons and unsupported statistical claims</w:t>
+      </w:r>
+    </w:p>
+    <w:p>
+      <w:r>
+        <w:t>A smaller cutoff cannot rescue invalid inputs or selective reporting.</w:t>
+      </w:r>
+    </w:p>
+    <w:p>
+      <w:pPr>
+        <w:pStyle w:val="Heading2"/>
+      </w:pPr>
+      <w:r>
+        <w:t>Original limitations and repair task</w:t>
       </w:r>
     </w:p>
     <w:p>
@@ -1450,16 +2421,7 @@
     </w:p>
     <w:p>
       <w:pPr>
-        <w:pStyle w:val="Heading3"/>
-      </w:pPr>
-      <w:r>
-        <w:t>Check the claim against the facts</w:t>
-      </w:r>
-    </w:p>
-    <w:p>
-      <w:pPr>
         <w:spacing w:line="336" w:lineRule="auto" w:after="180"/>
-        <w:shd w:fill="FFF5E6"/>
       </w:pPr>
       <w:r>
         <w:rPr>
@@ -1471,7 +2433,6 @@
     <w:p>
       <w:pPr>
         <w:spacing w:line="336" w:lineRule="auto" w:after="180"/>
-        <w:shd w:fill="FFF5E6"/>
       </w:pPr>
       <w:r>
         <w:rPr>
@@ -1494,6 +2455,234 @@
     </w:p>
     <w:p>
       <w:pPr>
+        <w:pStyle w:val="Heading2"/>
+      </w:pPr>
+      <w:r>
+        <w:t>Family, equality and validity probes</w:t>
+      </w:r>
+    </w:p>
+    <w:tbl>
+      <w:tblPr>
+        <w:tblStyle w:val="LightShading-Accent1"/>
+        <w:tblW w:type="auto" w:w="0"/>
+        <w:tblLook w:firstColumn="1" w:firstRow="1" w:lastColumn="0" w:lastRow="0" w:noHBand="0" w:noVBand="1" w:val="04A0"/>
+      </w:tblPr>
+      <w:tblGrid>
+        <w:gridCol w:w="5112"/>
+        <w:gridCol w:w="5112"/>
+      </w:tblGrid>
+      <w:tr>
+        <w:trPr>
+          <w:tblHeader/>
+        </w:trPr>
+        <w:tc>
+          <w:tcPr>
+            <w:tcW w:type="dxa" w:w="5112"/>
+          </w:tcPr>
+          <w:p>
+            <w:r>
+              <w:t>Audit question</w:t>
+            </w:r>
+          </w:p>
+        </w:tc>
+        <w:tc>
+          <w:tcPr>
+            <w:tcW w:type="dxa" w:w="5112"/>
+          </w:tcPr>
+          <w:p>
+            <w:r>
+              <w:t>Checked answer</w:t>
+            </w:r>
+          </w:p>
+        </w:tc>
+      </w:tr>
+      <w:tr>
+        <w:tc>
+          <w:tcPr>
+            <w:tcW w:type="dxa" w:w="5112"/>
+          </w:tcPr>
+          <w:p>
+            <w:r>
+              <w:t>p equals alpha/m exactly</w:t>
+            </w:r>
+          </w:p>
+        </w:tc>
+        <w:tc>
+          <w:tcPr>
+            <w:tcW w:type="dxa" w:w="5112"/>
+          </w:tcPr>
+          <w:p>
+            <w:r>
+              <w:t>Reject under the declared inclusive rule</w:t>
+            </w:r>
+          </w:p>
+        </w:tc>
+      </w:tr>
+      <w:tr>
+        <w:tc>
+          <w:tcPr>
+            <w:tcW w:type="dxa" w:w="5112"/>
+          </w:tcPr>
+          <w:p>
+            <w:r>
+              <w:t>Keep only the smallest p and call m = 1</w:t>
+            </w:r>
+          </w:p>
+        </w:tc>
+        <w:tc>
+          <w:tcPr>
+            <w:tcW w:type="dxa" w:w="5112"/>
+          </w:tcPr>
+          <w:p>
+            <w:r>
+              <w:t>Invalid reconstruction of the original family</w:t>
+            </w:r>
+          </w:p>
+        </w:tc>
+      </w:tr>
+      <w:tr>
+        <w:tc>
+          <w:tcPr>
+            <w:tcW w:type="dxa" w:w="5112"/>
+          </w:tcPr>
+          <w:p>
+            <w:r>
+              <w:t>Tests are dependent</w:t>
+            </w:r>
+          </w:p>
+        </w:tc>
+        <w:tc>
+          <w:tcPr>
+            <w:tcW w:type="dxa" w:w="5112"/>
+          </w:tcPr>
+          <w:p>
+            <w:r>
+              <w:t>Bonferroni can still control familywise error if each null p-value is valid</w:t>
+            </w:r>
+          </w:p>
+        </w:tc>
+      </w:tr>
+      <w:tr>
+        <w:tc>
+          <w:tcPr>
+            <w:tcW w:type="dxa" w:w="5112"/>
+          </w:tcPr>
+          <w:p>
+            <w:r>
+              <w:t>Individual p-values are invalid</w:t>
+            </w:r>
+          </w:p>
+        </w:tc>
+        <w:tc>
+          <w:tcPr>
+            <w:tcW w:type="dxa" w:w="5112"/>
+          </w:tcPr>
+          <w:p>
+            <w:r>
+              <w:t>Dividing alpha cannot repair that defect</w:t>
+            </w:r>
+          </w:p>
+        </w:tc>
+      </w:tr>
+      <w:tr>
+        <w:tc>
+          <w:tcPr>
+            <w:tcW w:type="dxa" w:w="5112"/>
+          </w:tcPr>
+          <w:p>
+            <w:r>
+              <w:t>Four family results are missing</w:t>
+            </w:r>
+          </w:p>
+        </w:tc>
+        <w:tc>
+          <w:tcPr>
+            <w:tcW w:type="dxa" w:w="5112"/>
+          </w:tcPr>
+          <w:p>
+            <w:r>
+              <w:t>Keep them in the family size and mark outcomes unknown</w:t>
+            </w:r>
+          </w:p>
+        </w:tc>
+      </w:tr>
+      <w:tr>
+        <w:tc>
+          <w:tcPr>
+            <w:tcW w:type="dxa" w:w="5112"/>
+          </w:tcPr>
+          <w:p>
+            <w:r>
+              <w:t>A null is rejected</w:t>
+            </w:r>
+          </w:p>
+        </w:tc>
+        <w:tc>
+          <w:tcPr>
+            <w:tcW w:type="dxa" w:w="5112"/>
+          </w:tcPr>
+          <w:p>
+            <w:r>
+              <w:t>Does not establish a large useful effect or the probability that the null is false</w:t>
+            </w:r>
+          </w:p>
+        </w:tc>
+      </w:tr>
+      <w:tr>
+        <w:tc>
+          <w:tcPr>
+            <w:tcW w:type="dxa" w:w="5112"/>
+          </w:tcPr>
+          <w:p>
+            <w:r>
+              <w:t>A null is not rejected</w:t>
+            </w:r>
+          </w:p>
+        </w:tc>
+        <w:tc>
+          <w:tcPr>
+            <w:tcW w:type="dxa" w:w="5112"/>
+          </w:tcPr>
+          <w:p>
+            <w:r>
+              <w:t>Does not prove no effect</w:t>
+            </w:r>
+          </w:p>
+        </w:tc>
+      </w:tr>
+      <w:tr>
+        <w:tc>
+          <w:tcPr>
+            <w:tcW w:type="dxa" w:w="5112"/>
+          </w:tcPr>
+          <w:p>
+            <w:r>
+              <w:t>Bonferroni is conservative</w:t>
+            </w:r>
+          </w:p>
+        </w:tc>
+        <w:tc>
+          <w:tcPr>
+            <w:tcW w:type="dxa" w:w="5112"/>
+          </w:tcPr>
+          <w:p>
+            <w:r>
+              <w:t>The bound can be loose; the actual error probability need not equal alpha</w:t>
+            </w:r>
+          </w:p>
+        </w:tc>
+      </w:tr>
+    </w:tbl>
+    <w:p>
+      <w:pPr>
+        <w:pStyle w:val="Heading2"/>
+      </w:pPr>
+      <w:r>
+        <w:t>Write and justify a repair</w:t>
+      </w:r>
+    </w:p>
+    <w:p>
+      <w:pPr>
         <w:pStyle w:val="Heading3"/>
       </w:pPr>
       <w:r>
@@ -1527,21 +2716,93 @@
     </w:p>
     <w:p>
       <w:pPr>
+        <w:pStyle w:val="ListBullet"/>
+      </w:pPr>
+      <w:r>
+        <w:t>A report omits this qualification: Adjustment cannot repair invalid tests, post-hoc outcome selection or unreported analyses. Explain how omitting it could change a reader's interpretation, and write an accurate replacement.</w:t>
+      </w:r>
+    </w:p>
+    <w:p>
+      <w:pPr>
         <w:pStyle w:val="Heading3"/>
       </w:pPr>
       <w:r>
+        <w:t>State one repair and the checks you would rerun.</w:t>
+      </w:r>
+    </w:p>
+    <w:p>
+      <w:r>
+        <w:t>________________________________________________________________</w:t>
+      </w:r>
+    </w:p>
+    <w:p>
+      <w:r>
+        <w:t>________________________________________________________________</w:t>
+      </w:r>
+    </w:p>
+    <w:p>
+      <w:r>
+        <w:t>________________________________________________________________</w:t>
+      </w:r>
+    </w:p>
+    <w:p>
+      <w:r>
+        <w:t>________________________________________________________________</w:t>
+      </w:r>
+    </w:p>
+    <w:p>
+      <w:r>
+        <w:t>________________________________________________________________</w:t>
+      </w:r>
+    </w:p>
+    <w:p>
+      <w:r>
+        <w:t>________________________________________________________________</w:t>
+      </w:r>
+    </w:p>
+    <w:p>
+      <w:pPr>
+        <w:pStyle w:val="Heading2"/>
+      </w:pPr>
+      <w:r>
+        <w:t>Earlier wording, alternatives and picture transcripts · reference / check after trying</w:t>
+      </w:r>
+    </w:p>
+    <w:p>
+      <w:pPr>
+        <w:pStyle w:val="Heading3"/>
+      </w:pPr>
+      <w:r>
         <w:t>Locate the earliest unsupported step</w:t>
       </w:r>
     </w:p>
     <w:p>
       <w:pPr>
-        <w:spacing w:line="336" w:lineRule="auto" w:after="180"/>
-      </w:pPr>
-      <w:r>
-        <w:rPr>
-          <w:b w:val="0"/>
-        </w:rPr>
-        <w:t>A report omits this qualification: Adjustment cannot repair invalid tests, post-hoc outcome selection or unreported analyses. Explain how omitting it could change a reader's interpretation, and write an accurate replacement.</w:t>
+        <w:pStyle w:val="Heading1"/>
+      </w:pPr>
+      <w:r>
+        <w:t>08. Practise the complete family calculation before interpreting findings</w:t>
+      </w:r>
+    </w:p>
+    <w:p>
+      <w:r>
+        <w:t>Keep the independent four-test family for a first individual attempt.</w:t>
+      </w:r>
+    </w:p>
+    <w:p>
+      <w:pPr>
+        <w:pStyle w:val="Heading2"/>
+      </w:pPr>
+      <w:r>
+        <w:t>Shared explanation</w:t>
+      </w:r>
+    </w:p>
+    <w:p>
+      <w:pPr>
+        <w:pStyle w:val="ListBullet"/>
+      </w:pPr>
+      <w:r>
+        <w:t>Explain the weekly mechanism in your own words. Use the worked scenario to name its input, decision rule and output.</w:t>
       </w:r>
     </w:p>
     <w:p>
@@ -1549,7 +2810,7 @@
         <w:pStyle w:val="Heading3"/>
       </w:pPr>
       <w:r>
-        <w:t>State one repair and the checks you would rerun.</w:t>
+        <w:t>Guided: restate the worked result, then name the assumption or limitation that prevents a broader conclusion.</w:t>
       </w:r>
     </w:p>
     <w:p>
@@ -1578,79 +2839,19 @@
       </w:r>
     </w:p>
     <w:p>
+      <w:pPr>
+        <w:pStyle w:val="Heading3"/>
+      </w:pPr>
+      <w:r>
+        <w:t>Explain your prediction to a partner before comparing results.</w:t>
+      </w:r>
+    </w:p>
+    <w:p>
       <w:r>
         <w:t>________________________________________________________________</w:t>
       </w:r>
     </w:p>
     <w:p>
-      <w:pPr>
-        <w:pStyle w:val="Heading1"/>
-      </w:pPr>
-      <w:r>
-        <w:t>08. Practise together</w:t>
-      </w:r>
-    </w:p>
-    <w:p>
-      <w:r>
-        <w:t>Practise Multiple comparisons with support, then explain the deciding step in your own words.</w:t>
-      </w:r>
-    </w:p>
-    <w:p>
-      <w:pPr>
-        <w:spacing w:line="336" w:lineRule="auto" w:after="180"/>
-      </w:pPr>
-      <w:r>
-        <w:rPr>
-          <w:b w:val="0"/>
-        </w:rPr>
-        <w:t xml:space="preserve">Explain the weekly </w:t>
-      </w:r>
-      <w:r>
-        <w:rPr>
-          <w:b/>
-        </w:rPr>
-        <w:t>mechanism</w:t>
-      </w:r>
-      <w:r>
-        <w:rPr>
-          <w:b w:val="0"/>
-        </w:rPr>
-        <w:t xml:space="preserve"> in your own words. Use the worked scenario to name its </w:t>
-      </w:r>
-      <w:r>
-        <w:rPr>
-          <w:b/>
-        </w:rPr>
-        <w:t>input</w:t>
-      </w:r>
-      <w:r>
-        <w:rPr>
-          <w:b w:val="0"/>
-        </w:rPr>
-        <w:t xml:space="preserve">, decision rule and </w:t>
-      </w:r>
-      <w:r>
-        <w:rPr>
-          <w:b/>
-        </w:rPr>
-        <w:t>output</w:t>
-      </w:r>
-      <w:r>
-        <w:rPr>
-          <w:b w:val="0"/>
-        </w:rPr>
-        <w:t>.</w:t>
-      </w:r>
-    </w:p>
-    <w:p>
-      <w:pPr>
-        <w:pStyle w:val="Heading3"/>
-      </w:pPr>
-      <w:r>
-        <w:t>Guided: restate the worked result, then name the assumption or limitation that prevents a broader conclusion.</w:t>
-      </w:r>
-    </w:p>
-    <w:p>
       <w:r>
         <w:t>________________________________________________________________</w:t>
       </w:r>
@@ -1666,49 +2867,11 @@
       </w:r>
     </w:p>
     <w:p>
-      <w:r>
-        <w:t>________________________________________________________________</w:t>
-      </w:r>
-    </w:p>
-    <w:p>
-      <w:r>
-        <w:t>________________________________________________________________</w:t>
-      </w:r>
-    </w:p>
-    <w:p>
-      <w:pPr>
-        <w:pStyle w:val="Heading3"/>
-      </w:pPr>
-      <w:r>
-        <w:t>Explain your prediction to a partner before comparing results.</w:t>
-      </w:r>
-    </w:p>
-    <w:p>
-      <w:r>
-        <w:t>________________________________________________________________</w:t>
-      </w:r>
-    </w:p>
-    <w:p>
-      <w:r>
-        <w:t>________________________________________________________________</w:t>
-      </w:r>
-    </w:p>
-    <w:p>
-      <w:r>
-        <w:t>________________________________________________________________</w:t>
-      </w:r>
-    </w:p>
-    <w:p>
-      <w:r>
-        <w:t>________________________________________________________________</w:t>
-      </w:r>
-    </w:p>
-    <w:p>
-      <w:pPr>
-        <w:pStyle w:val="Heading3"/>
-      </w:pPr>
-      <w:r>
-        <w:t>Practise with less help: Trace the worked case</w:t>
+      <w:pPr>
+        <w:pStyle w:val="Heading2"/>
+      </w:pPr>
+      <w:r>
+        <w:t>Supported workbook trace</w:t>
       </w:r>
     </w:p>
     <w:p>
@@ -1838,82 +3001,49 @@
     </w:p>
     <w:p>
       <w:pPr>
+        <w:pStyle w:val="Heading2"/>
+      </w:pPr>
+      <w:r>
+        <w:t>Individual check</w:t>
+      </w:r>
+    </w:p>
+    <w:p>
+      <w:pPr>
+        <w:pStyle w:val="ListBullet"/>
+      </w:pPr>
+      <w:r>
+        <w:t>Use the worked case for Multiple comparisons. Proposed explanation: “The worked result establishes every future case”. Decide whether this explanation is supported. Point to the step or supplied fact that decides; explain your repair if needed.</w:t>
+      </w:r>
+    </w:p>
+    <w:p>
+      <w:pPr>
+        <w:pStyle w:val="ListBullet"/>
+      </w:pPr>
+      <w:r>
+        <w:t>Answer on your own before discussion. If you are unsure, say which step you need help with.</w:t>
+      </w:r>
+    </w:p>
+    <w:p>
+      <w:pPr>
+        <w:pStyle w:val="Heading2"/>
+      </w:pPr>
+      <w:r>
+        <w:t>Picture response</w:t>
+      </w:r>
+    </w:p>
+    <w:p>
+      <w:pPr>
+        <w:pStyle w:val="ListBullet"/>
+      </w:pPr>
+      <w:r>
+        <w:t>Calculate the six-test cutoff and identify which supplied p-values reject. Why must the team count every planned comparison rather than report only its smallest p-value?</w:t>
+      </w:r>
+    </w:p>
+    <w:p>
+      <w:pPr>
         <w:pStyle w:val="Heading3"/>
       </w:pPr>
       <w:r>
-        <w:t>Check your reasoning</w:t>
-      </w:r>
-    </w:p>
-    <w:p>
-      <w:pPr>
-        <w:spacing w:line="336" w:lineRule="auto" w:after="180"/>
-      </w:pPr>
-      <w:r>
-        <w:rPr>
-          <w:b w:val="0"/>
-        </w:rPr>
-        <w:t xml:space="preserve">Use the worked case for </w:t>
-      </w:r>
-      <w:r>
-        <w:rPr>
-          <w:b/>
-        </w:rPr>
-        <w:t>Multiple comparisons</w:t>
-      </w:r>
-      <w:r>
-        <w:rPr>
-          <w:b w:val="0"/>
-        </w:rPr>
-        <w:t>. Proposed explanation: “The worked result establishes every future case”. Decide whether this explanation is supported.</w:t>
-      </w:r>
-    </w:p>
-    <w:p>
-      <w:pPr>
-        <w:spacing w:line="336" w:lineRule="auto" w:after="180"/>
-      </w:pPr>
-      <w:r>
-        <w:rPr>
-          <w:b w:val="0"/>
-        </w:rPr>
-        <w:t>Point to the step or supplied fact that decides; explain your repair if needed.</w:t>
-      </w:r>
-    </w:p>
-    <w:p>
-      <w:pPr>
-        <w:spacing w:line="336" w:lineRule="auto" w:after="180"/>
-      </w:pPr>
-      <w:r>
-        <w:rPr>
-          <w:b w:val="0"/>
-        </w:rPr>
-        <w:t>Answer on your own before discussion. If you are unsure, say which step you need help with.</w:t>
-      </w:r>
-    </w:p>
-    <w:p>
-      <w:pPr>
-        <w:pStyle w:val="Heading3"/>
-      </w:pPr>
-      <w:r>
-        <w:t>Explain the picture</w:t>
-      </w:r>
-    </w:p>
-    <w:p>
-      <w:pPr>
-        <w:spacing w:line="336" w:lineRule="auto" w:after="180"/>
-        <w:shd w:fill="F5F1FB"/>
-      </w:pPr>
-      <w:r>
-        <w:rPr>
-          <w:b w:val="0"/>
-        </w:rPr>
-        <w:t>Calculate the six-test cutoff and identify which supplied p-values reject. Why must the team count every planned comparison rather than report only its smallest p-value?</w:t>
-      </w:r>
-    </w:p>
-    <w:p>
-      <w:pPr>
-        <w:pStyle w:val="Heading3"/>
-      </w:pPr>
-      <w:r>
         <w:t>My explanation using a pictured step and the given facts</w:t>
       </w:r>
     </w:p>
@@ -1935,6 +3065,14 @@
     <w:p>
       <w:r>
         <w:t>________________________________________________________________</w:t>
+      </w:r>
+    </w:p>
+    <w:p>
+      <w:pPr>
+        <w:pStyle w:val="Heading2"/>
+      </w:pPr>
+      <w:r>
+        <w:t>Reserve the selected four-test family</w:t>
       </w:r>
     </w:p>
     <w:p>
@@ -1950,23 +3088,55 @@
     </w:p>
     <w:p>
       <w:pPr>
+        <w:pStyle w:val="Heading2"/>
+      </w:pPr>
+      <w:r>
+        <w:t>Earlier wording, alternatives and picture transcripts · reference / check after trying</w:t>
+      </w:r>
+    </w:p>
+    <w:p>
+      <w:pPr>
+        <w:pStyle w:val="Heading3"/>
+      </w:pPr>
+      <w:r>
+        <w:t>Practise with less help: Trace the worked case</w:t>
+      </w:r>
+    </w:p>
+    <w:p>
+      <w:pPr>
+        <w:pStyle w:val="Heading3"/>
+      </w:pPr>
+      <w:r>
+        <w:t>Check your reasoning</w:t>
+      </w:r>
+    </w:p>
+    <w:p>
+      <w:pPr>
+        <w:pStyle w:val="Heading3"/>
+      </w:pPr>
+      <w:r>
+        <w:t>Explain the picture</w:t>
+      </w:r>
+    </w:p>
+    <w:p>
+      <w:pPr>
         <w:pStyle w:val="Heading1"/>
       </w:pPr>
       <w:r>
-        <w:t>09. Run the investigation</w:t>
-      </w:r>
-    </w:p>
-    <w:p>
-      <w:r>
-        <w:t>Investigate Multiple comparisons. Record the prediction, actual observation or labelled paper trace, explanation and next test separately.</w:t>
-      </w:r>
-    </w:p>
-    <w:p>
-      <w:pPr>
-        <w:pStyle w:val="Heading3"/>
-      </w:pPr>
-      <w:r>
-        <w:t>Predict, investigate and preserve the evidence</w:t>
+        <w:t>09. Run an exact family audit with explicit missing results</w:t>
+      </w:r>
+    </w:p>
+    <w:p>
+      <w:r>
+        <w:t>Interpret every returned decision under the stated validity assumptions.</w:t>
+      </w:r>
+    </w:p>
+    <w:p>
+      <w:pPr>
+        <w:pStyle w:val="Heading2"/>
+      </w:pPr>
+      <w:r>
+        <w:t>Current investigation</w:t>
       </w:r>
     </w:p>
     <w:p>
@@ -1981,23 +3151,106 @@
       </w:r>
     </w:p>
     <w:p>
+      <w:pPr>
+        <w:pStyle w:val="Heading2"/>
+      </w:pPr>
+      <w:r>
+        <w:t>Complete executable family calculation</w:t>
+      </w:r>
+    </w:p>
+    <w:p>
       <w:r>
         <w:rPr>
           <w:rFonts w:ascii="Courier New" w:hAnsi="Courier New"/>
           <w:sz w:val="18"/>
         </w:rPr>
-        <w:t>def bonferroni(p_values, alpha=0.05):</w:t>
+        <w:t>"""Exact arithmetic on stipulated valid p-values, not a fitted statistical study."""</w:t>
         <w:br/>
-        <w:t xml:space="preserve">    if not p_values or not 0 &lt; alpha &lt; 1 or any((not 0 &lt;= p &lt;= 1 for p in p_values)):</w:t>
-        <w:br/>
-        <w:t xml:space="preserve">        raise ValueError('test settings')</w:t>
-        <w:br/>
-        <w:t xml:space="preserve">    threshold = alpha / len(p_values)</w:t>
-        <w:br/>
-        <w:t xml:space="preserve">    return (threshold, [p &lt;= threshold for p in p_values])</w:t>
+        <w:t>from fractions import Fraction</w:t>
         <w:br/>
         <w:br/>
-        <w:t>print(bonferroni([.009, .012, .3, .4, .8]))</w:t>
+        <w:t>def bonferroni_family(values, family_size=None, alpha='0.05'):</w:t>
+        <w:br/>
+        <w:t xml:space="preserve"> if not isinstance(values,(list,tuple)) or not values:raise ValueError('supply recorded p-values')</w:t>
+        <w:br/>
+        <w:t xml:space="preserve"> if family_size is None:family_size=len(values)</w:t>
+        <w:br/>
+        <w:t xml:space="preserve"> if type(family_size) is not int or family_size&lt;len(values):raise ValueError('family must include all recorded tests')</w:t>
+        <w:br/>
+        <w:t xml:space="preserve"> if type(alpha) not in (str,int,Fraction):raise ValueError('use exact decimal strings or fractions')</w:t>
+        <w:br/>
+        <w:t xml:space="preserve"> level=Fraction(alpha)</w:t>
+        <w:br/>
+        <w:t xml:space="preserve"> if not 0&lt;level&lt;1:raise ValueError('alpha must be between zero and one')</w:t>
+        <w:br/>
+        <w:t xml:space="preserve"> if any(type(p) not in (str,int,Fraction) for p in values):raise ValueError('use exact p-value strings or fractions')</w:t>
+        <w:br/>
+        <w:t xml:space="preserve"> ps=[Fraction(p) for p in values]</w:t>
+        <w:br/>
+        <w:t xml:space="preserve"> if any(not 0&lt;=p&lt;=1 for p in ps):raise ValueError('p-values must lie in [0,1]')</w:t>
+        <w:br/>
+        <w:t xml:space="preserve"> cutoff=level/family_size</w:t>
+        <w:br/>
+        <w:t xml:space="preserve"> return {'family_size':family_size,'recorded_tests':len(ps),'missing_tests':family_size-len(ps),</w:t>
+        <w:br/>
+        <w:t xml:space="preserve">         'cutoff':cutoff,'reject':[p&lt;=cutoff for p in ps],</w:t>
+        <w:br/>
+        <w:t xml:space="preserve">         'adjusted_p':[min(Fraction(1),p*family_size) for p in ps]}</w:t>
+        <w:br/>
+        <w:t>main=bonferroni_family(['.009','.012','.3','.4','.8'])</w:t>
+        <w:br/>
+        <w:t>picture_values=['.004','.012','.02','.08','.4','.9']</w:t>
+        <w:br/>
+        <w:t>picture=bonferroni_family(picture_values)</w:t>
+        <w:br/>
+        <w:t>changed=bonferroni_family(picture_values,10)</w:t>
+        <w:br/>
+        <w:t>boundary=bonferroni_family(['.01','.2','.3','.4','.5'])</w:t>
+        <w:br/>
+        <w:t>assert main['cutoff']==Fraction(1,100) and main['reject']==[True,False,False,False,False]</w:t>
+        <w:br/>
+        <w:t>assert picture['cutoff']==Fraction(1,120) and picture['reject']==[True,False,False,False,False,False]</w:t>
+        <w:br/>
+        <w:t>assert changed['cutoff']==Fraction(1,200) and changed['missing_tests']==4</w:t>
+        <w:br/>
+        <w:t>assert boundary['reject'][0]</w:t>
+        <w:br/>
+        <w:t>print('Main five-test decisions:',main)</w:t>
+        <w:br/>
+        <w:t>print('Separate six-test picture:',picture)</w:t>
+        <w:br/>
+        <w:t>print('Ten-test declared family, six supplied results:',changed)</w:t>
+        <w:br/>
+        <w:t>print('Unknown four results stay unknown; no decision for them is fabricated.')</w:t>
+        <w:br/>
+        <w:t>print('For valid individual tests, the union bound controls the chance of any false rejection at most alpha, without requiring independent tests.')</w:t>
+        <w:br/>
+        <w:t>print('This arithmetic does not validate supplied p-values, establish effect magnitude or prove non-rejected nulls. No actual prompt experiment is run.')</w:t>
+        <w:br/>
+      </w:r>
+    </w:p>
+    <w:p>
+      <w:pPr>
+        <w:pStyle w:val="Heading2"/>
+      </w:pPr>
+      <w:r>
+        <w:t>Expected results and code limits</w:t>
+      </w:r>
+    </w:p>
+    <w:p>
+      <w:pPr>
+        <w:pStyle w:val="ListNumber"/>
+      </w:pPr>
+      <w:r>
+        <w:t>Predict all five main decisions before running or tracing. The full code uses exact decimal strings and rational cutoffs, checks equality, and retains the declared ten-test family when four outcomes are absent. It also calculates Bonferroni-adjusted p-values as min(1, m × p), an equivalent comparison with family alpha. None of this calculates p-values from actual observations or verifies their validity. The original compact floating-point example remains an optional reference; use the full exact version for boundary investigations.</w:t>
+      </w:r>
+    </w:p>
+    <w:p>
+      <w:pPr>
+        <w:pStyle w:val="Heading2"/>
+      </w:pPr>
+      <w:r>
+        <w:t>Evidence record and reflection</w:t>
       </w:r>
     </w:p>
     <w:tbl>
@@ -2149,14 +3402,6 @@
     </w:p>
     <w:p>
       <w:pPr>
-        <w:pStyle w:val="Heading3"/>
-      </w:pPr>
-      <w:r>
-        <w:t>Plan → try → check</w:t>
-      </w:r>
-    </w:p>
-    <w:p>
-      <w:pPr>
         <w:spacing w:line="336" w:lineRule="auto" w:after="180"/>
       </w:pPr>
       <w:r>
@@ -2168,23 +3413,67 @@
     </w:p>
     <w:p>
       <w:pPr>
+        <w:pStyle w:val="Heading2"/>
+      </w:pPr>
+      <w:r>
+        <w:t>Earlier wording, alternatives and picture transcripts · reference / check after trying</w:t>
+      </w:r>
+    </w:p>
+    <w:p>
+      <w:pPr>
+        <w:pStyle w:val="Heading3"/>
+      </w:pPr>
+      <w:r>
+        <w:t>Predict, investigate and preserve the evidence</w:t>
+      </w:r>
+    </w:p>
+    <w:p>
+      <w:r>
+        <w:rPr>
+          <w:rFonts w:ascii="Courier New" w:hAnsi="Courier New"/>
+          <w:sz w:val="18"/>
+        </w:rPr>
+        <w:t>def bonferroni(p_values, alpha=0.05):</w:t>
+        <w:br/>
+        <w:t xml:space="preserve">    if not p_values or not 0 &lt; alpha &lt; 1 or any((not 0 &lt;= p &lt;= 1 for p in p_values)):</w:t>
+        <w:br/>
+        <w:t xml:space="preserve">        raise ValueError('test settings')</w:t>
+        <w:br/>
+        <w:t xml:space="preserve">    threshold = alpha / len(p_values)</w:t>
+        <w:br/>
+        <w:t xml:space="preserve">    return (threshold, [p &lt;= threshold for p in p_values])</w:t>
+        <w:br/>
+        <w:br/>
+        <w:t>print(bonferroni([.009, .012, .3, .4, .8]))</w:t>
+      </w:r>
+    </w:p>
+    <w:p>
+      <w:pPr>
+        <w:pStyle w:val="Heading3"/>
+      </w:pPr>
+      <w:r>
+        <w:t>Plan → try → check</w:t>
+      </w:r>
+    </w:p>
+    <w:p>
+      <w:pPr>
         <w:pStyle w:val="Heading1"/>
       </w:pPr>
       <w:r>
-        <w:t>10. Build your understanding</w:t>
-      </w:r>
-    </w:p>
-    <w:p>
-      <w:r>
-        <w:t>Move from recall to tracing, diagnosis and transfer in Multiple comparisons. Explain why each step is justified.</w:t>
-      </w:r>
-    </w:p>
-    <w:p>
-      <w:pPr>
-        <w:pStyle w:val="Heading3"/>
-      </w:pPr>
-      <w:r>
-        <w:t>Explain → apply → challenge</w:t>
+        <w:t>14. Try alone: apply the rule to the new four-test family</w:t>
+      </w:r>
+    </w:p>
+    <w:p>
+      <w:r>
+        <w:t>Calculate the new cutoff and all decisions before opening feedback.</w:t>
+      </w:r>
+    </w:p>
+    <w:p>
+      <w:pPr>
+        <w:pStyle w:val="Heading2"/>
+      </w:pPr>
+      <w:r>
+        <w:t>Independent family and p-values</w:t>
       </w:r>
     </w:p>
     <w:p>
@@ -2195,43 +3484,123 @@
         <w:rPr>
           <w:b w:val="0"/>
         </w:rPr>
-        <w:t xml:space="preserve">Explain the weekly </w:t>
-      </w:r>
-      <w:r>
-        <w:rPr>
-          <w:b/>
-        </w:rPr>
-        <w:t>mechanism</w:t>
-      </w:r>
+        <w:t>Four valid tests form one declared family with alpha 0.05. Their p-values are .01, .02, .2, .9. Use Bonferroni: divide family alpha by four and reject when p is at most that threshold. Compute the threshold and all four decisions.</w:t>
+      </w:r>
+    </w:p>
+    <w:p>
+      <w:pPr>
+        <w:pStyle w:val="Heading2"/>
+      </w:pPr>
+      <w:r>
+        <w:t>First attempt and support record</w:t>
+      </w:r>
+    </w:p>
+    <w:p>
+      <w:pPr>
+        <w:pStyle w:val="Heading3"/>
+      </w:pPr>
+      <w:r>
+        <w:t>My independent explanation, trace and limits</w:t>
+      </w:r>
+    </w:p>
+    <w:p>
+      <w:r>
+        <w:t>________________________________________________________________</w:t>
+      </w:r>
+    </w:p>
+    <w:p>
+      <w:r>
+        <w:t>________________________________________________________________</w:t>
+      </w:r>
+    </w:p>
+    <w:p>
+      <w:r>
+        <w:t>________________________________________________________________</w:t>
+      </w:r>
+    </w:p>
+    <w:p>
+      <w:r>
+        <w:t>________________________________________________________________</w:t>
+      </w:r>
+    </w:p>
+    <w:p>
+      <w:r>
+        <w:t>________________________________________________________________</w:t>
+      </w:r>
+    </w:p>
+    <w:p>
+      <w:r>
+        <w:t>________________________________________________________________</w:t>
+      </w:r>
+    </w:p>
+    <w:p>
+      <w:r>
+        <w:t>________________________________________________________________</w:t>
+      </w:r>
+    </w:p>
+    <w:p>
+      <w:pPr>
+        <w:spacing w:line="336" w:lineRule="auto" w:after="180"/>
+      </w:pPr>
       <w:r>
         <w:rPr>
           <w:b w:val="0"/>
         </w:rPr>
-        <w:t xml:space="preserve"> in your own words. Use the worked scenario to name its </w:t>
-      </w:r>
-      <w:r>
-        <w:rPr>
-          <w:b/>
-        </w:rPr>
-        <w:t>input</w:t>
-      </w:r>
+        <w:t>Attempt this case before feedback. Record any help. Earlier examples below are further practice; a case already practised with feedback cannot establish fresh transfer.</w:t>
+      </w:r>
+    </w:p>
+    <w:p>
+      <w:pPr>
+        <w:pStyle w:val="Heading2"/>
+      </w:pPr>
+      <w:r>
+        <w:t>Feedback after trying</w:t>
+      </w:r>
+    </w:p>
+    <w:p>
+      <w:pPr>
+        <w:spacing w:line="336" w:lineRule="auto" w:after="180"/>
+      </w:pPr>
       <w:r>
         <w:rPr>
           <w:b w:val="0"/>
         </w:rPr>
-        <w:t xml:space="preserve">, decision rule and </w:t>
-      </w:r>
-      <w:r>
-        <w:rPr>
-          <w:b/>
-        </w:rPr>
-        <w:t>output</w:t>
-      </w:r>
+        <w:t>Attempt the independent case before hints. Record whether you worked alone, used a hint or followed a model. After feedback, fix the first unsupported step and explain why it changed.</w:t>
+      </w:r>
+    </w:p>
+    <w:p>
+      <w:pPr>
+        <w:spacing w:line="336" w:lineRule="auto" w:after="180"/>
+      </w:pPr>
       <w:r>
         <w:rPr>
           <w:b w:val="0"/>
         </w:rPr>
-        <w:t>.</w:t>
+        <w:t>A later check uses a changed case, not a copied answer.</w:t>
+      </w:r>
+    </w:p>
+    <w:p>
+      <w:pPr>
+        <w:pStyle w:val="Heading2"/>
+      </w:pPr>
+      <w:r>
+        <w:t>Earlier wording, alternatives and picture transcripts · reference / check after trying</w:t>
+      </w:r>
+    </w:p>
+    <w:p>
+      <w:pPr>
+        <w:pStyle w:val="Heading3"/>
+      </w:pPr>
+      <w:r>
+        <w:t>Independent case: Apply a new case independently</w:t>
+      </w:r>
+    </w:p>
+    <w:p>
+      <w:pPr>
+        <w:pStyle w:val="Heading3"/>
+      </w:pPr>
+      <w:r>
+        <w:t>Attempt this without hints</w:t>
       </w:r>
     </w:p>
     <w:p>
@@ -2242,7 +3611,55 @@
         <w:rPr>
           <w:b w:val="0"/>
         </w:rPr>
-        <w:t>A report omits this qualification: Adjustment cannot repair invalid tests, post-hoc outcome selection or unreported analyses. Explain how omitting it could change a reader's interpretation, and write an accurate replacement.</w:t>
+        <w:t>Four valid tests form one declared family with alpha 0.05. Their p-values are .01, .02, .2, .9. Use Bonferroni: divide family alpha by four and reject when p is at most that threshold. Compute the threshold and all four decisions.</w:t>
+      </w:r>
+    </w:p>
+    <w:p>
+      <w:pPr>
+        <w:pStyle w:val="Heading3"/>
+      </w:pPr>
+      <w:r>
+        <w:t>My independent procedure, result and limitation</w:t>
+      </w:r>
+    </w:p>
+    <w:p>
+      <w:r>
+        <w:t>________________________________________________________________</w:t>
+      </w:r>
+    </w:p>
+    <w:p>
+      <w:r>
+        <w:t>________________________________________________________________</w:t>
+      </w:r>
+    </w:p>
+    <w:p>
+      <w:r>
+        <w:t>________________________________________________________________</w:t>
+      </w:r>
+    </w:p>
+    <w:p>
+      <w:r>
+        <w:t>________________________________________________________________</w:t>
+      </w:r>
+    </w:p>
+    <w:p>
+      <w:r>
+        <w:t>________________________________________________________________</w:t>
+      </w:r>
+    </w:p>
+    <w:p>
+      <w:r>
+        <w:t>________________________________________________________________</w:t>
+      </w:r>
+    </w:p>
+    <w:p>
+      <w:r>
+        <w:t>________________________________________________________________</w:t>
+      </w:r>
+    </w:p>
+    <w:p>
+      <w:r>
+        <w:t>________________________________________________________________</w:t>
       </w:r>
     </w:p>
     <w:p>
@@ -2253,18 +3670,7 @@
         <w:rPr>
           <w:b w:val="0"/>
         </w:rPr>
-        <w:t>For the worked scenario, propose one additional case that could reveal a failure, describe its expected outcome before running it, and explain what would need to remain fixed for a fair comparison.</w:t>
-      </w:r>
-    </w:p>
-    <w:p>
-      <w:pPr>
-        <w:spacing w:line="336" w:lineRule="auto" w:after="180"/>
-      </w:pPr>
-      <w:r>
-        <w:rPr>
-          <w:b w:val="0"/>
-        </w:rPr>
-        <w:t>Do not reuse W4 as a new final test after receiving feedback.</w:t>
+        <w:t>Record support used: none, hint or teacher explanation. After feedback, a different case is needed to demonstrate independence.</w:t>
       </w:r>
     </w:p>
     <w:p>
@@ -2272,32 +3678,7 @@
         <w:pStyle w:val="Heading3"/>
       </w:pPr>
       <w:r>
-        <w:t>Explain which evidence supports your conclusion and which claim remains unproved.</w:t>
-      </w:r>
-    </w:p>
-    <w:p>
-      <w:r>
-        <w:t>________________________________________________________________</w:t>
-      </w:r>
-    </w:p>
-    <w:p>
-      <w:r>
-        <w:t>________________________________________________________________</w:t>
-      </w:r>
-    </w:p>
-    <w:p>
-      <w:r>
-        <w:t>________________________________________________________________</w:t>
-      </w:r>
-    </w:p>
-    <w:p>
-      <w:r>
-        <w:t>________________________________________________________________</w:t>
-      </w:r>
-    </w:p>
-    <w:p>
-      <w:r>
-        <w:t>________________________________________________________________</w:t>
+        <w:t>Use feedback to improve</w:t>
       </w:r>
     </w:p>
     <w:p>
@@ -2305,12 +3686,20 @@
         <w:pStyle w:val="Heading1"/>
       </w:pPr>
       <w:r>
-        <w:t>11. Connect your project</w:t>
-      </w:r>
-    </w:p>
-    <w:p>
-      <w:r>
-        <w:t>Apply this week’s idea to Reproducible AI Research Study. Keep an annotated decision and the evidence supporting it.</w:t>
+        <w:t>11. Save the declared family, every result and the analysis rule</w:t>
+      </w:r>
+    </w:p>
+    <w:p>
+      <w:r>
+        <w:t>Report missing outcomes and practical-effect gaps alongside decisions.</w:t>
+      </w:r>
+    </w:p>
+    <w:p>
+      <w:pPr>
+        <w:pStyle w:val="Heading2"/>
+      </w:pPr>
+      <w:r>
+        <w:t>Project and artifact</w:t>
       </w:r>
     </w:p>
     <w:p>
@@ -2525,10 +3914,10 @@
     </w:tbl>
     <w:p>
       <w:pPr>
-        <w:pStyle w:val="Heading3"/>
-      </w:pPr>
-      <w:r>
-        <w:t>Evidence for your project</w:t>
+        <w:pStyle w:val="Heading2"/>
+      </w:pPr>
+      <w:r>
+        <w:t>Actual local calculation or paper trace</w:t>
       </w:r>
     </w:p>
     <w:p>
@@ -2544,15 +3933,88 @@
     </w:p>
     <w:p>
       <w:pPr>
+        <w:pStyle w:val="Heading2"/>
+      </w:pPr>
+      <w:r>
+        <w:t>Earlier wording, alternatives and picture transcripts · reference / check after trying</w:t>
+      </w:r>
+    </w:p>
+    <w:p>
+      <w:pPr>
+        <w:pStyle w:val="Heading3"/>
+      </w:pPr>
+      <w:r>
+        <w:t>Evidence for your project</w:t>
+      </w:r>
+    </w:p>
+    <w:p>
+      <w:pPr>
         <w:pStyle w:val="Heading1"/>
       </w:pPr>
       <w:r>
-        <w:t>12. Show what you know</w:t>
-      </w:r>
-    </w:p>
-    <w:p>
-      <w:r>
-        <w:t>Use a genuinely new case for independent evidence. Previously discussed examples remain practice; use the separately named independent case before feedback.</w:t>
+        <w:t>16. Explain the familywise bound and the conditions behind it</w:t>
+      </w:r>
+    </w:p>
+    <w:p>
+      <w:r>
+        <w:t>Non-rejection and rejection both require careful interpretation.</w:t>
+      </w:r>
+    </w:p>
+    <w:p>
+      <w:pPr>
+        <w:pStyle w:val="Heading2"/>
+      </w:pPr>
+      <w:r>
+        <w:t>Retrieve and explain</w:t>
+      </w:r>
+    </w:p>
+    <w:p>
+      <w:pPr>
+        <w:pStyle w:val="ListBullet"/>
+      </w:pPr>
+      <w:r>
+        <w:t>Close your notes. Explain this goal in your own words: Explain the mechanism and terminology of multiple comparisons</w:t>
+      </w:r>
+    </w:p>
+    <w:p>
+      <w:pPr>
+        <w:pStyle w:val="Heading3"/>
+      </w:pPr>
+      <w:r>
+        <w:t>My deciding step, evidence and one remaining question</w:t>
+      </w:r>
+    </w:p>
+    <w:p>
+      <w:r>
+        <w:t>________________________________________________________________</w:t>
+      </w:r>
+    </w:p>
+    <w:p>
+      <w:r>
+        <w:t>________________________________________________________________</w:t>
+      </w:r>
+    </w:p>
+    <w:p>
+      <w:r>
+        <w:t>________________________________________________________________</w:t>
+      </w:r>
+    </w:p>
+    <w:p>
+      <w:r>
+        <w:t>________________________________________________________________</w:t>
+      </w:r>
+    </w:p>
+    <w:p>
+      <w:r>
+        <w:t>________________________________________________________________</w:t>
+      </w:r>
+    </w:p>
+    <w:p>
+      <w:pPr>
+        <w:pStyle w:val="Heading2"/>
+      </w:pPr>
+      <w:r>
+        <w:t>Plan a changed-case return</w:t>
       </w:r>
     </w:p>
     <w:p>
@@ -2563,62 +4025,31 @@
         <w:rPr>
           <w:b w:val="0"/>
         </w:rPr>
-        <w:t>Complete the supported workbook tasks before attempting W4 independently. Record any hints or help used. After feedback, use the teacher's fresh retry rather than copying the earlier answer.</w:t>
-      </w:r>
-    </w:p>
-    <w:p>
-      <w:pPr>
-        <w:spacing w:line="336" w:lineRule="auto" w:after="180"/>
-      </w:pPr>
+        <w:t xml:space="preserve">If you are unsure, return to the worked picture and explain one arrow. If you are ready, change an </w:t>
+      </w:r>
+      <w:r>
+        <w:rPr>
+          <w:b/>
+        </w:rPr>
+        <w:t>input</w:t>
+      </w:r>
       <w:r>
         <w:rPr>
           <w:b w:val="0"/>
         </w:rPr>
-        <w:t>For a project, select a relevant new case, predict the outcome from the declared rule and preserve the result alongside any revision.</w:t>
-      </w:r>
-    </w:p>
-    <w:p>
-      <w:pPr>
-        <w:pStyle w:val="Heading3"/>
-      </w:pPr>
-      <w:r>
-        <w:t>Exit: propose one revealing change to the worked scenario. State the expected outcome and the evidence that would make you revise your explanation.</w:t>
-      </w:r>
-    </w:p>
-    <w:p>
-      <w:r>
-        <w:t>________________________________________________________________</w:t>
-      </w:r>
-    </w:p>
-    <w:p>
-      <w:r>
-        <w:t>________________________________________________________________</w:t>
-      </w:r>
-    </w:p>
-    <w:p>
-      <w:r>
-        <w:t>________________________________________________________________</w:t>
-      </w:r>
-    </w:p>
-    <w:p>
-      <w:r>
-        <w:t>________________________________________________________________</w:t>
-      </w:r>
-    </w:p>
-    <w:p>
-      <w:r>
-        <w:t>________________________________________________________________</w:t>
-      </w:r>
-    </w:p>
-    <w:p>
-      <w:pPr>
-        <w:spacing w:line="336" w:lineRule="auto" w:after="180"/>
-      </w:pPr>
+        <w:t xml:space="preserve"> or assumption and justify your </w:t>
+      </w:r>
+      <w:r>
+        <w:rPr>
+          <w:b/>
+        </w:rPr>
+        <w:t>prediction</w:t>
+      </w:r>
       <w:r>
         <w:rPr>
           <w:b w:val="0"/>
         </w:rPr>
-        <w:t>For the worked scenario, propose one additional case that could reveal a failure, describe its expected outcome before running it, and explain what would need to remain fixed for a fair comparison.</w:t>
+        <w:t>.</w:t>
       </w:r>
     </w:p>
     <w:p>
@@ -2629,14 +4060,336 @@
         <w:rPr>
           <w:b w:val="0"/>
         </w:rPr>
-        <w:t>Do not reuse W4 as a new final test after receiving feedback.</w:t>
-      </w:r>
-    </w:p>
+        <w:t xml:space="preserve">Save your workbook </w:t>
+      </w:r>
+      <w:r>
+        <w:rPr>
+          <w:b/>
+        </w:rPr>
+        <w:t>evidence</w:t>
+      </w:r>
+      <w:r>
+        <w:rPr>
+          <w:b w:val="0"/>
+        </w:rPr>
+        <w:t>. At the next review, try a different case before opening your old answer.</w:t>
+      </w:r>
+    </w:p>
+    <w:p>
+      <w:pPr>
+        <w:pStyle w:val="Heading1"/>
+      </w:pPr>
+      <w:r>
+        <w:t>Reference bank and extra practice</w:t>
+      </w:r>
+    </w:p>
+    <w:p>
+      <w:pPr>
+        <w:pStyle w:val="Heading1"/>
+      </w:pPr>
+      <w:r>
+        <w:t>05. Reference · Use research vocabulary precisely</w:t>
+      </w:r>
+    </w:p>
+    <w:p>
+      <w:r>
+        <w:t>Connect each term to the question, comparison, measurement or evidence.</w:t>
+      </w:r>
+    </w:p>
+    <w:p>
+      <w:pPr>
+        <w:pStyle w:val="Heading2"/>
+      </w:pPr>
+      <w:r>
+        <w:t>Vocabulary and your explanation</w:t>
+      </w:r>
+    </w:p>
+    <w:tbl>
+      <w:tblPr>
+        <w:tblStyle w:val="LightShading-Accent1"/>
+        <w:tblW w:type="auto" w:w="0"/>
+        <w:tblLook w:firstColumn="1" w:firstRow="1" w:lastColumn="0" w:lastRow="0" w:noHBand="0" w:noVBand="1" w:val="04A0"/>
+      </w:tblPr>
+      <w:tblGrid>
+        <w:gridCol w:w="5112"/>
+        <w:gridCol w:w="5112"/>
+      </w:tblGrid>
+      <w:tr>
+        <w:trPr>
+          <w:tblHeader/>
+        </w:trPr>
+        <w:tc>
+          <w:tcPr>
+            <w:tcW w:type="dxa" w:w="5112"/>
+          </w:tcPr>
+          <w:p>
+            <w:r>
+              <w:t>Word</w:t>
+            </w:r>
+          </w:p>
+        </w:tc>
+        <w:tc>
+          <w:tcPr>
+            <w:tcW w:type="dxa" w:w="5112"/>
+          </w:tcPr>
+          <w:p>
+            <w:r>
+              <w:t>Meaning</w:t>
+            </w:r>
+          </w:p>
+        </w:tc>
+      </w:tr>
+      <w:tr>
+        <w:tc>
+          <w:tcPr>
+            <w:tcW w:type="dxa" w:w="5112"/>
+          </w:tcPr>
+          <w:p>
+            <w:r>
+              <w:t>Multiple comparisons</w:t>
+            </w:r>
+          </w:p>
+        </w:tc>
+        <w:tc>
+          <w:tcPr>
+            <w:tcW w:type="dxa" w:w="5112"/>
+          </w:tcPr>
+          <w:p>
+            <w:r>
+              <w:t>Testing several hypotheses in one declared family</w:t>
+            </w:r>
+          </w:p>
+        </w:tc>
+      </w:tr>
+      <w:tr>
+        <w:tc>
+          <w:tcPr>
+            <w:tcW w:type="dxa" w:w="5112"/>
+          </w:tcPr>
+          <w:p>
+            <w:r>
+              <w:t>Family error</w:t>
+            </w:r>
+          </w:p>
+        </w:tc>
+        <w:tc>
+          <w:tcPr>
+            <w:tcW w:type="dxa" w:w="5112"/>
+          </w:tcPr>
+          <w:p>
+            <w:r>
+              <w:t>The chance of at least one false rejection under relevant nulls</w:t>
+            </w:r>
+          </w:p>
+        </w:tc>
+      </w:tr>
+      <w:tr>
+        <w:tc>
+          <w:tcPr>
+            <w:tcW w:type="dxa" w:w="5112"/>
+          </w:tcPr>
+          <w:p>
+            <w:r>
+              <w:t>Bonferroni rule</w:t>
+            </w:r>
+          </w:p>
+        </w:tc>
+        <w:tc>
+          <w:tcPr>
+            <w:tcW w:type="dxa" w:w="5112"/>
+          </w:tcPr>
+          <w:p>
+            <w:r>
+              <w:t>Dividing a family threshold by the number of tests</w:t>
+            </w:r>
+          </w:p>
+        </w:tc>
+      </w:tr>
+    </w:tbl>
     <w:p>
       <w:pPr>
         <w:pStyle w:val="Heading3"/>
       </w:pPr>
       <w:r>
+        <w:t>Use two terms to explain a step in this week’s example.</w:t>
+      </w:r>
+    </w:p>
+    <w:p>
+      <w:r>
+        <w:t>________________________________________________________________</w:t>
+      </w:r>
+    </w:p>
+    <w:p>
+      <w:r>
+        <w:t>________________________________________________________________</w:t>
+      </w:r>
+    </w:p>
+    <w:p>
+      <w:r>
+        <w:t>________________________________________________________________</w:t>
+      </w:r>
+    </w:p>
+    <w:p>
+      <w:pPr>
+        <w:pStyle w:val="Heading1"/>
+      </w:pPr>
+      <w:r>
+        <w:t>10. Extra challenge · Explain a stronger case</w:t>
+      </w:r>
+    </w:p>
+    <w:p>
+      <w:r>
+        <w:t>Choose the next challenge after the main route.</w:t>
+      </w:r>
+    </w:p>
+    <w:p>
+      <w:pPr>
+        <w:pStyle w:val="Heading2"/>
+      </w:pPr>
+      <w:r>
+        <w:t>Explain,repair and extend</w:t>
+      </w:r>
+    </w:p>
+    <w:p>
+      <w:pPr>
+        <w:pStyle w:val="Heading3"/>
+      </w:pPr>
+      <w:r>
+        <w:t>Explain → apply → challenge</w:t>
+      </w:r>
+    </w:p>
+    <w:p>
+      <w:pPr>
+        <w:pStyle w:val="ListBullet"/>
+      </w:pPr>
+      <w:r>
+        <w:t>Explain the weekly mechanism in your own words. Use the worked scenario to name its input, decision rule and output.</w:t>
+      </w:r>
+    </w:p>
+    <w:p>
+      <w:pPr>
+        <w:pStyle w:val="ListBullet"/>
+      </w:pPr>
+      <w:r>
+        <w:t>A report omits this qualification: Adjustment cannot repair invalid tests, post-hoc outcome selection or unreported analyses. Explain how omitting it could change a reader's interpretation, and write an accurate replacement.</w:t>
+      </w:r>
+    </w:p>
+    <w:p>
+      <w:pPr>
+        <w:pStyle w:val="ListBullet"/>
+      </w:pPr>
+      <w:r>
+        <w:t>For the worked scenario, propose one additional case that could reveal a failure, describe its expected outcome before running it, and explain what would need to remain fixed for a fair comparison. Do not reuse W4 as a new final test after receiving feedback.</w:t>
+      </w:r>
+    </w:p>
+    <w:p>
+      <w:pPr>
+        <w:pStyle w:val="Heading3"/>
+      </w:pPr>
+      <w:r>
+        <w:t>Explain which evidence supports your conclusion and which claim remains unproved.</w:t>
+      </w:r>
+    </w:p>
+    <w:p>
+      <w:r>
+        <w:t>________________________________________________________________</w:t>
+      </w:r>
+    </w:p>
+    <w:p>
+      <w:r>
+        <w:t>________________________________________________________________</w:t>
+      </w:r>
+    </w:p>
+    <w:p>
+      <w:r>
+        <w:t>________________________________________________________________</w:t>
+      </w:r>
+    </w:p>
+    <w:p>
+      <w:r>
+        <w:t>________________________________________________________________</w:t>
+      </w:r>
+    </w:p>
+    <w:p>
+      <w:r>
+        <w:t>________________________________________________________________</w:t>
+      </w:r>
+    </w:p>
+    <w:p>
+      <w:pPr>
+        <w:pStyle w:val="Heading1"/>
+      </w:pPr>
+      <w:r>
+        <w:t>12. Reference · Check the research reasoning and its limits</w:t>
+      </w:r>
+    </w:p>
+    <w:p>
+      <w:r>
+        <w:t>Use after practice; reserve the selected independent case for its first attempt.</w:t>
+      </w:r>
+    </w:p>
+    <w:p>
+      <w:pPr>
+        <w:pStyle w:val="Heading2"/>
+      </w:pPr>
+      <w:r>
+        <w:t>Current explanation and response</w:t>
+      </w:r>
+    </w:p>
+    <w:p>
+      <w:pPr>
+        <w:pStyle w:val="ListBullet"/>
+      </w:pPr>
+      <w:r>
+        <w:t>Complete the supported workbook tasks before attempting W4 independently. Record any hints or help used. After feedback, use the teacher's fresh retry rather than copying the earlier answer. For a project, select a relevant new case, predict the outcome from the declared rule and preserve the result alongside any revision.</w:t>
+      </w:r>
+    </w:p>
+    <w:p>
+      <w:pPr>
+        <w:pStyle w:val="Heading3"/>
+      </w:pPr>
+      <w:r>
+        <w:t>Exit: propose one revealing change to the worked scenario. State the expected outcome and the evidence that would make you revise your explanation.</w:t>
+      </w:r>
+    </w:p>
+    <w:p>
+      <w:r>
+        <w:t>________________________________________________________________</w:t>
+      </w:r>
+    </w:p>
+    <w:p>
+      <w:r>
+        <w:t>________________________________________________________________</w:t>
+      </w:r>
+    </w:p>
+    <w:p>
+      <w:r>
+        <w:t>________________________________________________________________</w:t>
+      </w:r>
+    </w:p>
+    <w:p>
+      <w:r>
+        <w:t>________________________________________________________________</w:t>
+      </w:r>
+    </w:p>
+    <w:p>
+      <w:r>
+        <w:t>________________________________________________________________</w:t>
+      </w:r>
+    </w:p>
+    <w:p>
+      <w:pPr>
+        <w:pStyle w:val="ListBullet"/>
+      </w:pPr>
+      <w:r>
+        <w:t>For the worked scenario, propose one additional case that could reveal a failure, describe its expected outcome before running it, and explain what would need to remain fixed for a fair comparison. Do not reuse W4 as a new final test after receiving feedback.</w:t>
+      </w:r>
+    </w:p>
+    <w:p>
+      <w:pPr>
+        <w:pStyle w:val="Heading3"/>
+      </w:pPr>
+      <w:r>
         <w:t>My limited claim and a useful next check</w:t>
       </w:r>
     </w:p>
@@ -2665,12 +4418,20 @@
         <w:pStyle w:val="Heading1"/>
       </w:pPr>
       <w:r>
-        <w:t>13. Study a complete case</w:t>
-      </w:r>
-    </w:p>
-    <w:p>
-      <w:r>
-        <w:t>Revisit the complete Multiple comparisons case for supported practice. Repeated examples do not become fresh assessments.</w:t>
+        <w:t>13. Extra practice · Revisit the complete trace</w:t>
+      </w:r>
+    </w:p>
+    <w:p>
+      <w:r>
+        <w:t>Predict before reading the supplied steps.</w:t>
+      </w:r>
+    </w:p>
+    <w:p>
+      <w:pPr>
+        <w:pStyle w:val="Heading2"/>
+      </w:pPr>
+      <w:r>
+        <w:t>Complete trace and evidence</w:t>
       </w:r>
     </w:p>
     <w:p>
@@ -2752,7 +4513,7 @@
           </w:tcPr>
           <w:p>
             <w:r>
-              <w:t>For this exercise use Bonferroni:family alpha .05 divided by number of tests m; reject each test when its valid p-value is at most .05/m. This controls the family error by a bound without requiring independent tests.</w:t>
+              <w:t>For this exercise use Bonferroni: family alpha .05 divided by number of tests m; reject each test when its valid p-value is at most .05/m. This controls the family error by a bound without requiring independent tests.</w:t>
             </w:r>
           </w:p>
         </w:tc>
@@ -2839,206 +4600,20 @@
         <w:pStyle w:val="Heading1"/>
       </w:pPr>
       <w:r>
-        <w:t>14. Try a new case independently</w:t>
-      </w:r>
-    </w:p>
-    <w:p>
-      <w:r>
-        <w:t>Attempt the reserved new case before feedback. Record support; the earlier examples below remain additional practice.</w:t>
-      </w:r>
-    </w:p>
-    <w:p>
-      <w:pPr>
-        <w:pStyle w:val="Heading3"/>
-      </w:pPr>
-      <w:r>
-        <w:t>Independent case: Apply a new case independently</w:t>
-      </w:r>
-    </w:p>
-    <w:p>
-      <w:pPr>
-        <w:spacing w:line="336" w:lineRule="auto" w:after="180"/>
-      </w:pPr>
-      <w:r>
-        <w:rPr>
-          <w:b w:val="0"/>
-        </w:rPr>
-        <w:t>Four valid tests form one declared family with alpha 0.05. Their p-values are .01, .02, .2, .9. Use Bonferroni: divide family alpha by four and reject when p is at most that threshold. Compute the threshold and all four decisions.</w:t>
-      </w:r>
-    </w:p>
-    <w:p>
-      <w:pPr>
-        <w:pStyle w:val="Heading3"/>
-      </w:pPr>
-      <w:r>
-        <w:t>My independent explanation, trace and limits</w:t>
-      </w:r>
-    </w:p>
-    <w:p>
-      <w:r>
-        <w:t>________________________________________________________________</w:t>
-      </w:r>
-    </w:p>
-    <w:p>
-      <w:r>
-        <w:t>________________________________________________________________</w:t>
-      </w:r>
-    </w:p>
-    <w:p>
-      <w:r>
-        <w:t>________________________________________________________________</w:t>
-      </w:r>
-    </w:p>
-    <w:p>
-      <w:r>
-        <w:t>________________________________________________________________</w:t>
-      </w:r>
-    </w:p>
-    <w:p>
-      <w:r>
-        <w:t>________________________________________________________________</w:t>
-      </w:r>
-    </w:p>
-    <w:p>
-      <w:r>
-        <w:t>________________________________________________________________</w:t>
-      </w:r>
-    </w:p>
-    <w:p>
-      <w:r>
-        <w:t>________________________________________________________________</w:t>
-      </w:r>
-    </w:p>
-    <w:p>
-      <w:pPr>
-        <w:spacing w:line="336" w:lineRule="auto" w:after="180"/>
-      </w:pPr>
-      <w:r>
-        <w:rPr>
-          <w:b w:val="0"/>
-        </w:rPr>
-        <w:t>Attempt this case before feedback. Record any help. Earlier examples below are further practice; a case already practised with feedback cannot establish fresh transfer.</w:t>
-      </w:r>
-    </w:p>
-    <w:p>
-      <w:pPr>
-        <w:pStyle w:val="Heading3"/>
-      </w:pPr>
-      <w:r>
-        <w:t>Attempt this without hints</w:t>
-      </w:r>
-    </w:p>
-    <w:p>
-      <w:pPr>
-        <w:spacing w:line="336" w:lineRule="auto" w:after="180"/>
-      </w:pPr>
-      <w:r>
-        <w:rPr>
-          <w:b w:val="0"/>
-        </w:rPr>
-        <w:t>Four valid tests form one declared family with alpha 0.05. Their p-values are .01, .02, .2, .9. Use Bonferroni: divide family alpha by four and reject when p is at most that threshold. Compute the threshold and all four decisions.</w:t>
-      </w:r>
-    </w:p>
-    <w:p>
-      <w:pPr>
-        <w:pStyle w:val="Heading3"/>
-      </w:pPr>
-      <w:r>
-        <w:t>My independent procedure, result and limitation</w:t>
-      </w:r>
-    </w:p>
-    <w:p>
-      <w:r>
-        <w:t>________________________________________________________________</w:t>
-      </w:r>
-    </w:p>
-    <w:p>
-      <w:r>
-        <w:t>________________________________________________________________</w:t>
-      </w:r>
-    </w:p>
-    <w:p>
-      <w:r>
-        <w:t>________________________________________________________________</w:t>
-      </w:r>
-    </w:p>
-    <w:p>
-      <w:r>
-        <w:t>________________________________________________________________</w:t>
-      </w:r>
-    </w:p>
-    <w:p>
-      <w:r>
-        <w:t>________________________________________________________________</w:t>
-      </w:r>
-    </w:p>
-    <w:p>
-      <w:r>
-        <w:t>________________________________________________________________</w:t>
-      </w:r>
-    </w:p>
-    <w:p>
-      <w:r>
-        <w:t>________________________________________________________________</w:t>
-      </w:r>
-    </w:p>
-    <w:p>
-      <w:r>
-        <w:t>________________________________________________________________</w:t>
-      </w:r>
-    </w:p>
-    <w:p>
-      <w:pPr>
-        <w:spacing w:line="336" w:lineRule="auto" w:after="180"/>
-      </w:pPr>
-      <w:r>
-        <w:rPr>
-          <w:b w:val="0"/>
-        </w:rPr>
-        <w:t>Record support used: none, hint or teacher explanation. After feedback, a different case is needed to demonstrate independence.</w:t>
-      </w:r>
-    </w:p>
-    <w:p>
-      <w:pPr>
-        <w:pStyle w:val="Heading3"/>
-      </w:pPr>
-      <w:r>
-        <w:t>Use feedback to improve</w:t>
-      </w:r>
-    </w:p>
-    <w:p>
-      <w:pPr>
-        <w:spacing w:line="336" w:lineRule="auto" w:after="180"/>
-      </w:pPr>
-      <w:r>
-        <w:rPr>
-          <w:b w:val="0"/>
-        </w:rPr>
-        <w:t>Attempt the independent case before hints. Record whether you worked alone, used a hint or followed a model. After feedback, fix the first unsupported step and explain why it changed.</w:t>
-      </w:r>
-    </w:p>
-    <w:p>
-      <w:pPr>
-        <w:spacing w:line="336" w:lineRule="auto" w:after="180"/>
-      </w:pPr>
-      <w:r>
-        <w:rPr>
-          <w:b w:val="0"/>
-        </w:rPr>
-        <w:t>A later check uses a changed case, not a copied answer.</w:t>
-      </w:r>
-    </w:p>
-    <w:p>
-      <w:pPr>
-        <w:pStyle w:val="Heading1"/>
-      </w:pPr>
-      <w:r>
-        <w:t>15. Your lesson route</w:t>
-      </w:r>
-    </w:p>
-    <w:p>
-      <w:r>
-        <w:t>Use this map to navigate Multiple comparisons, connect the goals to tasks and keep one evidence record for each attempt.</w:t>
+        <w:t>15. Reference · The earlier route checklist</w:t>
+      </w:r>
+    </w:p>
+    <w:p>
+      <w:r>
+        <w:t>Use one main route rather than repeating the lesson.</w:t>
+      </w:r>
+    </w:p>
+    <w:p>
+      <w:pPr>
+        <w:pStyle w:val="Heading2"/>
+      </w:pPr>
+      <w:r>
+        <w:t>Targets,route and first prediction</w:t>
       </w:r>
     </w:p>
     <w:p>
@@ -3217,12 +4792,117 @@
         <w:pStyle w:val="Heading1"/>
       </w:pPr>
       <w:r>
-        <w:t>16. Finish and return</w:t>
-      </w:r>
-    </w:p>
-    <w:p>
-      <w:r>
-        <w:t>Explain Multiple comparisons without notes, identify a remaining question and plan a later check with a changed case.</w:t>
+        <w:t>17. Extra practice · Predict,check and repair</w:t>
+      </w:r>
+    </w:p>
+    <w:p>
+      <w:r>
+        <w:t>Keep supported feedback separate from the independent case.</w:t>
+      </w:r>
+    </w:p>
+    <w:p>
+      <w:pPr>
+        <w:pStyle w:val="Heading2"/>
+      </w:pPr>
+      <w:r>
+        <w:t>First supported question and optional hint</w:t>
+      </w:r>
+    </w:p>
+    <w:p>
+      <w:pPr>
+        <w:pStyle w:val="ListBullet"/>
+      </w:pPr>
+      <w:r>
+        <w:t>Six declared prompt comparisons. A team performs six valid hypothesis tests and applies a predeclared Bonferroni familywise threshold.</w:t>
+      </w:r>
+    </w:p>
+    <w:p>
+      <w:pPr>
+        <w:pStyle w:val="Heading3"/>
+      </w:pPr>
+      <w:r>
+        <w:t>Practice 1: explain the deciding evidence</w:t>
+      </w:r>
+    </w:p>
+    <w:p>
+      <w:pPr>
+        <w:pStyle w:val="ListBullet"/>
+      </w:pPr>
+      <w:r>
+        <w:t>Which labelled step matches this detail? Only 0.004 is below 0.00833; the other five do not reject under this rule.</w:t>
+      </w:r>
+    </w:p>
+    <w:p>
+      <w:pPr>
+        <w:pStyle w:val="ListBullet"/>
+      </w:pPr>
+      <w:r>
+        <w:t>1. Apply all six decisions</w:t>
+      </w:r>
+    </w:p>
+    <w:p>
+      <w:pPr>
+        <w:pStyle w:val="ListBullet"/>
+      </w:pPr>
+      <w:r>
+        <w:t>2. Compute corrected threshold</w:t>
+      </w:r>
+    </w:p>
+    <w:p>
+      <w:pPr>
+        <w:pStyle w:val="ListBullet"/>
+      </w:pPr>
+      <w:r>
+        <w:t>3. Count the planned tests</w:t>
+      </w:r>
+    </w:p>
+    <w:p>
+      <w:pPr>
+        <w:pStyle w:val="Heading3"/>
+      </w:pPr>
+      <w:r>
+        <w:t>My selected conclusion, deciding fact and explanation</w:t>
+      </w:r>
+    </w:p>
+    <w:p>
+      <w:r>
+        <w:t>________________________________________________________________</w:t>
+      </w:r>
+    </w:p>
+    <w:p>
+      <w:r>
+        <w:t>________________________________________________________________</w:t>
+      </w:r>
+    </w:p>
+    <w:p>
+      <w:r>
+        <w:t>________________________________________________________________</w:t>
+      </w:r>
+    </w:p>
+    <w:p>
+      <w:r>
+        <w:t>________________________________________________________________</w:t>
+      </w:r>
+    </w:p>
+    <w:p>
+      <w:r>
+        <w:t>________________________________________________________________</w:t>
+      </w:r>
+    </w:p>
+    <w:p>
+      <w:pPr>
+        <w:pStyle w:val="ListBullet"/>
+      </w:pPr>
+      <w:r>
+        <w:t>Hint if needed: Read the steps in the pictorial case. Match the supplied detail to the stage that performs or records it.</w:t>
+      </w:r>
+    </w:p>
+    <w:p>
+      <w:pPr>
+        <w:pStyle w:val="Heading2"/>
+      </w:pPr>
+      <w:r>
+        <w:t>Check after the first attempt · reference / check after trying</w:t>
       </w:r>
     </w:p>
     <w:p>
@@ -3233,7 +4913,167 @@
         <w:rPr>
           <w:b w:val="0"/>
         </w:rPr>
-        <w:t xml:space="preserve">Close your notes. Explain this goal in your own words: Explain the </w:t>
+        <w:t>After your attempt, compare with the supported explanation: Apply all six decisions Only 0.004 is below 0.00833; the other five do not reject under this rule.</w:t>
+      </w:r>
+    </w:p>
+    <w:p>
+      <w:pPr>
+        <w:spacing w:line="336" w:lineRule="auto" w:after="180"/>
+      </w:pPr>
+      <w:r>
+        <w:rPr>
+          <w:b w:val="0"/>
+        </w:rPr>
+        <w:t>Searching many comparisons provides more chances for false positives. Bonferroni divides the error allowance across the declared family; valid individual p-values are required.</w:t>
+      </w:r>
+    </w:p>
+    <w:p>
+      <w:pPr>
+        <w:spacing w:line="336" w:lineRule="auto" w:after="180"/>
+      </w:pPr>
+      <w:r>
+        <w:rPr>
+          <w:b w:val="0"/>
+        </w:rPr>
+        <w:t>A rejected null is not automatically a large or useful improvement.</w:t>
+      </w:r>
+    </w:p>
+    <w:p>
+      <w:pPr>
+        <w:pStyle w:val="Heading2"/>
+      </w:pPr>
+      <w:r>
+        <w:t>Changed-case question and optional hint</w:t>
+      </w:r>
+    </w:p>
+    <w:p>
+      <w:pPr>
+        <w:pStyle w:val="Heading3"/>
+      </w:pPr>
+      <w:r>
+        <w:t>Practice 2: explain the deciding evidence</w:t>
+      </w:r>
+    </w:p>
+    <w:p>
+      <w:pPr>
+        <w:pStyle w:val="ListBullet"/>
+      </w:pPr>
+      <w:r>
+        <w:t>Changed-case practice: The declared family has ten tests instead of six; keep the listed values unchanged. Which conclusion is supported by the supplied facts?</w:t>
+      </w:r>
+    </w:p>
+    <w:p>
+      <w:pPr>
+        <w:pStyle w:val="ListBullet"/>
+      </w:pPr>
+      <w:r>
+        <w:t>1. This one example guarantees correct results for every future input.</w:t>
+      </w:r>
+    </w:p>
+    <w:p>
+      <w:pPr>
+        <w:pStyle w:val="ListBullet"/>
+      </w:pPr>
+      <w:r>
+        <w:t>2. We can decide the result without examining the changed input or the procedure.</w:t>
+      </w:r>
+    </w:p>
+    <w:p>
+      <w:pPr>
+        <w:pStyle w:val="ListBullet"/>
+      </w:pPr>
+      <w:r>
+        <w:t>3. The cutoff becomes 0.005, and only 0.004 among the listed values still rejects.</w:t>
+      </w:r>
+    </w:p>
+    <w:p>
+      <w:pPr>
+        <w:pStyle w:val="Heading3"/>
+      </w:pPr>
+      <w:r>
+        <w:t>My selected conclusion, deciding fact and explanation</w:t>
+      </w:r>
+    </w:p>
+    <w:p>
+      <w:r>
+        <w:t>________________________________________________________________</w:t>
+      </w:r>
+    </w:p>
+    <w:p>
+      <w:r>
+        <w:t>________________________________________________________________</w:t>
+      </w:r>
+    </w:p>
+    <w:p>
+      <w:r>
+        <w:t>________________________________________________________________</w:t>
+      </w:r>
+    </w:p>
+    <w:p>
+      <w:r>
+        <w:t>________________________________________________________________</w:t>
+      </w:r>
+    </w:p>
+    <w:p>
+      <w:r>
+        <w:t>________________________________________________________________</w:t>
+      </w:r>
+    </w:p>
+    <w:p>
+      <w:pPr>
+        <w:pStyle w:val="ListBullet"/>
+      </w:pPr>
+      <w:r>
+        <w:t>Hint if needed: Use the changed condition and the deciding step in the pictorial trace. The answer must say what follows from those facts.</w:t>
+      </w:r>
+    </w:p>
+    <w:p>
+      <w:pPr>
+        <w:pStyle w:val="Heading2"/>
+      </w:pPr>
+      <w:r>
+        <w:t>Check after the changed attempt · reference / check after trying</w:t>
+      </w:r>
+    </w:p>
+    <w:p>
+      <w:pPr>
+        <w:spacing w:line="336" w:lineRule="auto" w:after="180"/>
+      </w:pPr>
+      <w:r>
+        <w:rPr>
+          <w:b w:val="0"/>
+        </w:rPr>
+        <w:t>After your attempt, compare with the supported explanation: The cutoff becomes 0.005, and only 0.004 among the listed values still rejects.</w:t>
+      </w:r>
+    </w:p>
+    <w:p>
+      <w:pPr>
+        <w:spacing w:line="336" w:lineRule="auto" w:after="180"/>
+      </w:pPr>
+      <w:r>
+        <w:rPr>
+          <w:b w:val="0"/>
+        </w:rPr>
+        <w:t>The error allowance is divided among ten tests; all ten results must be reported, including the four not supplied here.</w:t>
+      </w:r>
+    </w:p>
+    <w:p>
+      <w:pPr>
+        <w:pStyle w:val="Heading2"/>
+      </w:pPr>
+      <w:r>
+        <w:t>Repair and retain the record</w:t>
+      </w:r>
+    </w:p>
+    <w:p>
+      <w:pPr>
+        <w:spacing w:line="336" w:lineRule="auto" w:after="180"/>
+      </w:pPr>
+      <w:r>
+        <w:rPr>
+          <w:b w:val="0"/>
+        </w:rPr>
+        <w:t xml:space="preserve">Review Statistical tests and assumptions (ai-7/14). Goal: Explain the </w:t>
       </w:r>
       <w:r>
         <w:rPr>
@@ -3245,57 +5085,109 @@
         <w:rPr>
           <w:b w:val="0"/>
         </w:rPr>
-        <w:t xml:space="preserve"> and terminology of </w:t>
+        <w:t xml:space="preserve"> and terminology of statistical tests and assumptions. Short practice: Calculate each paired difference and the observed sum.</w:t>
+      </w:r>
+    </w:p>
+    <w:p>
+      <w:pPr>
+        <w:spacing w:line="336" w:lineRule="auto" w:after="180"/>
+      </w:pPr>
+      <w:r>
+        <w:rPr>
+          <w:b w:val="0"/>
+        </w:rPr>
+        <w:t>Count null arrangements with absolute sum at least four, compute p, and explain the decision at threshold 0.05.. Return to this week and explain what you changed.</w:t>
+      </w:r>
+    </w:p>
+    <w:p>
+      <w:pPr>
+        <w:spacing w:line="336" w:lineRule="auto" w:after="180"/>
+      </w:pPr>
+      <w:r>
+        <w:rPr>
+          <w:b w:val="0"/>
+        </w:rPr>
+        <w:t xml:space="preserve">Review Uncertainty intervals (ai-7/12). Goal: Explain the </w:t>
       </w:r>
       <w:r>
         <w:rPr>
           <w:b/>
         </w:rPr>
-        <w:t>multiple comparisons</w:t>
-      </w:r>
-    </w:p>
-    <w:p>
-      <w:pPr>
-        <w:pStyle w:val="Heading3"/>
-      </w:pPr>
-      <w:r>
-        <w:t>My deciding step, evidence and one remaining question</w:t>
-      </w:r>
-    </w:p>
-    <w:p>
-      <w:r>
-        <w:t>________________________________________________________________</w:t>
-      </w:r>
-    </w:p>
-    <w:p>
-      <w:r>
-        <w:t>________________________________________________________________</w:t>
-      </w:r>
-    </w:p>
-    <w:p>
-      <w:r>
-        <w:t>________________________________________________________________</w:t>
-      </w:r>
-    </w:p>
-    <w:p>
-      <w:r>
-        <w:t>________________________________________________________________</w:t>
-      </w:r>
-    </w:p>
-    <w:p>
-      <w:r>
-        <w:t>________________________________________________________________</w:t>
-      </w:r>
-    </w:p>
-    <w:p>
-      <w:pPr>
-        <w:spacing w:line="336" w:lineRule="auto" w:after="180"/>
-      </w:pPr>
+        <w:t>mechanism</w:t>
+      </w:r>
       <w:r>
         <w:rPr>
           <w:b w:val="0"/>
         </w:rPr>
-        <w:t xml:space="preserve">If you are unsure, return to the worked picture and explain one arrow. If you are ready, change an </w:t>
+        <w:t xml:space="preserve"> and terminology of uncertainty intervals. Short practice: Locate -0.8 and zero relative to the supplied interval [-1.4,-0.2].</w:t>
+      </w:r>
+    </w:p>
+    <w:p>
+      <w:pPr>
+        <w:spacing w:line="336" w:lineRule="auto" w:after="180"/>
+      </w:pPr>
+      <w:r>
+        <w:rPr>
+          <w:b w:val="0"/>
+        </w:rPr>
+        <w:t>Interpret the sign and confidence-method meaning, then describe what changes with interval [-1.4,0.3].. Return to this week and explain what you changed.</w:t>
+      </w:r>
+    </w:p>
+    <w:p>
+      <w:pPr>
+        <w:spacing w:line="336" w:lineRule="auto" w:after="180"/>
+      </w:pPr>
+      <w:r>
+        <w:rPr>
+          <w:b w:val="0"/>
+        </w:rPr>
+        <w:t xml:space="preserve">Review Experimental units and independence (ai-7/9). Goal: Explain the </w:t>
+      </w:r>
+      <w:r>
+        <w:rPr>
+          <w:b/>
+        </w:rPr>
+        <w:t>mechanism</w:t>
+      </w:r>
+      <w:r>
+        <w:rPr>
+          <w:b w:val="0"/>
+        </w:rPr>
+        <w:t xml:space="preserve"> and terminology of experimental units and independence. Short practice: Count independent plants and photo views.</w:t>
+      </w:r>
+    </w:p>
+    <w:p>
+      <w:pPr>
+        <w:spacing w:line="336" w:lineRule="auto" w:after="180"/>
+      </w:pPr>
+      <w:r>
+        <w:rPr>
+          <w:b w:val="0"/>
+        </w:rPr>
+        <w:t>Construct the stated group-correct split, then explain why placing a P1 view in evaluation creates leakage for the new-plant goal.. Return to this week and explain what you changed.</w:t>
+      </w:r>
+    </w:p>
+    <w:p>
+      <w:pPr>
+        <w:spacing w:line="336" w:lineRule="auto" w:after="180"/>
+      </w:pPr>
+      <w:r>
+        <w:rPr>
+          <w:b w:val="0"/>
+        </w:rPr>
+        <w:t xml:space="preserve">The browser lab lets you edit the supported Python examples already included in this lesson. Predict first, run, inspect the actual </w:t>
+      </w:r>
+      <w:r>
+        <w:rPr>
+          <w:b/>
+        </w:rPr>
+        <w:t>output</w:t>
+      </w:r>
+      <w:r>
+        <w:rPr>
+          <w:b w:val="0"/>
+        </w:rPr>
+        <w:t xml:space="preserve"> or error, change one </w:t>
       </w:r>
       <w:r>
         <w:rPr>
@@ -3307,7 +5199,18 @@
         <w:rPr>
           <w:b w:val="0"/>
         </w:rPr>
-        <w:t xml:space="preserve"> or assumption and justify your </w:t>
+        <w:t>, then run again.</w:t>
+      </w:r>
+    </w:p>
+    <w:p>
+      <w:pPr>
+        <w:spacing w:line="336" w:lineRule="auto" w:after="180"/>
+      </w:pPr>
+      <w:r>
+        <w:rPr>
+          <w:b w:val="0"/>
+        </w:rPr>
+        <w:t xml:space="preserve">Keep code, </w:t>
       </w:r>
       <w:r>
         <w:rPr>
@@ -3319,7 +5222,7 @@
         <w:rPr>
           <w:b w:val="0"/>
         </w:rPr>
-        <w:t>.</w:t>
+        <w:t>s, actual results and a reasoned revision together. On paper, label your result as a trace rather than an execution.</w:t>
       </w:r>
     </w:p>
     <w:p>
@@ -3330,7 +5233,7 @@
         <w:rPr>
           <w:b w:val="0"/>
         </w:rPr>
-        <w:t xml:space="preserve">Save your workbook </w:t>
+        <w:t xml:space="preserve">Use Download completed work in the hosted lesson to export your answers, reflections, practice feedback and code-run </w:t>
       </w:r>
       <w:r>
         <w:rPr>
@@ -3342,20 +5245,26 @@
         <w:rPr>
           <w:b w:val="0"/>
         </w:rPr>
-        <w:t>. At the next review, try a different case before opening your old answer.</w:t>
-      </w:r>
-    </w:p>
-    <w:p>
-      <w:pPr>
-        <w:pStyle w:val="Heading1"/>
-      </w:pPr>
-      <w:r>
-        <w:t>17. Supported practice, repair and portfolio</w:t>
-      </w:r>
-    </w:p>
-    <w:p>
-      <w:r>
-        <w:t>Attempt supported questions before using hints or feedback. Review a missing building block, then keep the completed work.</w:t>
+        <w:t>. Open the HTML copy to read or print it.</w:t>
+      </w:r>
+    </w:p>
+    <w:p>
+      <w:pPr>
+        <w:spacing w:line="336" w:lineRule="auto" w:after="180"/>
+      </w:pPr>
+      <w:r>
+        <w:rPr>
+          <w:b w:val="0"/>
+        </w:rPr>
+        <w:t>Drafts stay in this browser when storage is available; clear drafts on a shared device.</w:t>
+      </w:r>
+    </w:p>
+    <w:p>
+      <w:pPr>
+        <w:pStyle w:val="Heading2"/>
+      </w:pPr>
+      <w:r>
+        <w:t>Earlier wording, alternatives and picture transcripts · reference / check after trying</w:t>
       </w:r>
     </w:p>
     <w:p>
@@ -3371,68 +5280,10 @@
     </w:p>
     <w:p>
       <w:pPr>
-        <w:spacing w:line="336" w:lineRule="auto" w:after="180"/>
-      </w:pPr>
-      <w:r>
-        <w:rPr>
-          <w:b w:val="0"/>
-        </w:rPr>
-        <w:t>Six declared prompt comparisons. A team performs six valid hypothesis tests and applies a predeclared Bonferroni familywise threshold.</w:t>
-      </w:r>
-    </w:p>
-    <w:p>
-      <w:pPr>
         <w:pStyle w:val="Heading3"/>
       </w:pPr>
       <w:r>
-        <w:t>Practice 1: explain the deciding evidence</w:t>
-      </w:r>
-    </w:p>
-    <w:p>
-      <w:pPr>
-        <w:spacing w:line="336" w:lineRule="auto" w:after="180"/>
-      </w:pPr>
-      <w:r>
-        <w:rPr>
-          <w:b w:val="0"/>
-        </w:rPr>
-        <w:t>Which labelled step matches this detail? Only 0.004 is below 0.00833; the other five do not reject under this rule.</w:t>
-      </w:r>
-    </w:p>
-    <w:p>
-      <w:pPr>
-        <w:spacing w:line="336" w:lineRule="auto" w:after="180"/>
-        <w:shd w:fill="F4F9FC"/>
-      </w:pPr>
-      <w:r>
-        <w:rPr>
-          <w:b w:val="0"/>
-        </w:rPr>
-        <w:t>1. Apply all six decisions</w:t>
-      </w:r>
-    </w:p>
-    <w:p>
-      <w:pPr>
-        <w:spacing w:line="336" w:lineRule="auto" w:after="180"/>
-        <w:shd w:fill="F4F9FC"/>
-      </w:pPr>
-      <w:r>
-        <w:rPr>
-          <w:b w:val="0"/>
-        </w:rPr>
-        <w:t>2. Compute corrected threshold</w:t>
-      </w:r>
-    </w:p>
-    <w:p>
-      <w:pPr>
-        <w:spacing w:line="336" w:lineRule="auto" w:after="180"/>
-        <w:shd w:fill="F4F9FC"/>
-      </w:pPr>
-      <w:r>
-        <w:rPr>
-          <w:b w:val="0"/>
-        </w:rPr>
-        <w:t>3. Count the planned tests</w:t>
+        <w:t>Repair a missing building block</w:t>
       </w:r>
     </w:p>
     <w:p>
@@ -3440,32 +5291,7 @@
         <w:pStyle w:val="Heading3"/>
       </w:pPr>
       <w:r>
-        <w:t>My selected conclusion, deciding fact and explanation</w:t>
-      </w:r>
-    </w:p>
-    <w:p>
-      <w:r>
-        <w:t>________________________________________________________________</w:t>
-      </w:r>
-    </w:p>
-    <w:p>
-      <w:r>
-        <w:t>________________________________________________________________</w:t>
-      </w:r>
-    </w:p>
-    <w:p>
-      <w:r>
-        <w:t>________________________________________________________________</w:t>
-      </w:r>
-    </w:p>
-    <w:p>
-      <w:r>
-        <w:t>________________________________________________________________</w:t>
-      </w:r>
-    </w:p>
-    <w:p>
-      <w:r>
-        <w:t>________________________________________________________________</w:t>
+        <w:t>Predict, run and debug</w:t>
       </w:r>
     </w:p>
     <w:p>
@@ -3473,472 +5299,25 @@
         <w:pStyle w:val="Heading3"/>
       </w:pPr>
       <w:r>
-        <w:t>Hint · try first</w:t>
-      </w:r>
-    </w:p>
-    <w:p>
-      <w:pPr>
-        <w:spacing w:line="336" w:lineRule="auto" w:after="180"/>
-        <w:shd w:fill="F1F6F8"/>
-      </w:pPr>
-      <w:r>
-        <w:rPr>
-          <w:b w:val="0"/>
-        </w:rPr>
-        <w:t>Hint if needed: Read the steps in the pictorial case. Match the supplied detail to the stage that performs or records it.</w:t>
-      </w:r>
-    </w:p>
-    <w:p>
-      <w:pPr>
-        <w:pStyle w:val="Heading3"/>
-      </w:pPr>
-      <w:r>
-        <w:t>Feedback · compare after trying</w:t>
-      </w:r>
-    </w:p>
-    <w:p>
-      <w:pPr>
-        <w:spacing w:line="336" w:lineRule="auto" w:after="180"/>
-        <w:shd w:fill="F1F6FC"/>
-      </w:pPr>
-      <w:r>
-        <w:rPr>
-          <w:b w:val="0"/>
-        </w:rPr>
-        <w:t>After your attempt, compare with the supported explanation: Apply all six decisions Only 0.004 is below 0.00833; the other five do not reject under this rule.</w:t>
-      </w:r>
-    </w:p>
-    <w:p>
-      <w:pPr>
-        <w:spacing w:line="336" w:lineRule="auto" w:after="180"/>
-        <w:shd w:fill="F1F6FC"/>
-      </w:pPr>
-      <w:r>
-        <w:rPr>
-          <w:b w:val="0"/>
-        </w:rPr>
-        <w:t>Searching many comparisons provides more chances for false positives. Bonferroni divides the error allowance across the declared family; valid individual p-values are required.</w:t>
-      </w:r>
-    </w:p>
-    <w:p>
-      <w:pPr>
-        <w:spacing w:line="336" w:lineRule="auto" w:after="180"/>
-        <w:shd w:fill="F1F6FC"/>
-      </w:pPr>
-      <w:r>
-        <w:rPr>
-          <w:b w:val="0"/>
-        </w:rPr>
-        <w:t>A rejected null is not automatically a large or useful improvement.</w:t>
-      </w:r>
-    </w:p>
-    <w:p>
-      <w:pPr>
-        <w:pStyle w:val="Heading3"/>
-      </w:pPr>
-      <w:r>
-        <w:t>Practice 2: explain the deciding evidence</w:t>
-      </w:r>
-    </w:p>
-    <w:p>
-      <w:pPr>
-        <w:pStyle w:val="Heading3"/>
-      </w:pPr>
-      <w:r>
-        <w:t>Changed case · predict first</w:t>
-      </w:r>
-    </w:p>
-    <w:p>
-      <w:pPr>
-        <w:spacing w:line="336" w:lineRule="auto" w:after="180"/>
-        <w:shd w:fill="F5F1FB"/>
-      </w:pPr>
-      <w:r>
-        <w:rPr>
-          <w:b w:val="0"/>
-        </w:rPr>
-        <w:t>Changed-case practice: The declared family has ten tests instead of six; keep the listed values unchanged. Which conclusion is supported by the supplied facts?</w:t>
-      </w:r>
-    </w:p>
-    <w:p>
-      <w:pPr>
-        <w:spacing w:line="336" w:lineRule="auto" w:after="180"/>
-        <w:shd w:fill="F4F9FC"/>
-      </w:pPr>
-      <w:r>
-        <w:rPr>
-          <w:b w:val="0"/>
-        </w:rPr>
-        <w:t xml:space="preserve">1. This one example guarantees correct results for every future </w:t>
-      </w:r>
-      <w:r>
-        <w:rPr>
-          <w:b/>
-        </w:rPr>
-        <w:t>input</w:t>
-      </w:r>
-      <w:r>
-        <w:rPr>
-          <w:b w:val="0"/>
-        </w:rPr>
-        <w:t>.</w:t>
-      </w:r>
-    </w:p>
-    <w:p>
-      <w:pPr>
-        <w:spacing w:line="336" w:lineRule="auto" w:after="180"/>
-        <w:shd w:fill="F4F9FC"/>
-      </w:pPr>
-      <w:r>
-        <w:rPr>
-          <w:b w:val="0"/>
-        </w:rPr>
-        <w:t xml:space="preserve">2. We can decide the result without examining the changed </w:t>
-      </w:r>
-      <w:r>
-        <w:rPr>
-          <w:b/>
-        </w:rPr>
-        <w:t>input</w:t>
-      </w:r>
-      <w:r>
-        <w:rPr>
-          <w:b w:val="0"/>
-        </w:rPr>
-        <w:t xml:space="preserve"> or the procedure.</w:t>
-      </w:r>
-    </w:p>
-    <w:p>
-      <w:pPr>
-        <w:spacing w:line="336" w:lineRule="auto" w:after="180"/>
-        <w:shd w:fill="F4F9FC"/>
-      </w:pPr>
-      <w:r>
-        <w:rPr>
-          <w:b w:val="0"/>
-        </w:rPr>
-        <w:t>3. The cutoff becomes 0.005, and only 0.004 among the listed values still rejects.</w:t>
-      </w:r>
-    </w:p>
-    <w:p>
-      <w:pPr>
-        <w:pStyle w:val="Heading3"/>
-      </w:pPr>
-      <w:r>
-        <w:t>My selected conclusion, deciding fact and explanation</w:t>
-      </w:r>
-    </w:p>
-    <w:p>
-      <w:r>
-        <w:t>________________________________________________________________</w:t>
-      </w:r>
-    </w:p>
-    <w:p>
-      <w:r>
-        <w:t>________________________________________________________________</w:t>
-      </w:r>
-    </w:p>
-    <w:p>
-      <w:r>
-        <w:t>________________________________________________________________</w:t>
-      </w:r>
-    </w:p>
-    <w:p>
-      <w:r>
-        <w:t>________________________________________________________________</w:t>
-      </w:r>
-    </w:p>
-    <w:p>
-      <w:r>
-        <w:t>________________________________________________________________</w:t>
-      </w:r>
-    </w:p>
-    <w:p>
-      <w:pPr>
-        <w:pStyle w:val="Heading3"/>
-      </w:pPr>
-      <w:r>
-        <w:t>Hint · try first</w:t>
-      </w:r>
-    </w:p>
-    <w:p>
-      <w:pPr>
-        <w:spacing w:line="336" w:lineRule="auto" w:after="180"/>
-        <w:shd w:fill="F1F6F8"/>
-      </w:pPr>
-      <w:r>
-        <w:rPr>
-          <w:b w:val="0"/>
-        </w:rPr>
-        <w:t>Hint if needed: Use the changed condition and the deciding step in the pictorial trace. The answer must say what follows from those facts.</w:t>
-      </w:r>
-    </w:p>
-    <w:p>
-      <w:pPr>
-        <w:pStyle w:val="Heading3"/>
-      </w:pPr>
-      <w:r>
-        <w:t>Feedback · compare after trying</w:t>
-      </w:r>
-    </w:p>
-    <w:p>
-      <w:pPr>
-        <w:spacing w:line="336" w:lineRule="auto" w:after="180"/>
-        <w:shd w:fill="F1F6FC"/>
-      </w:pPr>
-      <w:r>
-        <w:rPr>
-          <w:b w:val="0"/>
-        </w:rPr>
-        <w:t>After your attempt, compare with the supported explanation: The cutoff becomes 0.005, and only 0.004 among the listed values still rejects.</w:t>
-      </w:r>
-    </w:p>
-    <w:p>
-      <w:pPr>
-        <w:spacing w:line="336" w:lineRule="auto" w:after="180"/>
-        <w:shd w:fill="F1F6FC"/>
-      </w:pPr>
-      <w:r>
-        <w:rPr>
-          <w:b w:val="0"/>
-        </w:rPr>
-        <w:t>The error allowance is divided among ten tests; all ten results must be reported, including the four not supplied here.</w:t>
-      </w:r>
-    </w:p>
-    <w:p>
-      <w:pPr>
-        <w:pStyle w:val="Heading3"/>
-      </w:pPr>
-      <w:r>
-        <w:t>Repair a missing building block</w:t>
-      </w:r>
-    </w:p>
-    <w:p>
-      <w:pPr>
-        <w:spacing w:line="336" w:lineRule="auto" w:after="180"/>
-      </w:pPr>
-      <w:r>
-        <w:rPr>
-          <w:b w:val="0"/>
-        </w:rPr>
-        <w:t xml:space="preserve">Review Statistical tests and assumptions (ai-7/14). Goal: Explain the </w:t>
-      </w:r>
-      <w:r>
-        <w:rPr>
-          <w:b/>
-        </w:rPr>
-        <w:t>mechanism</w:t>
-      </w:r>
-      <w:r>
-        <w:rPr>
-          <w:b w:val="0"/>
-        </w:rPr>
-        <w:t xml:space="preserve"> and terminology of statistical tests and assumptions. Short practice: Calculate each paired difference and the observed sum.</w:t>
-      </w:r>
-    </w:p>
-    <w:p>
-      <w:pPr>
-        <w:spacing w:line="336" w:lineRule="auto" w:after="180"/>
-      </w:pPr>
-      <w:r>
-        <w:rPr>
-          <w:b w:val="0"/>
-        </w:rPr>
-        <w:t>Count null arrangements with absolute sum at least four, compute p, and explain the decision at threshold 0.05.. Return to this week and explain what you changed.</w:t>
-      </w:r>
-    </w:p>
-    <w:p>
-      <w:pPr>
-        <w:spacing w:line="336" w:lineRule="auto" w:after="180"/>
-      </w:pPr>
-      <w:r>
-        <w:rPr>
-          <w:b w:val="0"/>
-        </w:rPr>
-        <w:t xml:space="preserve">Review Uncertainty intervals (ai-7/12). Goal: Explain the </w:t>
-      </w:r>
-      <w:r>
-        <w:rPr>
-          <w:b/>
-        </w:rPr>
-        <w:t>mechanism</w:t>
-      </w:r>
-      <w:r>
-        <w:rPr>
-          <w:b w:val="0"/>
-        </w:rPr>
-        <w:t xml:space="preserve"> and terminology of uncertainty intervals. Short practice: Locate -0.8 and zero relative to the supplied interval [-1.4,-0.2].</w:t>
-      </w:r>
-    </w:p>
-    <w:p>
-      <w:pPr>
-        <w:spacing w:line="336" w:lineRule="auto" w:after="180"/>
-      </w:pPr>
-      <w:r>
-        <w:rPr>
-          <w:b w:val="0"/>
-        </w:rPr>
-        <w:t>Interpret the sign and confidence-method meaning, then describe what changes with interval [-1.4,0.3].. Return to this week and explain what you changed.</w:t>
-      </w:r>
-    </w:p>
-    <w:p>
-      <w:pPr>
-        <w:spacing w:line="336" w:lineRule="auto" w:after="180"/>
-      </w:pPr>
-      <w:r>
-        <w:rPr>
-          <w:b w:val="0"/>
-        </w:rPr>
-        <w:t xml:space="preserve">Review Experimental units and independence (ai-7/9). Goal: Explain the </w:t>
-      </w:r>
-      <w:r>
-        <w:rPr>
-          <w:b/>
-        </w:rPr>
-        <w:t>mechanism</w:t>
-      </w:r>
-      <w:r>
-        <w:rPr>
-          <w:b w:val="0"/>
-        </w:rPr>
-        <w:t xml:space="preserve"> and terminology of experimental units and independence. Short practice: Count independent plants and photo views.</w:t>
-      </w:r>
-    </w:p>
-    <w:p>
-      <w:pPr>
-        <w:spacing w:line="336" w:lineRule="auto" w:after="180"/>
-      </w:pPr>
-      <w:r>
-        <w:rPr>
-          <w:b w:val="0"/>
-        </w:rPr>
-        <w:t>Construct the stated group-correct split, then explain why placing a P1 view in evaluation creates leakage for the new-plant goal.. Return to this week and explain what you changed.</w:t>
-      </w:r>
-    </w:p>
-    <w:p>
-      <w:pPr>
-        <w:pStyle w:val="Heading3"/>
-      </w:pPr>
-      <w:r>
-        <w:t>Predict, run and debug</w:t>
-      </w:r>
-    </w:p>
-    <w:p>
-      <w:pPr>
-        <w:spacing w:line="336" w:lineRule="auto" w:after="180"/>
-      </w:pPr>
-      <w:r>
-        <w:rPr>
-          <w:b w:val="0"/>
-        </w:rPr>
-        <w:t xml:space="preserve">The browser lab lets you edit the supported Python examples already included in this lesson. Predict first, run, inspect the actual </w:t>
-      </w:r>
-      <w:r>
-        <w:rPr>
-          <w:b/>
-        </w:rPr>
-        <w:t>output</w:t>
-      </w:r>
-      <w:r>
-        <w:rPr>
-          <w:b w:val="0"/>
-        </w:rPr>
-        <w:t xml:space="preserve"> or error, change one </w:t>
-      </w:r>
-      <w:r>
-        <w:rPr>
-          <w:b/>
-        </w:rPr>
-        <w:t>input</w:t>
-      </w:r>
-      <w:r>
-        <w:rPr>
-          <w:b w:val="0"/>
-        </w:rPr>
-        <w:t>, then run again.</w:t>
-      </w:r>
-    </w:p>
-    <w:p>
-      <w:pPr>
-        <w:spacing w:line="336" w:lineRule="auto" w:after="180"/>
-      </w:pPr>
-      <w:r>
-        <w:rPr>
-          <w:b w:val="0"/>
-        </w:rPr>
-        <w:t xml:space="preserve">Keep code, </w:t>
-      </w:r>
-      <w:r>
-        <w:rPr>
-          <w:b/>
-        </w:rPr>
-        <w:t>prediction</w:t>
-      </w:r>
-      <w:r>
-        <w:rPr>
-          <w:b w:val="0"/>
-        </w:rPr>
-        <w:t>s, actual results and a reasoned revision together. On paper, label your result as a trace rather than an execution.</w:t>
-      </w:r>
-    </w:p>
-    <w:p>
-      <w:pPr>
-        <w:pStyle w:val="Heading3"/>
-      </w:pPr>
-      <w:r>
         <w:t>Keep your completed work</w:t>
       </w:r>
     </w:p>
     <w:p>
       <w:pPr>
-        <w:spacing w:line="336" w:lineRule="auto" w:after="180"/>
-      </w:pPr>
-      <w:r>
-        <w:rPr>
-          <w:b w:val="0"/>
-        </w:rPr>
-        <w:t xml:space="preserve">Use Download completed work in the hosted lesson to export your answers, reflections, practice feedback and code-run </w:t>
-      </w:r>
-      <w:r>
-        <w:rPr>
-          <w:b/>
-        </w:rPr>
-        <w:t>evidence</w:t>
-      </w:r>
-      <w:r>
-        <w:rPr>
-          <w:b w:val="0"/>
-        </w:rPr>
-        <w:t>. Open the HTML copy to read or print it.</w:t>
-      </w:r>
-    </w:p>
-    <w:p>
-      <w:pPr>
-        <w:spacing w:line="336" w:lineRule="auto" w:after="180"/>
-      </w:pPr>
-      <w:r>
-        <w:rPr>
-          <w:b w:val="0"/>
-        </w:rPr>
-        <w:t>Drafts stay in this browser when storage is available; clear drafts on a shared device.</w:t>
-      </w:r>
-    </w:p>
-    <w:p>
-      <w:pPr>
         <w:pStyle w:val="Heading1"/>
       </w:pPr>
       <w:r>
-        <w:t>18. Visual concept journey</w:t>
-      </w:r>
-    </w:p>
-    <w:p>
-      <w:r>
-        <w:t>Explain each Multiple comparisons graphic using its labels, deciding evidence and relevant limitation.</w:t>
-      </w:r>
-    </w:p>
-    <w:p>
-      <w:pPr>
-        <w:pStyle w:val="Heading3"/>
+        <w:t>18. Reference · Six-picture concept journey</w:t>
+      </w:r>
+    </w:p>
+    <w:p>
+      <w:r>
+        <w:t>Choose the picture that supports the current explanation.</w:t>
+      </w:r>
+    </w:p>
+    <w:p>
+      <w:pPr>
+        <w:pStyle w:val="Heading2"/>
       </w:pPr>
       <w:r>
         <w:t>01. Multiple comparisons: the case</w:t>
@@ -3949,7 +5328,7 @@
         <w:drawing>
           <wp:inline xmlns:a="http://schemas.openxmlformats.org/drawingml/2006/main" xmlns:pic="http://schemas.openxmlformats.org/drawingml/2006/picture">
             <wp:extent cx="5486400" cy="2834640"/>
-            <wp:docPr id="3" name="Picture 3" descr="Six declared prompt comparisons. A team performs six valid hypothesis tests and applies a predeclared Bonferroni familywise threshold. Supplied facts: Familywise alpha=0.05. Supplied unadjusted p-values are 0.004,0.012,0.02,0.08,0.4,0.9. These values are stipulated, not calculated from invented data."/>
+            <wp:docPr id="6" name="Picture 6" descr="Six declared prompt comparisons. A team performs six valid hypothesis tests and applies a predeclared Bonferroni familywise threshold. Supplied facts: Familywise alpha=0.05. Supplied unadjusted p-values are 0.004,0.012,0.02,0.08,0.4,0.9. These values are stipulated, not calculated from invented data."/>
             <wp:cNvGraphicFramePr>
               <a:graphicFrameLocks noChangeAspect="1"/>
             </wp:cNvGraphicFramePr>
@@ -3961,7 +5340,7 @@
                     <pic:cNvPicPr/>
                   </pic:nvPicPr>
                   <pic:blipFill>
-                    <a:blip r:embed="rId11"/>
+                    <a:blip r:embed="rId14"/>
                     <a:stretch>
                       <a:fillRect/>
                     </a:stretch>
@@ -4005,7 +5384,6 @@
     <w:p>
       <w:pPr>
         <w:spacing w:line="336" w:lineRule="auto" w:after="180"/>
-        <w:shd w:fill="F5F1FB"/>
       </w:pPr>
       <w:r>
         <w:rPr>
@@ -4016,7 +5394,7 @@
     </w:p>
     <w:p>
       <w:pPr>
-        <w:pStyle w:val="Heading3"/>
+        <w:pStyle w:val="Heading2"/>
       </w:pPr>
       <w:r>
         <w:t>02. Follow the deciding steps</w:t>
@@ -4027,7 +5405,7 @@
         <w:drawing>
           <wp:inline xmlns:a="http://schemas.openxmlformats.org/drawingml/2006/main" xmlns:pic="http://schemas.openxmlformats.org/drawingml/2006/picture">
             <wp:extent cx="5486400" cy="3182112"/>
-            <wp:docPr id="4" name="Picture 4" descr="Count the planned tests: There are six tests in the declared family. → Compute corrected threshold: 0.05/6 is about 0.00833 for each test. → Apply all six decisions: Only 0.004 is below 0.00833; the other five do not reject under this rule."/>
+            <wp:docPr id="7" name="Picture 7" descr="Count the planned tests: There are six tests in the declared family. → Compute corrected threshold: 0.05/6 is about 0.00833 for each test. → Apply all six decisions: Only 0.004 is below 0.00833; the other five do not reject under this rule."/>
             <wp:cNvGraphicFramePr>
               <a:graphicFrameLocks noChangeAspect="1"/>
             </wp:cNvGraphicFramePr>
@@ -4039,7 +5417,7 @@
                     <pic:cNvPicPr/>
                   </pic:nvPicPr>
                   <pic:blipFill>
-                    <a:blip r:embed="rId12"/>
+                    <a:blip r:embed="rId10"/>
                     <a:stretch>
                       <a:fillRect/>
                     </a:stretch>
@@ -4072,7 +5450,6 @@
     <w:p>
       <w:pPr>
         <w:spacing w:line="336" w:lineRule="auto" w:after="180"/>
-        <w:shd w:fill="F5F1FB"/>
       </w:pPr>
       <w:r>
         <w:rPr>
@@ -4095,7 +5472,7 @@
     </w:p>
     <w:p>
       <w:pPr>
-        <w:pStyle w:val="Heading3"/>
+        <w:pStyle w:val="Heading2"/>
       </w:pPr>
       <w:r>
         <w:t>03. Supplied p-values and six-test decisions</w:t>
@@ -4106,7 +5483,7 @@
         <w:drawing>
           <wp:inline xmlns:a="http://schemas.openxmlformats.org/drawingml/2006/main" xmlns:pic="http://schemas.openxmlformats.org/drawingml/2006/picture">
             <wp:extent cx="5486400" cy="3938016"/>
-            <wp:docPr id="5" name="Picture 5" descr="Supplied p-values and six-test decisions. Test 1: Supplied p = 0.004, At cutoff 0.00833 = Reject. Test 2: Supplied p = 0.012, At cutoff 0.00833 = Do not reject. Test 3: Supplied p = 0.02, At cutoff 0.00833 = Do not reject. Test 4: Supplied p = 0.08, At cutoff 0.00833 = Do not reject. Test 5: Supplied p = 0.4, At cutoff 0.00833 = Do not reject. Test 6: Supplied p = 0.9, At cutoff 0.00833 = Do not reject."/>
+            <wp:docPr id="8" name="Picture 8" descr="Supplied p-values and six-test decisions. Test 1: Supplied p = 0.004, At cutoff 0.00833 = Reject. Test 2: Supplied p = 0.012, At cutoff 0.00833 = Do not reject. Test 3: Supplied p = 0.02, At cutoff 0.00833 = Do not reject. Test 4: Supplied p = 0.08, At cutoff 0.00833 = Do not reject. Test 5: Supplied p = 0.4, At cutoff 0.00833 = Do not reject. Test 6: Supplied p = 0.9, At cutoff 0.00833 = Do not reject."/>
             <wp:cNvGraphicFramePr>
               <a:graphicFrameLocks noChangeAspect="1"/>
             </wp:cNvGraphicFramePr>
@@ -4118,7 +5495,7 @@
                     <pic:cNvPicPr/>
                   </pic:nvPicPr>
                   <pic:blipFill>
-                    <a:blip r:embed="rId13"/>
+                    <a:blip r:embed="rId15"/>
                     <a:stretch>
                       <a:fillRect/>
                     </a:stretch>
@@ -4162,7 +5539,6 @@
     <w:p>
       <w:pPr>
         <w:spacing w:line="336" w:lineRule="auto" w:after="180"/>
-        <w:shd w:fill="F5F1FB"/>
       </w:pPr>
       <w:r>
         <w:rPr>
@@ -4173,7 +5549,7 @@
     </w:p>
     <w:p>
       <w:pPr>
-        <w:pStyle w:val="Heading3"/>
+        <w:pStyle w:val="Heading2"/>
       </w:pPr>
       <w:r>
         <w:t>04. Change one thing. Trace what follows.</w:t>
@@ -4184,7 +5560,7 @@
         <w:drawing>
           <wp:inline xmlns:a="http://schemas.openxmlformats.org/drawingml/2006/main" xmlns:pic="http://schemas.openxmlformats.org/drawingml/2006/picture">
             <wp:extent cx="5486400" cy="3179064"/>
-            <wp:docPr id="6" name="Picture 6" descr="Original case: Only 0.004 is below 0.00833; the other five do not reject under this rule. Changed condition: The declared family has ten tests instead of six; keep the listed values unchanged. Expected result: The cutoff becomes 0.005, and only 0.004 among the listed values still rejects. Reason: The error allowance is divided among ten tests; all ten results must be reported, including the four not supplied here."/>
+            <wp:docPr id="9" name="Picture 9" descr="Original case: Only 0.004 is below 0.00833; the other five do not reject under this rule. Changed condition: The declared family has ten tests instead of six; keep the listed values unchanged. Expected result: The cutoff becomes 0.005, and only 0.004 among the listed values still rejects. Reason: The error allowance is divided among ten tests; all ten results must be reported, including the four not supplied here."/>
             <wp:cNvGraphicFramePr>
               <a:graphicFrameLocks noChangeAspect="1"/>
             </wp:cNvGraphicFramePr>
@@ -4196,7 +5572,7 @@
                     <pic:cNvPicPr/>
                   </pic:nvPicPr>
                   <pic:blipFill>
-                    <a:blip r:embed="rId14"/>
+                    <a:blip r:embed="rId11"/>
                     <a:stretch>
                       <a:fillRect/>
                     </a:stretch>
@@ -4240,7 +5616,6 @@
     <w:p>
       <w:pPr>
         <w:spacing w:line="336" w:lineRule="auto" w:after="180"/>
-        <w:shd w:fill="F5F1FB"/>
       </w:pPr>
       <w:r>
         <w:rPr>
@@ -4251,7 +5626,7 @@
     </w:p>
     <w:p>
       <w:pPr>
-        <w:pStyle w:val="Heading3"/>
+        <w:pStyle w:val="Heading2"/>
       </w:pPr>
       <w:r>
         <w:t>05. Connect the explanation to its limit</w:t>
@@ -4262,7 +5637,7 @@
         <w:drawing>
           <wp:inline xmlns:a="http://schemas.openxmlformats.org/drawingml/2006/main" xmlns:pic="http://schemas.openxmlformats.org/drawingml/2006/picture">
             <wp:extent cx="5486400" cy="2834640"/>
-            <wp:docPr id="7" name="Picture 7" descr="Searching many comparisons provides more chances for false positives. Bonferroni divides the error allowance across the declared family; valid individual p-values are required. A rejected null is not automatically a large or useful improvement. Limit: No effect size or real data is supplied. Bonferroni can be conservative and cannot repair invalid p-values or undisclosed outcome-driven test selection."/>
+            <wp:docPr id="10" name="Picture 10" descr="Searching many comparisons provides more chances for false positives. Bonferroni divides the error allowance across the declared family; valid individual p-values are required. A rejected null is not automatically a large or useful improvement. Limit: No effect size or real data is supplied. Bonferroni can be conservative and cannot repair invalid p-values or undisclosed outcome-driven test selection."/>
             <wp:cNvGraphicFramePr>
               <a:graphicFrameLocks noChangeAspect="1"/>
             </wp:cNvGraphicFramePr>
@@ -4274,7 +5649,7 @@
                     <pic:cNvPicPr/>
                   </pic:nvPicPr>
                   <pic:blipFill>
-                    <a:blip r:embed="rId15"/>
+                    <a:blip r:embed="rId16"/>
                     <a:stretch>
                       <a:fillRect/>
                     </a:stretch>
@@ -4329,7 +5704,6 @@
     <w:p>
       <w:pPr>
         <w:spacing w:line="336" w:lineRule="auto" w:after="180"/>
-        <w:shd w:fill="F5F1FB"/>
       </w:pPr>
       <w:r>
         <w:rPr>
@@ -4340,7 +5714,7 @@
     </w:p>
     <w:p>
       <w:pPr>
-        <w:pStyle w:val="Heading3"/>
+        <w:pStyle w:val="Heading2"/>
       </w:pPr>
       <w:r>
         <w:t>06. Make the idea visible in your project</w:t>
@@ -4351,7 +5725,7 @@
         <w:drawing>
           <wp:inline xmlns:a="http://schemas.openxmlformats.org/drawingml/2006/main" xmlns:pic="http://schemas.openxmlformats.org/drawingml/2006/picture">
             <wp:extent cx="5486400" cy="3681984"/>
-            <wp:docPr id="8" name="Picture 8" descr="For the Reproducible AI Research Study, retain an annotated worked trace and the changed-case reasoning. Connect the claim to its records, units and assumptions so another investigator can challenge or reproduce it. Draw your input, deciding step, result and limit. Supported question: Calculate the six-test cutoff and identify which supplied p-values reject. Why must the team count every planned comparison rather than report only its smallest p-value?"/>
+            <wp:docPr id="11" name="Picture 11" descr="For the Reproducible AI Research Study, retain an annotated worked trace and the changed-case reasoning. Connect the claim to its records, units and assumptions so another investigator can challenge or reproduce it. Draw your input, deciding step, result and limit. Supported question: Calculate the six-test cutoff and identify which supplied p-values reject. Why must the team count every planned comparison rather than report only its smallest p-value?"/>
             <wp:cNvGraphicFramePr>
               <a:graphicFrameLocks noChangeAspect="1"/>
             </wp:cNvGraphicFramePr>
@@ -4363,7 +5737,7 @@
                     <pic:cNvPicPr/>
                   </pic:nvPicPr>
                   <pic:blipFill>
-                    <a:blip r:embed="rId16"/>
+                    <a:blip r:embed="rId17"/>
                     <a:stretch>
                       <a:fillRect/>
                     </a:stretch>
@@ -4430,7 +5804,6 @@
     <w:p>
       <w:pPr>
         <w:spacing w:line="336" w:lineRule="auto" w:after="180"/>
-        <w:shd w:fill="F5F1FB"/>
       </w:pPr>
       <w:r>
         <w:rPr>
@@ -4449,6 +5822,62 @@
           <w:b w:val="0"/>
         </w:rPr>
         <w:t>.</w:t>
+      </w:r>
+    </w:p>
+    <w:p>
+      <w:pPr>
+        <w:pStyle w:val="Heading2"/>
+      </w:pPr>
+      <w:r>
+        <w:t>Earlier wording, alternatives and picture transcripts · reference / check after trying</w:t>
+      </w:r>
+    </w:p>
+    <w:p>
+      <w:pPr>
+        <w:pStyle w:val="Heading3"/>
+      </w:pPr>
+      <w:r>
+        <w:t>01. Multiple comparisons: the case</w:t>
+      </w:r>
+    </w:p>
+    <w:p>
+      <w:pPr>
+        <w:pStyle w:val="Heading3"/>
+      </w:pPr>
+      <w:r>
+        <w:t>02. Follow the deciding steps</w:t>
+      </w:r>
+    </w:p>
+    <w:p>
+      <w:pPr>
+        <w:pStyle w:val="Heading3"/>
+      </w:pPr>
+      <w:r>
+        <w:t>03. Supplied p-values and six-test decisions</w:t>
+      </w:r>
+    </w:p>
+    <w:p>
+      <w:pPr>
+        <w:pStyle w:val="Heading3"/>
+      </w:pPr>
+      <w:r>
+        <w:t>04. Change one thing. Trace what follows.</w:t>
+      </w:r>
+    </w:p>
+    <w:p>
+      <w:pPr>
+        <w:pStyle w:val="Heading3"/>
+      </w:pPr>
+      <w:r>
+        <w:t>05. Connect the explanation to its limit</w:t>
+      </w:r>
+    </w:p>
+    <w:p>
+      <w:pPr>
+        <w:pStyle w:val="Heading3"/>
+      </w:pPr>
+      <w:r>
+        <w:t>06. Make the idea visible in your project</w:t>
       </w:r>
     </w:p>
     <w:sectPr>
